--- a/dosyalar/sinavlar/10-sinif/arapca-10-2d2y-klasik.docx
+++ b/dosyalar/sinavlar/10-sinif/arapca-10-2d2y-klasik.docx
@@ -32,7 +32,7 @@
           </w:tcPr>
           <w:p>
             <w:pPr>
-              <w:spacing w:after="20"/>
+              <w:spacing w:after="8"/>
               <w:jc w:val="center"/>
             </w:pPr>
             <w:r>
@@ -43,15 +43,15 @@
                 <w:i w:val="false"/>
                 <w:iCs w:val="false"/>
                 <w:color w:val="39454F"/>
-                <w:sz w:val="19"/>
-                <w:szCs w:val="19"/>
+                <w:sz w:val="17"/>
+                <w:szCs w:val="17"/>
               </w:rPr>
               <w:t xml:space="preserve">2026-2027 EĞİTİM ÖĞRETİM YILI</w:t>
             </w:r>
           </w:p>
           <w:p>
             <w:pPr>
-              <w:spacing w:after="20"/>
+              <w:spacing w:after="8"/>
               <w:jc w:val="center"/>
             </w:pPr>
             <w:r>
@@ -62,8 +62,8 @@
                 <w:i w:val="false"/>
                 <w:iCs w:val="false"/>
                 <w:color w:val="111111"/>
-                <w:sz w:val="21"/>
-                <w:szCs w:val="21"/>
+                <w:sz w:val="18"/>
+                <w:szCs w:val="18"/>
               </w:rPr>
               <w:t xml:space="preserve">……………………………………………………………… ANADOLU İMAM HATİP LİSESİ</w:t>
             </w:r>
@@ -81,8 +81,8 @@
                 <w:i w:val="false"/>
                 <w:iCs w:val="false"/>
                 <w:color w:val="15222E"/>
-                <w:sz w:val="23"/>
-                <w:szCs w:val="23"/>
+                <w:sz w:val="20"/>
+                <w:szCs w:val="20"/>
               </w:rPr>
               <w:t xml:space="preserve">10. SINIF ARAPÇA DERSİ 2. DÖNEM 2. YAZILI SINAVI</w:t>
             </w:r>
@@ -122,18 +122,18 @@
           </w:tcPr>
           <w:p>
             <w:pPr>
-              <w:spacing w:after="0" w:line="270"/>
-            </w:pPr>
-            <w:r>
-              <w:rPr>
-                <w:rFonts w:ascii="Times New Roman" w:cs="Times New Roman" w:eastAsia="Times New Roman" w:hAnsi="Times New Roman"/>
-                <w:b w:val="false"/>
-                <w:bCs w:val="false"/>
-                <w:i w:val="false"/>
-                <w:iCs w:val="false"/>
-                <w:color w:val="111111"/>
-                <w:sz w:val="20"/>
-                <w:szCs w:val="20"/>
+              <w:spacing w:after="0" w:line="220"/>
+            </w:pPr>
+            <w:r>
+              <w:rPr>
+                <w:rFonts w:ascii="Times New Roman" w:cs="Times New Roman" w:eastAsia="Times New Roman" w:hAnsi="Times New Roman"/>
+                <w:b w:val="false"/>
+                <w:bCs w:val="false"/>
+                <w:i w:val="false"/>
+                <w:iCs w:val="false"/>
+                <w:color w:val="111111"/>
+                <w:sz w:val="17"/>
+                <w:szCs w:val="17"/>
               </w:rPr>
               <w:t xml:space="preserve">Adı Soyadı :  ………………………………………………………</w:t>
             </w:r>
@@ -152,18 +152,18 @@
           </w:tcPr>
           <w:p>
             <w:pPr>
-              <w:spacing w:after="0" w:line="270"/>
-            </w:pPr>
-            <w:r>
-              <w:rPr>
-                <w:rFonts w:ascii="Times New Roman" w:cs="Times New Roman" w:eastAsia="Times New Roman" w:hAnsi="Times New Roman"/>
-                <w:b w:val="false"/>
-                <w:bCs w:val="false"/>
-                <w:i w:val="false"/>
-                <w:iCs w:val="false"/>
-                <w:color w:val="111111"/>
-                <w:sz w:val="20"/>
-                <w:szCs w:val="20"/>
+              <w:spacing w:after="0" w:line="220"/>
+            </w:pPr>
+            <w:r>
+              <w:rPr>
+                <w:rFonts w:ascii="Times New Roman" w:cs="Times New Roman" w:eastAsia="Times New Roman" w:hAnsi="Times New Roman"/>
+                <w:b w:val="false"/>
+                <w:bCs w:val="false"/>
+                <w:i w:val="false"/>
+                <w:iCs w:val="false"/>
+                <w:color w:val="111111"/>
+                <w:sz w:val="17"/>
+                <w:szCs w:val="17"/>
               </w:rPr>
               <w:t xml:space="preserve">Sınıfı :  …………</w:t>
             </w:r>
@@ -182,18 +182,18 @@
           </w:tcPr>
           <w:p>
             <w:pPr>
-              <w:spacing w:after="0" w:line="270"/>
-            </w:pPr>
-            <w:r>
-              <w:rPr>
-                <w:rFonts w:ascii="Times New Roman" w:cs="Times New Roman" w:eastAsia="Times New Roman" w:hAnsi="Times New Roman"/>
-                <w:b w:val="false"/>
-                <w:bCs w:val="false"/>
-                <w:i w:val="false"/>
-                <w:iCs w:val="false"/>
-                <w:color w:val="111111"/>
-                <w:sz w:val="20"/>
-                <w:szCs w:val="20"/>
+              <w:spacing w:after="0" w:line="220"/>
+            </w:pPr>
+            <w:r>
+              <w:rPr>
+                <w:rFonts w:ascii="Times New Roman" w:cs="Times New Roman" w:eastAsia="Times New Roman" w:hAnsi="Times New Roman"/>
+                <w:b w:val="false"/>
+                <w:bCs w:val="false"/>
+                <w:i w:val="false"/>
+                <w:iCs w:val="false"/>
+                <w:color w:val="111111"/>
+                <w:sz w:val="17"/>
+                <w:szCs w:val="17"/>
               </w:rPr>
               <w:t xml:space="preserve">No :  ………</w:t>
             </w:r>
@@ -224,27 +224,27 @@
                 <w:i w:val="false"/>
                 <w:iCs w:val="false"/>
                 <w:color w:val="39454F"/>
-                <w:sz w:val="18"/>
-                <w:szCs w:val="18"/>
+                <w:sz w:val="16"/>
+                <w:szCs w:val="16"/>
               </w:rPr>
               <w:t xml:space="preserve">PUAN</w:t>
             </w:r>
           </w:p>
           <w:p>
             <w:pPr>
-              <w:spacing w:after="40" w:before="60"/>
-              <w:jc w:val="center"/>
-            </w:pPr>
-            <w:r>
-              <w:rPr>
-                <w:rFonts w:ascii="Times New Roman" w:cs="Times New Roman" w:eastAsia="Times New Roman" w:hAnsi="Times New Roman"/>
-                <w:b w:val="false"/>
-                <w:bCs w:val="false"/>
-                <w:i w:val="false"/>
-                <w:iCs w:val="false"/>
-                <w:color w:val="111111"/>
-                <w:sz w:val="24"/>
-                <w:szCs w:val="24"/>
+              <w:spacing w:after="16" w:before="24"/>
+              <w:jc w:val="center"/>
+            </w:pPr>
+            <w:r>
+              <w:rPr>
+                <w:rFonts w:ascii="Times New Roman" w:cs="Times New Roman" w:eastAsia="Times New Roman" w:hAnsi="Times New Roman"/>
+                <w:b w:val="false"/>
+                <w:bCs w:val="false"/>
+                <w:i w:val="false"/>
+                <w:iCs w:val="false"/>
+                <w:color w:val="111111"/>
+                <w:sz w:val="21"/>
+                <w:szCs w:val="21"/>
               </w:rPr>
               <w:t xml:space="preserve"/>
             </w:r>
@@ -252,24 +252,6 @@
         </w:tc>
       </w:tr>
     </w:tbl>
-    <w:p>
-      <w:pPr>
-        <w:spacing w:after="110"/>
-      </w:pPr>
-      <w:r>
-        <w:rPr>
-          <w:rFonts w:ascii="Times New Roman" w:cs="Times New Roman" w:eastAsia="Times New Roman" w:hAnsi="Times New Roman"/>
-          <w:b w:val="false"/>
-          <w:bCs w:val="false"/>
-          <w:i w:val="false"/>
-          <w:iCs w:val="false"/>
-          <w:color w:val="111111"/>
-          <w:sz w:val="21"/>
-          <w:szCs w:val="21"/>
-        </w:rPr>
-        <w:t xml:space="preserve"/>
-      </w:r>
-    </w:p>
     <w:tbl>
       <w:tblPr>
         <w:tblW w:type="dxa" w:w="9864"/>
@@ -300,7 +282,7 @@
           </w:tcPr>
           <w:p>
             <w:pPr>
-              <w:spacing w:after="40"/>
+              <w:spacing w:after="16"/>
             </w:pPr>
             <w:r>
               <w:rPr>
@@ -310,15 +292,15 @@
                 <w:i w:val="false"/>
                 <w:iCs w:val="false"/>
                 <w:color w:val="2B3742"/>
-                <w:sz w:val="18"/>
-                <w:szCs w:val="18"/>
+                <w:sz w:val="16"/>
+                <w:szCs w:val="16"/>
               </w:rPr>
               <w:t xml:space="preserve">AÇIKLAMALAR</w:t>
             </w:r>
           </w:p>
           <w:p>
             <w:pPr>
-              <w:spacing w:after="20" w:line="250"/>
+              <w:spacing w:after="8" w:line="220"/>
               <w:ind w:left="170" w:hanging="170"/>
             </w:pPr>
             <w:r>
@@ -329,15 +311,15 @@
                 <w:i w:val="false"/>
                 <w:iCs w:val="false"/>
                 <w:color w:val="2B3742"/>
-                <w:sz w:val="18"/>
-                <w:szCs w:val="18"/>
+                <w:sz w:val="16"/>
+                <w:szCs w:val="16"/>
               </w:rPr>
               <w:t xml:space="preserve">•  Sınav süresi bir ders saatidir.</w:t>
             </w:r>
           </w:p>
           <w:p>
             <w:pPr>
-              <w:spacing w:after="20" w:line="250"/>
+              <w:spacing w:after="8" w:line="220"/>
               <w:ind w:left="170" w:hanging="170"/>
             </w:pPr>
             <w:r>
@@ -348,15 +330,15 @@
                 <w:i w:val="false"/>
                 <w:iCs w:val="false"/>
                 <w:color w:val="2B3742"/>
-                <w:sz w:val="18"/>
-                <w:szCs w:val="18"/>
+                <w:sz w:val="16"/>
+                <w:szCs w:val="16"/>
               </w:rPr>
               <w:t xml:space="preserve">•  Her sorunun puanı soru sonunda belirtilmiştir.</w:t>
             </w:r>
           </w:p>
           <w:p>
             <w:pPr>
-              <w:spacing w:after="20" w:line="250"/>
+              <w:spacing w:after="8" w:line="220"/>
               <w:ind w:left="170" w:hanging="170"/>
             </w:pPr>
             <w:r>
@@ -367,15 +349,15 @@
                 <w:i w:val="false"/>
                 <w:iCs w:val="false"/>
                 <w:color w:val="2B3742"/>
-                <w:sz w:val="18"/>
-                <w:szCs w:val="18"/>
+                <w:sz w:val="16"/>
+                <w:szCs w:val="16"/>
               </w:rPr>
               <w:t xml:space="preserve">•  Arapça yazarken harekeleri de yazmayı unutmayınız.</w:t>
             </w:r>
           </w:p>
           <w:p>
             <w:pPr>
-              <w:spacing w:after="20" w:line="250"/>
+              <w:spacing w:after="8" w:line="220"/>
               <w:ind w:left="170" w:hanging="170"/>
             </w:pPr>
             <w:r>
@@ -386,8 +368,8 @@
                 <w:i w:val="false"/>
                 <w:iCs w:val="false"/>
                 <w:color w:val="2B3742"/>
-                <w:sz w:val="18"/>
-                <w:szCs w:val="18"/>
+                <w:sz w:val="16"/>
+                <w:szCs w:val="16"/>
               </w:rPr>
               <w:t xml:space="preserve">•  Cevaplarınızı okunaklı yazınız; okunmayan cevaplar değerlendirmeye alınmaz.</w:t>
             </w:r>
@@ -400,7 +382,7 @@
         <w:tabs>
           <w:tab w:val="right" w:pos="9864"/>
         </w:tabs>
-        <w:spacing w:after="90" w:before="220" w:line="280"/>
+        <w:spacing w:after="36" w:before="88" w:line="220"/>
         <w:ind w:left="340" w:hanging="340"/>
       </w:pPr>
       <w:r>
@@ -411,16 +393,16 @@
           <w:i w:val="false"/>
           <w:iCs w:val="false"/>
           <w:color w:val="111111"/>
-          <w:sz w:val="21"/>
-          <w:szCs w:val="21"/>
+          <w:sz w:val="18"/>
+          <w:szCs w:val="18"/>
         </w:rPr>
         <w:t xml:space="preserve">1.</w:t>
       </w:r>
       <w:r>
         <w:rPr>
           <w:rFonts w:ascii="Times New Roman" w:cs="Times New Roman" w:eastAsia="Times New Roman" w:hAnsi="Times New Roman"/>
-          <w:sz w:val="21"/>
-          <w:szCs w:val="21"/>
+          <w:sz w:val="18"/>
+          <w:szCs w:val="18"/>
         </w:rPr>
         <w:tab/>
       </w:r>
@@ -432,16 +414,16 @@
           <w:i w:val="false"/>
           <w:iCs w:val="false"/>
           <w:color w:val="111111"/>
-          <w:sz w:val="21"/>
-          <w:szCs w:val="21"/>
+          <w:sz w:val="18"/>
+          <w:szCs w:val="18"/>
         </w:rPr>
         <w:t xml:space="preserve">Aşağıdaki kelimelerin Türkçe karşılıklarını yazınız.</w:t>
       </w:r>
       <w:r>
         <w:rPr>
           <w:rFonts w:ascii="Times New Roman" w:cs="Times New Roman" w:eastAsia="Times New Roman" w:hAnsi="Times New Roman"/>
-          <w:sz w:val="21"/>
-          <w:szCs w:val="21"/>
+          <w:sz w:val="18"/>
+          <w:szCs w:val="18"/>
         </w:rPr>
         <w:tab/>
       </w:r>
@@ -453,8 +435,8 @@
           <w:i w:val="false"/>
           <w:iCs w:val="false"/>
           <w:color w:val="55636F"/>
-          <w:sz w:val="18"/>
-          <w:szCs w:val="18"/>
+          <w:sz w:val="16"/>
+          <w:szCs w:val="16"/>
         </w:rPr>
         <w:t xml:space="preserve">(12 puan)</w:t>
       </w:r>
@@ -462,7 +444,7 @@
     <w:p>
       <w:pPr>
         <w:keepNext w:val="false"/>
-        <w:spacing w:after="90" w:before="0" w:line="280"/>
+        <w:spacing w:after="36" w:before="0" w:line="220"/>
         <w:ind w:left="340"/>
       </w:pPr>
       <w:r>
@@ -473,8 +455,8 @@
           <w:i/>
           <w:iCs/>
           <w:color w:val="5B6772"/>
-          <w:sz w:val="18"/>
-          <w:szCs w:val="18"/>
+          <w:sz w:val="16"/>
+          <w:szCs w:val="16"/>
         </w:rPr>
         <w:t xml:space="preserve">Her doğru cevap 2 puandır.</w:t>
       </w:r>
@@ -514,7 +496,7 @@
           </w:tcPr>
           <w:p>
             <w:pPr>
-              <w:spacing w:after="0" w:line="270"/>
+              <w:spacing w:after="0" w:line="220"/>
               <w:jc w:val="center"/>
             </w:pPr>
             <w:r>
@@ -525,8 +507,8 @@
                 <w:i w:val="false"/>
                 <w:iCs w:val="false"/>
                 <w:color w:val="111111"/>
-                <w:sz w:val="18"/>
-                <w:szCs w:val="18"/>
+                <w:sz w:val="16"/>
+                <w:szCs w:val="16"/>
               </w:rPr>
               <w:t xml:space="preserve">No</w:t>
             </w:r>
@@ -546,7 +528,7 @@
           </w:tcPr>
           <w:p>
             <w:pPr>
-              <w:spacing w:after="0" w:line="270"/>
+              <w:spacing w:after="0" w:line="220"/>
               <w:jc w:val="center"/>
             </w:pPr>
             <w:r>
@@ -557,8 +539,8 @@
                 <w:i w:val="false"/>
                 <w:iCs w:val="false"/>
                 <w:color w:val="111111"/>
-                <w:sz w:val="18"/>
-                <w:szCs w:val="18"/>
+                <w:sz w:val="16"/>
+                <w:szCs w:val="16"/>
               </w:rPr>
               <w:t xml:space="preserve">Kelime</w:t>
             </w:r>
@@ -578,7 +560,7 @@
           </w:tcPr>
           <w:p>
             <w:pPr>
-              <w:spacing w:after="0" w:line="270"/>
+              <w:spacing w:after="0" w:line="220"/>
               <w:jc w:val="center"/>
             </w:pPr>
             <w:r>
@@ -589,8 +571,8 @@
                 <w:i w:val="false"/>
                 <w:iCs w:val="false"/>
                 <w:color w:val="111111"/>
-                <w:sz w:val="18"/>
-                <w:szCs w:val="18"/>
+                <w:sz w:val="16"/>
+                <w:szCs w:val="16"/>
               </w:rPr>
               <w:t xml:space="preserve">Türkçesi</w:t>
             </w:r>
@@ -599,7 +581,7 @@
       </w:tr>
       <w:tr>
         <w:trPr>
-          <w:trHeight w:val="430" w:hRule="atLeast"/>
+          <w:trHeight w:val="301" w:hRule="atLeast"/>
         </w:trPr>
         <w:tc>
           <w:tcPr>
@@ -614,19 +596,19 @@
           </w:tcPr>
           <w:p>
             <w:pPr>
-              <w:spacing w:after="0" w:line="270"/>
-              <w:jc w:val="center"/>
-            </w:pPr>
-            <w:r>
-              <w:rPr>
-                <w:rFonts w:ascii="Times New Roman" w:cs="Times New Roman" w:eastAsia="Times New Roman" w:hAnsi="Times New Roman"/>
-                <w:b w:val="false"/>
-                <w:bCs w:val="false"/>
-                <w:i w:val="false"/>
-                <w:iCs w:val="false"/>
-                <w:color w:val="111111"/>
-                <w:sz w:val="19"/>
-                <w:szCs w:val="19"/>
+              <w:spacing w:after="0" w:line="220"/>
+              <w:jc w:val="center"/>
+            </w:pPr>
+            <w:r>
+              <w:rPr>
+                <w:rFonts w:ascii="Times New Roman" w:cs="Times New Roman" w:eastAsia="Times New Roman" w:hAnsi="Times New Roman"/>
+                <w:b w:val="false"/>
+                <w:bCs w:val="false"/>
+                <w:i w:val="false"/>
+                <w:iCs w:val="false"/>
+                <w:color w:val="111111"/>
+                <w:sz w:val="17"/>
+                <w:szCs w:val="17"/>
               </w:rPr>
               <w:t xml:space="preserve">1</w:t>
             </w:r>
@@ -646,7 +628,7 @@
           <w:p>
             <w:pPr>
               <w:bidi/>
-              <w:spacing w:after="0" w:line="320"/>
+              <w:spacing w:after="0" w:line="220"/>
             </w:pPr>
             <w:r>
               <w:rPr>
@@ -654,8 +636,8 @@
                 <w:b w:val="false"/>
                 <w:bCs w:val="false"/>
                 <w:color w:val="111111"/>
-                <w:sz w:val="30"/>
-                <w:szCs w:val="30"/>
+                <w:sz w:val="27"/>
+                <w:szCs w:val="27"/>
                 <w:rtl/>
               </w:rPr>
               <w:t xml:space="preserve">اَلْعُطْلَةُ</w:t>
@@ -675,18 +657,18 @@
           </w:tcPr>
           <w:p>
             <w:pPr>
-              <w:spacing w:after="0" w:line="270"/>
-            </w:pPr>
-            <w:r>
-              <w:rPr>
-                <w:rFonts w:ascii="Times New Roman" w:cs="Times New Roman" w:eastAsia="Times New Roman" w:hAnsi="Times New Roman"/>
-                <w:b w:val="false"/>
-                <w:bCs w:val="false"/>
-                <w:i w:val="false"/>
-                <w:iCs w:val="false"/>
-                <w:color w:val="111111"/>
-                <w:sz w:val="20"/>
-                <w:szCs w:val="20"/>
+              <w:spacing w:after="0" w:line="220"/>
+            </w:pPr>
+            <w:r>
+              <w:rPr>
+                <w:rFonts w:ascii="Times New Roman" w:cs="Times New Roman" w:eastAsia="Times New Roman" w:hAnsi="Times New Roman"/>
+                <w:b w:val="false"/>
+                <w:bCs w:val="false"/>
+                <w:i w:val="false"/>
+                <w:iCs w:val="false"/>
+                <w:color w:val="111111"/>
+                <w:sz w:val="17"/>
+                <w:szCs w:val="17"/>
               </w:rPr>
               <w:t xml:space="preserve"/>
             </w:r>
@@ -695,7 +677,7 @@
       </w:tr>
       <w:tr>
         <w:trPr>
-          <w:trHeight w:val="430" w:hRule="atLeast"/>
+          <w:trHeight w:val="301" w:hRule="atLeast"/>
         </w:trPr>
         <w:tc>
           <w:tcPr>
@@ -710,19 +692,19 @@
           </w:tcPr>
           <w:p>
             <w:pPr>
-              <w:spacing w:after="0" w:line="270"/>
-              <w:jc w:val="center"/>
-            </w:pPr>
-            <w:r>
-              <w:rPr>
-                <w:rFonts w:ascii="Times New Roman" w:cs="Times New Roman" w:eastAsia="Times New Roman" w:hAnsi="Times New Roman"/>
-                <w:b w:val="false"/>
-                <w:bCs w:val="false"/>
-                <w:i w:val="false"/>
-                <w:iCs w:val="false"/>
-                <w:color w:val="111111"/>
-                <w:sz w:val="19"/>
-                <w:szCs w:val="19"/>
+              <w:spacing w:after="0" w:line="220"/>
+              <w:jc w:val="center"/>
+            </w:pPr>
+            <w:r>
+              <w:rPr>
+                <w:rFonts w:ascii="Times New Roman" w:cs="Times New Roman" w:eastAsia="Times New Roman" w:hAnsi="Times New Roman"/>
+                <w:b w:val="false"/>
+                <w:bCs w:val="false"/>
+                <w:i w:val="false"/>
+                <w:iCs w:val="false"/>
+                <w:color w:val="111111"/>
+                <w:sz w:val="17"/>
+                <w:szCs w:val="17"/>
               </w:rPr>
               <w:t xml:space="preserve">2</w:t>
             </w:r>
@@ -742,7 +724,7 @@
           <w:p>
             <w:pPr>
               <w:bidi/>
-              <w:spacing w:after="0" w:line="320"/>
+              <w:spacing w:after="0" w:line="220"/>
             </w:pPr>
             <w:r>
               <w:rPr>
@@ -750,8 +732,8 @@
                 <w:b w:val="false"/>
                 <w:bCs w:val="false"/>
                 <w:color w:val="111111"/>
-                <w:sz w:val="30"/>
-                <w:szCs w:val="30"/>
+                <w:sz w:val="27"/>
+                <w:szCs w:val="27"/>
                 <w:rtl/>
               </w:rPr>
               <w:t xml:space="preserve">اَلْخُطَّةُ</w:t>
@@ -771,18 +753,18 @@
           </w:tcPr>
           <w:p>
             <w:pPr>
-              <w:spacing w:after="0" w:line="270"/>
-            </w:pPr>
-            <w:r>
-              <w:rPr>
-                <w:rFonts w:ascii="Times New Roman" w:cs="Times New Roman" w:eastAsia="Times New Roman" w:hAnsi="Times New Roman"/>
-                <w:b w:val="false"/>
-                <w:bCs w:val="false"/>
-                <w:i w:val="false"/>
-                <w:iCs w:val="false"/>
-                <w:color w:val="111111"/>
-                <w:sz w:val="20"/>
-                <w:szCs w:val="20"/>
+              <w:spacing w:after="0" w:line="220"/>
+            </w:pPr>
+            <w:r>
+              <w:rPr>
+                <w:rFonts w:ascii="Times New Roman" w:cs="Times New Roman" w:eastAsia="Times New Roman" w:hAnsi="Times New Roman"/>
+                <w:b w:val="false"/>
+                <w:bCs w:val="false"/>
+                <w:i w:val="false"/>
+                <w:iCs w:val="false"/>
+                <w:color w:val="111111"/>
+                <w:sz w:val="17"/>
+                <w:szCs w:val="17"/>
               </w:rPr>
               <w:t xml:space="preserve"/>
             </w:r>
@@ -791,7 +773,7 @@
       </w:tr>
       <w:tr>
         <w:trPr>
-          <w:trHeight w:val="430" w:hRule="atLeast"/>
+          <w:trHeight w:val="301" w:hRule="atLeast"/>
         </w:trPr>
         <w:tc>
           <w:tcPr>
@@ -806,19 +788,19 @@
           </w:tcPr>
           <w:p>
             <w:pPr>
-              <w:spacing w:after="0" w:line="270"/>
-              <w:jc w:val="center"/>
-            </w:pPr>
-            <w:r>
-              <w:rPr>
-                <w:rFonts w:ascii="Times New Roman" w:cs="Times New Roman" w:eastAsia="Times New Roman" w:hAnsi="Times New Roman"/>
-                <w:b w:val="false"/>
-                <w:bCs w:val="false"/>
-                <w:i w:val="false"/>
-                <w:iCs w:val="false"/>
-                <w:color w:val="111111"/>
-                <w:sz w:val="19"/>
-                <w:szCs w:val="19"/>
+              <w:spacing w:after="0" w:line="220"/>
+              <w:jc w:val="center"/>
+            </w:pPr>
+            <w:r>
+              <w:rPr>
+                <w:rFonts w:ascii="Times New Roman" w:cs="Times New Roman" w:eastAsia="Times New Roman" w:hAnsi="Times New Roman"/>
+                <w:b w:val="false"/>
+                <w:bCs w:val="false"/>
+                <w:i w:val="false"/>
+                <w:iCs w:val="false"/>
+                <w:color w:val="111111"/>
+                <w:sz w:val="17"/>
+                <w:szCs w:val="17"/>
               </w:rPr>
               <w:t xml:space="preserve">3</w:t>
             </w:r>
@@ -838,7 +820,7 @@
           <w:p>
             <w:pPr>
               <w:bidi/>
-              <w:spacing w:after="0" w:line="320"/>
+              <w:spacing w:after="0" w:line="220"/>
             </w:pPr>
             <w:r>
               <w:rPr>
@@ -846,8 +828,8 @@
                 <w:b w:val="false"/>
                 <w:bCs w:val="false"/>
                 <w:color w:val="111111"/>
-                <w:sz w:val="30"/>
-                <w:szCs w:val="30"/>
+                <w:sz w:val="27"/>
+                <w:szCs w:val="27"/>
                 <w:rtl/>
               </w:rPr>
               <w:t xml:space="preserve">اَلشَّاطِئُ</w:t>
@@ -867,18 +849,18 @@
           </w:tcPr>
           <w:p>
             <w:pPr>
-              <w:spacing w:after="0" w:line="270"/>
-            </w:pPr>
-            <w:r>
-              <w:rPr>
-                <w:rFonts w:ascii="Times New Roman" w:cs="Times New Roman" w:eastAsia="Times New Roman" w:hAnsi="Times New Roman"/>
-                <w:b w:val="false"/>
-                <w:bCs w:val="false"/>
-                <w:i w:val="false"/>
-                <w:iCs w:val="false"/>
-                <w:color w:val="111111"/>
-                <w:sz w:val="20"/>
-                <w:szCs w:val="20"/>
+              <w:spacing w:after="0" w:line="220"/>
+            </w:pPr>
+            <w:r>
+              <w:rPr>
+                <w:rFonts w:ascii="Times New Roman" w:cs="Times New Roman" w:eastAsia="Times New Roman" w:hAnsi="Times New Roman"/>
+                <w:b w:val="false"/>
+                <w:bCs w:val="false"/>
+                <w:i w:val="false"/>
+                <w:iCs w:val="false"/>
+                <w:color w:val="111111"/>
+                <w:sz w:val="17"/>
+                <w:szCs w:val="17"/>
               </w:rPr>
               <w:t xml:space="preserve"/>
             </w:r>
@@ -887,7 +869,7 @@
       </w:tr>
       <w:tr>
         <w:trPr>
-          <w:trHeight w:val="430" w:hRule="atLeast"/>
+          <w:trHeight w:val="301" w:hRule="atLeast"/>
         </w:trPr>
         <w:tc>
           <w:tcPr>
@@ -902,19 +884,19 @@
           </w:tcPr>
           <w:p>
             <w:pPr>
-              <w:spacing w:after="0" w:line="270"/>
-              <w:jc w:val="center"/>
-            </w:pPr>
-            <w:r>
-              <w:rPr>
-                <w:rFonts w:ascii="Times New Roman" w:cs="Times New Roman" w:eastAsia="Times New Roman" w:hAnsi="Times New Roman"/>
-                <w:b w:val="false"/>
-                <w:bCs w:val="false"/>
-                <w:i w:val="false"/>
-                <w:iCs w:val="false"/>
-                <w:color w:val="111111"/>
-                <w:sz w:val="19"/>
-                <w:szCs w:val="19"/>
+              <w:spacing w:after="0" w:line="220"/>
+              <w:jc w:val="center"/>
+            </w:pPr>
+            <w:r>
+              <w:rPr>
+                <w:rFonts w:ascii="Times New Roman" w:cs="Times New Roman" w:eastAsia="Times New Roman" w:hAnsi="Times New Roman"/>
+                <w:b w:val="false"/>
+                <w:bCs w:val="false"/>
+                <w:i w:val="false"/>
+                <w:iCs w:val="false"/>
+                <w:color w:val="111111"/>
+                <w:sz w:val="17"/>
+                <w:szCs w:val="17"/>
               </w:rPr>
               <w:t xml:space="preserve">4</w:t>
             </w:r>
@@ -934,7 +916,7 @@
           <w:p>
             <w:pPr>
               <w:bidi/>
-              <w:spacing w:after="0" w:line="320"/>
+              <w:spacing w:after="0" w:line="220"/>
             </w:pPr>
             <w:r>
               <w:rPr>
@@ -942,8 +924,8 @@
                 <w:b w:val="false"/>
                 <w:bCs w:val="false"/>
                 <w:color w:val="111111"/>
-                <w:sz w:val="30"/>
-                <w:szCs w:val="30"/>
+                <w:sz w:val="27"/>
+                <w:szCs w:val="27"/>
                 <w:rtl/>
               </w:rPr>
               <w:t xml:space="preserve">اَلْمُخَيَّمُ</w:t>
@@ -963,18 +945,18 @@
           </w:tcPr>
           <w:p>
             <w:pPr>
-              <w:spacing w:after="0" w:line="270"/>
-            </w:pPr>
-            <w:r>
-              <w:rPr>
-                <w:rFonts w:ascii="Times New Roman" w:cs="Times New Roman" w:eastAsia="Times New Roman" w:hAnsi="Times New Roman"/>
-                <w:b w:val="false"/>
-                <w:bCs w:val="false"/>
-                <w:i w:val="false"/>
-                <w:iCs w:val="false"/>
-                <w:color w:val="111111"/>
-                <w:sz w:val="20"/>
-                <w:szCs w:val="20"/>
+              <w:spacing w:after="0" w:line="220"/>
+            </w:pPr>
+            <w:r>
+              <w:rPr>
+                <w:rFonts w:ascii="Times New Roman" w:cs="Times New Roman" w:eastAsia="Times New Roman" w:hAnsi="Times New Roman"/>
+                <w:b w:val="false"/>
+                <w:bCs w:val="false"/>
+                <w:i w:val="false"/>
+                <w:iCs w:val="false"/>
+                <w:color w:val="111111"/>
+                <w:sz w:val="17"/>
+                <w:szCs w:val="17"/>
               </w:rPr>
               <w:t xml:space="preserve"/>
             </w:r>
@@ -983,7 +965,7 @@
       </w:tr>
       <w:tr>
         <w:trPr>
-          <w:trHeight w:val="430" w:hRule="atLeast"/>
+          <w:trHeight w:val="301" w:hRule="atLeast"/>
         </w:trPr>
         <w:tc>
           <w:tcPr>
@@ -998,19 +980,19 @@
           </w:tcPr>
           <w:p>
             <w:pPr>
-              <w:spacing w:after="0" w:line="270"/>
-              <w:jc w:val="center"/>
-            </w:pPr>
-            <w:r>
-              <w:rPr>
-                <w:rFonts w:ascii="Times New Roman" w:cs="Times New Roman" w:eastAsia="Times New Roman" w:hAnsi="Times New Roman"/>
-                <w:b w:val="false"/>
-                <w:bCs w:val="false"/>
-                <w:i w:val="false"/>
-                <w:iCs w:val="false"/>
-                <w:color w:val="111111"/>
-                <w:sz w:val="19"/>
-                <w:szCs w:val="19"/>
+              <w:spacing w:after="0" w:line="220"/>
+              <w:jc w:val="center"/>
+            </w:pPr>
+            <w:r>
+              <w:rPr>
+                <w:rFonts w:ascii="Times New Roman" w:cs="Times New Roman" w:eastAsia="Times New Roman" w:hAnsi="Times New Roman"/>
+                <w:b w:val="false"/>
+                <w:bCs w:val="false"/>
+                <w:i w:val="false"/>
+                <w:iCs w:val="false"/>
+                <w:color w:val="111111"/>
+                <w:sz w:val="17"/>
+                <w:szCs w:val="17"/>
               </w:rPr>
               <w:t xml:space="preserve">5</w:t>
             </w:r>
@@ -1030,7 +1012,7 @@
           <w:p>
             <w:pPr>
               <w:bidi/>
-              <w:spacing w:after="0" w:line="320"/>
+              <w:spacing w:after="0" w:line="220"/>
             </w:pPr>
             <w:r>
               <w:rPr>
@@ -1038,8 +1020,8 @@
                 <w:b w:val="false"/>
                 <w:bCs w:val="false"/>
                 <w:color w:val="111111"/>
-                <w:sz w:val="30"/>
-                <w:szCs w:val="30"/>
+                <w:sz w:val="27"/>
+                <w:szCs w:val="27"/>
                 <w:rtl/>
               </w:rPr>
               <w:t xml:space="preserve">اَلْمَلَابِسُ</w:t>
@@ -1059,18 +1041,18 @@
           </w:tcPr>
           <w:p>
             <w:pPr>
-              <w:spacing w:after="0" w:line="270"/>
-            </w:pPr>
-            <w:r>
-              <w:rPr>
-                <w:rFonts w:ascii="Times New Roman" w:cs="Times New Roman" w:eastAsia="Times New Roman" w:hAnsi="Times New Roman"/>
-                <w:b w:val="false"/>
-                <w:bCs w:val="false"/>
-                <w:i w:val="false"/>
-                <w:iCs w:val="false"/>
-                <w:color w:val="111111"/>
-                <w:sz w:val="20"/>
-                <w:szCs w:val="20"/>
+              <w:spacing w:after="0" w:line="220"/>
+            </w:pPr>
+            <w:r>
+              <w:rPr>
+                <w:rFonts w:ascii="Times New Roman" w:cs="Times New Roman" w:eastAsia="Times New Roman" w:hAnsi="Times New Roman"/>
+                <w:b w:val="false"/>
+                <w:bCs w:val="false"/>
+                <w:i w:val="false"/>
+                <w:iCs w:val="false"/>
+                <w:color w:val="111111"/>
+                <w:sz w:val="17"/>
+                <w:szCs w:val="17"/>
               </w:rPr>
               <w:t xml:space="preserve"/>
             </w:r>
@@ -1079,7 +1061,7 @@
       </w:tr>
       <w:tr>
         <w:trPr>
-          <w:trHeight w:val="430" w:hRule="atLeast"/>
+          <w:trHeight w:val="301" w:hRule="atLeast"/>
         </w:trPr>
         <w:tc>
           <w:tcPr>
@@ -1094,19 +1076,19 @@
           </w:tcPr>
           <w:p>
             <w:pPr>
-              <w:spacing w:after="0" w:line="270"/>
-              <w:jc w:val="center"/>
-            </w:pPr>
-            <w:r>
-              <w:rPr>
-                <w:rFonts w:ascii="Times New Roman" w:cs="Times New Roman" w:eastAsia="Times New Roman" w:hAnsi="Times New Roman"/>
-                <w:b w:val="false"/>
-                <w:bCs w:val="false"/>
-                <w:i w:val="false"/>
-                <w:iCs w:val="false"/>
-                <w:color w:val="111111"/>
-                <w:sz w:val="19"/>
-                <w:szCs w:val="19"/>
+              <w:spacing w:after="0" w:line="220"/>
+              <w:jc w:val="center"/>
+            </w:pPr>
+            <w:r>
+              <w:rPr>
+                <w:rFonts w:ascii="Times New Roman" w:cs="Times New Roman" w:eastAsia="Times New Roman" w:hAnsi="Times New Roman"/>
+                <w:b w:val="false"/>
+                <w:bCs w:val="false"/>
+                <w:i w:val="false"/>
+                <w:iCs w:val="false"/>
+                <w:color w:val="111111"/>
+                <w:sz w:val="17"/>
+                <w:szCs w:val="17"/>
               </w:rPr>
               <w:t xml:space="preserve">6</w:t>
             </w:r>
@@ -1126,7 +1108,7 @@
           <w:p>
             <w:pPr>
               <w:bidi/>
-              <w:spacing w:after="0" w:line="320"/>
+              <w:spacing w:after="0" w:line="220"/>
             </w:pPr>
             <w:r>
               <w:rPr>
@@ -1134,8 +1116,8 @@
                 <w:b w:val="false"/>
                 <w:bCs w:val="false"/>
                 <w:color w:val="111111"/>
-                <w:sz w:val="30"/>
-                <w:szCs w:val="30"/>
+                <w:sz w:val="27"/>
+                <w:szCs w:val="27"/>
                 <w:rtl/>
               </w:rPr>
               <w:t xml:space="preserve">اَلتَّغْذِيَةُ</w:t>
@@ -1155,18 +1137,18 @@
           </w:tcPr>
           <w:p>
             <w:pPr>
-              <w:spacing w:after="0" w:line="270"/>
-            </w:pPr>
-            <w:r>
-              <w:rPr>
-                <w:rFonts w:ascii="Times New Roman" w:cs="Times New Roman" w:eastAsia="Times New Roman" w:hAnsi="Times New Roman"/>
-                <w:b w:val="false"/>
-                <w:bCs w:val="false"/>
-                <w:i w:val="false"/>
-                <w:iCs w:val="false"/>
-                <w:color w:val="111111"/>
-                <w:sz w:val="20"/>
-                <w:szCs w:val="20"/>
+              <w:spacing w:after="0" w:line="220"/>
+            </w:pPr>
+            <w:r>
+              <w:rPr>
+                <w:rFonts w:ascii="Times New Roman" w:cs="Times New Roman" w:eastAsia="Times New Roman" w:hAnsi="Times New Roman"/>
+                <w:b w:val="false"/>
+                <w:bCs w:val="false"/>
+                <w:i w:val="false"/>
+                <w:iCs w:val="false"/>
+                <w:color w:val="111111"/>
+                <w:sz w:val="17"/>
+                <w:szCs w:val="17"/>
               </w:rPr>
               <w:t xml:space="preserve"/>
             </w:r>
@@ -1179,7 +1161,7 @@
         <w:tabs>
           <w:tab w:val="right" w:pos="9864"/>
         </w:tabs>
-        <w:spacing w:after="90" w:before="220" w:line="280"/>
+        <w:spacing w:after="36" w:before="88" w:line="220"/>
         <w:ind w:left="340" w:hanging="340"/>
       </w:pPr>
       <w:r>
@@ -1190,16 +1172,16 @@
           <w:i w:val="false"/>
           <w:iCs w:val="false"/>
           <w:color w:val="111111"/>
-          <w:sz w:val="21"/>
-          <w:szCs w:val="21"/>
+          <w:sz w:val="18"/>
+          <w:szCs w:val="18"/>
         </w:rPr>
         <w:t xml:space="preserve">2.</w:t>
       </w:r>
       <w:r>
         <w:rPr>
           <w:rFonts w:ascii="Times New Roman" w:cs="Times New Roman" w:eastAsia="Times New Roman" w:hAnsi="Times New Roman"/>
-          <w:sz w:val="21"/>
-          <w:szCs w:val="21"/>
+          <w:sz w:val="18"/>
+          <w:szCs w:val="18"/>
         </w:rPr>
         <w:tab/>
       </w:r>
@@ -1211,16 +1193,16 @@
           <w:i w:val="false"/>
           <w:iCs w:val="false"/>
           <w:color w:val="111111"/>
-          <w:sz w:val="21"/>
-          <w:szCs w:val="21"/>
+          <w:sz w:val="18"/>
+          <w:szCs w:val="18"/>
         </w:rPr>
         <w:t xml:space="preserve">Aşağıdaki cümlelerin Arapçasını harekeleriyle birlikte yazınız.</w:t>
       </w:r>
       <w:r>
         <w:rPr>
           <w:rFonts w:ascii="Times New Roman" w:cs="Times New Roman" w:eastAsia="Times New Roman" w:hAnsi="Times New Roman"/>
-          <w:sz w:val="21"/>
-          <w:szCs w:val="21"/>
+          <w:sz w:val="18"/>
+          <w:szCs w:val="18"/>
         </w:rPr>
         <w:tab/>
       </w:r>
@@ -1232,8 +1214,8 @@
           <w:i w:val="false"/>
           <w:iCs w:val="false"/>
           <w:color w:val="55636F"/>
-          <w:sz w:val="18"/>
-          <w:szCs w:val="18"/>
+          <w:sz w:val="16"/>
+          <w:szCs w:val="16"/>
         </w:rPr>
         <w:t xml:space="preserve">(12 puan)</w:t>
       </w:r>
@@ -1241,7 +1223,7 @@
     <w:p>
       <w:pPr>
         <w:keepNext w:val="false"/>
-        <w:spacing w:after="90" w:before="0" w:line="280"/>
+        <w:spacing w:after="36" w:before="0" w:line="220"/>
         <w:ind w:left="340"/>
       </w:pPr>
       <w:r>
@@ -1252,8 +1234,8 @@
           <w:i/>
           <w:iCs/>
           <w:color w:val="5B6772"/>
-          <w:sz w:val="18"/>
-          <w:szCs w:val="18"/>
+          <w:sz w:val="16"/>
+          <w:szCs w:val="16"/>
         </w:rPr>
         <w:t xml:space="preserve">Her doğru cevap 2 puandır.</w:t>
       </w:r>
@@ -1293,7 +1275,7 @@
           </w:tcPr>
           <w:p>
             <w:pPr>
-              <w:spacing w:after="0" w:line="270"/>
+              <w:spacing w:after="0" w:line="220"/>
               <w:jc w:val="center"/>
             </w:pPr>
             <w:r>
@@ -1304,8 +1286,8 @@
                 <w:i w:val="false"/>
                 <w:iCs w:val="false"/>
                 <w:color w:val="111111"/>
-                <w:sz w:val="18"/>
-                <w:szCs w:val="18"/>
+                <w:sz w:val="16"/>
+                <w:szCs w:val="16"/>
               </w:rPr>
               <w:t xml:space="preserve">No</w:t>
             </w:r>
@@ -1325,7 +1307,7 @@
           </w:tcPr>
           <w:p>
             <w:pPr>
-              <w:spacing w:after="0" w:line="270"/>
+              <w:spacing w:after="0" w:line="220"/>
               <w:jc w:val="center"/>
             </w:pPr>
             <w:r>
@@ -1336,8 +1318,8 @@
                 <w:i w:val="false"/>
                 <w:iCs w:val="false"/>
                 <w:color w:val="111111"/>
-                <w:sz w:val="18"/>
-                <w:szCs w:val="18"/>
+                <w:sz w:val="16"/>
+                <w:szCs w:val="16"/>
               </w:rPr>
               <w:t xml:space="preserve">Türkçesi</w:t>
             </w:r>
@@ -1357,7 +1339,7 @@
           </w:tcPr>
           <w:p>
             <w:pPr>
-              <w:spacing w:after="0" w:line="270"/>
+              <w:spacing w:after="0" w:line="220"/>
               <w:jc w:val="center"/>
             </w:pPr>
             <w:r>
@@ -1368,8 +1350,8 @@
                 <w:i w:val="false"/>
                 <w:iCs w:val="false"/>
                 <w:color w:val="111111"/>
-                <w:sz w:val="18"/>
-                <w:szCs w:val="18"/>
+                <w:sz w:val="16"/>
+                <w:szCs w:val="16"/>
               </w:rPr>
               <w:t xml:space="preserve">Arapçası</w:t>
             </w:r>
@@ -1378,7 +1360,7 @@
       </w:tr>
       <w:tr>
         <w:trPr>
-          <w:trHeight w:val="460" w:hRule="atLeast"/>
+          <w:trHeight w:val="322" w:hRule="atLeast"/>
         </w:trPr>
         <w:tc>
           <w:tcPr>
@@ -1393,19 +1375,19 @@
           </w:tcPr>
           <w:p>
             <w:pPr>
-              <w:spacing w:after="0" w:line="270"/>
-              <w:jc w:val="center"/>
-            </w:pPr>
-            <w:r>
-              <w:rPr>
-                <w:rFonts w:ascii="Times New Roman" w:cs="Times New Roman" w:eastAsia="Times New Roman" w:hAnsi="Times New Roman"/>
-                <w:b w:val="false"/>
-                <w:bCs w:val="false"/>
-                <w:i w:val="false"/>
-                <w:iCs w:val="false"/>
-                <w:color w:val="111111"/>
-                <w:sz w:val="19"/>
-                <w:szCs w:val="19"/>
+              <w:spacing w:after="0" w:line="220"/>
+              <w:jc w:val="center"/>
+            </w:pPr>
+            <w:r>
+              <w:rPr>
+                <w:rFonts w:ascii="Times New Roman" w:cs="Times New Roman" w:eastAsia="Times New Roman" w:hAnsi="Times New Roman"/>
+                <w:b w:val="false"/>
+                <w:bCs w:val="false"/>
+                <w:i w:val="false"/>
+                <w:iCs w:val="false"/>
+                <w:color w:val="111111"/>
+                <w:sz w:val="17"/>
+                <w:szCs w:val="17"/>
               </w:rPr>
               <w:t xml:space="preserve">1</w:t>
             </w:r>
@@ -1424,18 +1406,18 @@
           </w:tcPr>
           <w:p>
             <w:pPr>
-              <w:spacing w:after="0" w:line="270"/>
-            </w:pPr>
-            <w:r>
-              <w:rPr>
-                <w:rFonts w:ascii="Times New Roman" w:cs="Times New Roman" w:eastAsia="Times New Roman" w:hAnsi="Times New Roman"/>
-                <w:b w:val="false"/>
-                <w:bCs w:val="false"/>
-                <w:i w:val="false"/>
-                <w:iCs w:val="false"/>
-                <w:color w:val="111111"/>
-                <w:sz w:val="20"/>
-                <w:szCs w:val="20"/>
+              <w:spacing w:after="0" w:line="220"/>
+            </w:pPr>
+            <w:r>
+              <w:rPr>
+                <w:rFonts w:ascii="Times New Roman" w:cs="Times New Roman" w:eastAsia="Times New Roman" w:hAnsi="Times New Roman"/>
+                <w:b w:val="false"/>
+                <w:bCs w:val="false"/>
+                <w:i w:val="false"/>
+                <w:iCs w:val="false"/>
+                <w:color w:val="111111"/>
+                <w:sz w:val="17"/>
+                <w:szCs w:val="17"/>
               </w:rPr>
               <w:t xml:space="preserve">Yaz tatilinde deniz kenarına gideceğiz.</w:t>
             </w:r>
@@ -1455,7 +1437,7 @@
           <w:p>
             <w:pPr>
               <w:bidi/>
-              <w:spacing w:after="0" w:line="320"/>
+              <w:spacing w:after="0" w:line="220"/>
             </w:pPr>
             <w:r>
               <w:rPr>
@@ -1463,8 +1445,8 @@
                 <w:b w:val="false"/>
                 <w:bCs w:val="false"/>
                 <w:color w:val="111111"/>
-                <w:sz w:val="28"/>
-                <w:szCs w:val="28"/>
+                <w:sz w:val="25"/>
+                <w:szCs w:val="25"/>
                 <w:rtl/>
               </w:rPr>
               <w:t xml:space="preserve"/>
@@ -1474,7 +1456,7 @@
       </w:tr>
       <w:tr>
         <w:trPr>
-          <w:trHeight w:val="460" w:hRule="atLeast"/>
+          <w:trHeight w:val="322" w:hRule="atLeast"/>
         </w:trPr>
         <w:tc>
           <w:tcPr>
@@ -1489,19 +1471,19 @@
           </w:tcPr>
           <w:p>
             <w:pPr>
-              <w:spacing w:after="0" w:line="270"/>
-              <w:jc w:val="center"/>
-            </w:pPr>
-            <w:r>
-              <w:rPr>
-                <w:rFonts w:ascii="Times New Roman" w:cs="Times New Roman" w:eastAsia="Times New Roman" w:hAnsi="Times New Roman"/>
-                <w:b w:val="false"/>
-                <w:bCs w:val="false"/>
-                <w:i w:val="false"/>
-                <w:iCs w:val="false"/>
-                <w:color w:val="111111"/>
-                <w:sz w:val="19"/>
-                <w:szCs w:val="19"/>
+              <w:spacing w:after="0" w:line="220"/>
+              <w:jc w:val="center"/>
+            </w:pPr>
+            <w:r>
+              <w:rPr>
+                <w:rFonts w:ascii="Times New Roman" w:cs="Times New Roman" w:eastAsia="Times New Roman" w:hAnsi="Times New Roman"/>
+                <w:b w:val="false"/>
+                <w:bCs w:val="false"/>
+                <w:i w:val="false"/>
+                <w:iCs w:val="false"/>
+                <w:color w:val="111111"/>
+                <w:sz w:val="17"/>
+                <w:szCs w:val="17"/>
               </w:rPr>
               <w:t xml:space="preserve">2</w:t>
             </w:r>
@@ -1520,18 +1502,18 @@
           </w:tcPr>
           <w:p>
             <w:pPr>
-              <w:spacing w:after="0" w:line="270"/>
-            </w:pPr>
-            <w:r>
-              <w:rPr>
-                <w:rFonts w:ascii="Times New Roman" w:cs="Times New Roman" w:eastAsia="Times New Roman" w:hAnsi="Times New Roman"/>
-                <w:b w:val="false"/>
-                <w:bCs w:val="false"/>
-                <w:i w:val="false"/>
-                <w:iCs w:val="false"/>
-                <w:color w:val="111111"/>
-                <w:sz w:val="20"/>
-                <w:szCs w:val="20"/>
+              <w:spacing w:after="0" w:line="220"/>
+            </w:pPr>
+            <w:r>
+              <w:rPr>
+                <w:rFonts w:ascii="Times New Roman" w:cs="Times New Roman" w:eastAsia="Times New Roman" w:hAnsi="Times New Roman"/>
+                <w:b w:val="false"/>
+                <w:bCs w:val="false"/>
+                <w:i w:val="false"/>
+                <w:iCs w:val="false"/>
+                <w:color w:val="111111"/>
+                <w:sz w:val="17"/>
+                <w:szCs w:val="17"/>
               </w:rPr>
               <w:t xml:space="preserve">Hava bugün çok sıcaktır.</w:t>
             </w:r>
@@ -1551,7 +1533,7 @@
           <w:p>
             <w:pPr>
               <w:bidi/>
-              <w:spacing w:after="0" w:line="320"/>
+              <w:spacing w:after="0" w:line="220"/>
             </w:pPr>
             <w:r>
               <w:rPr>
@@ -1559,8 +1541,8 @@
                 <w:b w:val="false"/>
                 <w:bCs w:val="false"/>
                 <w:color w:val="111111"/>
-                <w:sz w:val="28"/>
-                <w:szCs w:val="28"/>
+                <w:sz w:val="25"/>
+                <w:szCs w:val="25"/>
                 <w:rtl/>
               </w:rPr>
               <w:t xml:space="preserve"/>
@@ -1570,7 +1552,7 @@
       </w:tr>
       <w:tr>
         <w:trPr>
-          <w:trHeight w:val="460" w:hRule="atLeast"/>
+          <w:trHeight w:val="322" w:hRule="atLeast"/>
         </w:trPr>
         <w:tc>
           <w:tcPr>
@@ -1585,19 +1567,19 @@
           </w:tcPr>
           <w:p>
             <w:pPr>
-              <w:spacing w:after="0" w:line="270"/>
-              <w:jc w:val="center"/>
-            </w:pPr>
-            <w:r>
-              <w:rPr>
-                <w:rFonts w:ascii="Times New Roman" w:cs="Times New Roman" w:eastAsia="Times New Roman" w:hAnsi="Times New Roman"/>
-                <w:b w:val="false"/>
-                <w:bCs w:val="false"/>
-                <w:i w:val="false"/>
-                <w:iCs w:val="false"/>
-                <w:color w:val="111111"/>
-                <w:sz w:val="19"/>
-                <w:szCs w:val="19"/>
+              <w:spacing w:after="0" w:line="220"/>
+              <w:jc w:val="center"/>
+            </w:pPr>
+            <w:r>
+              <w:rPr>
+                <w:rFonts w:ascii="Times New Roman" w:cs="Times New Roman" w:eastAsia="Times New Roman" w:hAnsi="Times New Roman"/>
+                <w:b w:val="false"/>
+                <w:bCs w:val="false"/>
+                <w:i w:val="false"/>
+                <w:iCs w:val="false"/>
+                <w:color w:val="111111"/>
+                <w:sz w:val="17"/>
+                <w:szCs w:val="17"/>
               </w:rPr>
               <w:t xml:space="preserve">3</w:t>
             </w:r>
@@ -1616,18 +1598,18 @@
           </w:tcPr>
           <w:p>
             <w:pPr>
-              <w:spacing w:after="0" w:line="270"/>
-            </w:pPr>
-            <w:r>
-              <w:rPr>
-                <w:rFonts w:ascii="Times New Roman" w:cs="Times New Roman" w:eastAsia="Times New Roman" w:hAnsi="Times New Roman"/>
-                <w:b w:val="false"/>
-                <w:bCs w:val="false"/>
-                <w:i w:val="false"/>
-                <w:iCs w:val="false"/>
-                <w:color w:val="111111"/>
-                <w:sz w:val="20"/>
-                <w:szCs w:val="20"/>
+              <w:spacing w:after="0" w:line="220"/>
+            </w:pPr>
+            <w:r>
+              <w:rPr>
+                <w:rFonts w:ascii="Times New Roman" w:cs="Times New Roman" w:eastAsia="Times New Roman" w:hAnsi="Times New Roman"/>
+                <w:b w:val="false"/>
+                <w:bCs w:val="false"/>
+                <w:i w:val="false"/>
+                <w:iCs w:val="false"/>
+                <w:color w:val="111111"/>
+                <w:sz w:val="17"/>
+                <w:szCs w:val="17"/>
               </w:rPr>
               <w:t xml:space="preserve">İlaçlarını çantana koymayı ihmal etme.</w:t>
             </w:r>
@@ -1647,7 +1629,7 @@
           <w:p>
             <w:pPr>
               <w:bidi/>
-              <w:spacing w:after="0" w:line="320"/>
+              <w:spacing w:after="0" w:line="220"/>
             </w:pPr>
             <w:r>
               <w:rPr>
@@ -1655,8 +1637,8 @@
                 <w:b w:val="false"/>
                 <w:bCs w:val="false"/>
                 <w:color w:val="111111"/>
-                <w:sz w:val="28"/>
-                <w:szCs w:val="28"/>
+                <w:sz w:val="25"/>
+                <w:szCs w:val="25"/>
                 <w:rtl/>
               </w:rPr>
               <w:t xml:space="preserve"/>
@@ -1666,7 +1648,7 @@
       </w:tr>
       <w:tr>
         <w:trPr>
-          <w:trHeight w:val="460" w:hRule="atLeast"/>
+          <w:trHeight w:val="322" w:hRule="atLeast"/>
         </w:trPr>
         <w:tc>
           <w:tcPr>
@@ -1681,19 +1663,19 @@
           </w:tcPr>
           <w:p>
             <w:pPr>
-              <w:spacing w:after="0" w:line="270"/>
-              <w:jc w:val="center"/>
-            </w:pPr>
-            <w:r>
-              <w:rPr>
-                <w:rFonts w:ascii="Times New Roman" w:cs="Times New Roman" w:eastAsia="Times New Roman" w:hAnsi="Times New Roman"/>
-                <w:b w:val="false"/>
-                <w:bCs w:val="false"/>
-                <w:i w:val="false"/>
-                <w:iCs w:val="false"/>
-                <w:color w:val="111111"/>
-                <w:sz w:val="19"/>
-                <w:szCs w:val="19"/>
+              <w:spacing w:after="0" w:line="220"/>
+              <w:jc w:val="center"/>
+            </w:pPr>
+            <w:r>
+              <w:rPr>
+                <w:rFonts w:ascii="Times New Roman" w:cs="Times New Roman" w:eastAsia="Times New Roman" w:hAnsi="Times New Roman"/>
+                <w:b w:val="false"/>
+                <w:bCs w:val="false"/>
+                <w:i w:val="false"/>
+                <w:iCs w:val="false"/>
+                <w:color w:val="111111"/>
+                <w:sz w:val="17"/>
+                <w:szCs w:val="17"/>
               </w:rPr>
               <w:t xml:space="preserve">4</w:t>
             </w:r>
@@ -1712,18 +1694,18 @@
           </w:tcPr>
           <w:p>
             <w:pPr>
-              <w:spacing w:after="0" w:line="270"/>
-            </w:pPr>
-            <w:r>
-              <w:rPr>
-                <w:rFonts w:ascii="Times New Roman" w:cs="Times New Roman" w:eastAsia="Times New Roman" w:hAnsi="Times New Roman"/>
-                <w:b w:val="false"/>
-                <w:bCs w:val="false"/>
-                <w:i w:val="false"/>
-                <w:iCs w:val="false"/>
-                <w:color w:val="111111"/>
-                <w:sz w:val="20"/>
-                <w:szCs w:val="20"/>
+              <w:spacing w:after="0" w:line="220"/>
+            </w:pPr>
+            <w:r>
+              <w:rPr>
+                <w:rFonts w:ascii="Times New Roman" w:cs="Times New Roman" w:eastAsia="Times New Roman" w:hAnsi="Times New Roman"/>
+                <w:b w:val="false"/>
+                <w:bCs w:val="false"/>
+                <w:i w:val="false"/>
+                <w:iCs w:val="false"/>
+                <w:color w:val="111111"/>
+                <w:sz w:val="17"/>
+                <w:szCs w:val="17"/>
               </w:rPr>
               <w:t xml:space="preserve">Kur’an ezberlemek için bir programa katılacağım.</w:t>
             </w:r>
@@ -1743,7 +1725,7 @@
           <w:p>
             <w:pPr>
               <w:bidi/>
-              <w:spacing w:after="0" w:line="320"/>
+              <w:spacing w:after="0" w:line="220"/>
             </w:pPr>
             <w:r>
               <w:rPr>
@@ -1751,8 +1733,8 @@
                 <w:b w:val="false"/>
                 <w:bCs w:val="false"/>
                 <w:color w:val="111111"/>
-                <w:sz w:val="28"/>
-                <w:szCs w:val="28"/>
+                <w:sz w:val="25"/>
+                <w:szCs w:val="25"/>
                 <w:rtl/>
               </w:rPr>
               <w:t xml:space="preserve"/>
@@ -1762,7 +1744,7 @@
       </w:tr>
       <w:tr>
         <w:trPr>
-          <w:trHeight w:val="460" w:hRule="atLeast"/>
+          <w:trHeight w:val="322" w:hRule="atLeast"/>
         </w:trPr>
         <w:tc>
           <w:tcPr>
@@ -1777,19 +1759,19 @@
           </w:tcPr>
           <w:p>
             <w:pPr>
-              <w:spacing w:after="0" w:line="270"/>
-              <w:jc w:val="center"/>
-            </w:pPr>
-            <w:r>
-              <w:rPr>
-                <w:rFonts w:ascii="Times New Roman" w:cs="Times New Roman" w:eastAsia="Times New Roman" w:hAnsi="Times New Roman"/>
-                <w:b w:val="false"/>
-                <w:bCs w:val="false"/>
-                <w:i w:val="false"/>
-                <w:iCs w:val="false"/>
-                <w:color w:val="111111"/>
-                <w:sz w:val="19"/>
-                <w:szCs w:val="19"/>
+              <w:spacing w:after="0" w:line="220"/>
+              <w:jc w:val="center"/>
+            </w:pPr>
+            <w:r>
+              <w:rPr>
+                <w:rFonts w:ascii="Times New Roman" w:cs="Times New Roman" w:eastAsia="Times New Roman" w:hAnsi="Times New Roman"/>
+                <w:b w:val="false"/>
+                <w:bCs w:val="false"/>
+                <w:i w:val="false"/>
+                <w:iCs w:val="false"/>
+                <w:color w:val="111111"/>
+                <w:sz w:val="17"/>
+                <w:szCs w:val="17"/>
               </w:rPr>
               <w:t xml:space="preserve">5</w:t>
             </w:r>
@@ -1808,18 +1790,18 @@
           </w:tcPr>
           <w:p>
             <w:pPr>
-              <w:spacing w:after="0" w:line="270"/>
-            </w:pPr>
-            <w:r>
-              <w:rPr>
-                <w:rFonts w:ascii="Times New Roman" w:cs="Times New Roman" w:eastAsia="Times New Roman" w:hAnsi="Times New Roman"/>
-                <w:b w:val="false"/>
-                <w:bCs w:val="false"/>
-                <w:i w:val="false"/>
-                <w:iCs w:val="false"/>
-                <w:color w:val="111111"/>
-                <w:sz w:val="20"/>
-                <w:szCs w:val="20"/>
+              <w:spacing w:after="0" w:line="220"/>
+            </w:pPr>
+            <w:r>
+              <w:rPr>
+                <w:rFonts w:ascii="Times New Roman" w:cs="Times New Roman" w:eastAsia="Times New Roman" w:hAnsi="Times New Roman"/>
+                <w:b w:val="false"/>
+                <w:bCs w:val="false"/>
+                <w:i w:val="false"/>
+                <w:iCs w:val="false"/>
+                <w:color w:val="111111"/>
+                <w:sz w:val="17"/>
+                <w:szCs w:val="17"/>
               </w:rPr>
               <w:t xml:space="preserve">Öğrencilerin erken uyuması gerekir.</w:t>
             </w:r>
@@ -1839,7 +1821,7 @@
           <w:p>
             <w:pPr>
               <w:bidi/>
-              <w:spacing w:after="0" w:line="320"/>
+              <w:spacing w:after="0" w:line="220"/>
             </w:pPr>
             <w:r>
               <w:rPr>
@@ -1847,8 +1829,8 @@
                 <w:b w:val="false"/>
                 <w:bCs w:val="false"/>
                 <w:color w:val="111111"/>
-                <w:sz w:val="28"/>
-                <w:szCs w:val="28"/>
+                <w:sz w:val="25"/>
+                <w:szCs w:val="25"/>
                 <w:rtl/>
               </w:rPr>
               <w:t xml:space="preserve"/>
@@ -1858,7 +1840,7 @@
       </w:tr>
       <w:tr>
         <w:trPr>
-          <w:trHeight w:val="460" w:hRule="atLeast"/>
+          <w:trHeight w:val="322" w:hRule="atLeast"/>
         </w:trPr>
         <w:tc>
           <w:tcPr>
@@ -1873,19 +1855,19 @@
           </w:tcPr>
           <w:p>
             <w:pPr>
-              <w:spacing w:after="0" w:line="270"/>
-              <w:jc w:val="center"/>
-            </w:pPr>
-            <w:r>
-              <w:rPr>
-                <w:rFonts w:ascii="Times New Roman" w:cs="Times New Roman" w:eastAsia="Times New Roman" w:hAnsi="Times New Roman"/>
-                <w:b w:val="false"/>
-                <w:bCs w:val="false"/>
-                <w:i w:val="false"/>
-                <w:iCs w:val="false"/>
-                <w:color w:val="111111"/>
-                <w:sz w:val="19"/>
-                <w:szCs w:val="19"/>
+              <w:spacing w:after="0" w:line="220"/>
+              <w:jc w:val="center"/>
+            </w:pPr>
+            <w:r>
+              <w:rPr>
+                <w:rFonts w:ascii="Times New Roman" w:cs="Times New Roman" w:eastAsia="Times New Roman" w:hAnsi="Times New Roman"/>
+                <w:b w:val="false"/>
+                <w:bCs w:val="false"/>
+                <w:i w:val="false"/>
+                <w:iCs w:val="false"/>
+                <w:color w:val="111111"/>
+                <w:sz w:val="17"/>
+                <w:szCs w:val="17"/>
               </w:rPr>
               <w:t xml:space="preserve">6</w:t>
             </w:r>
@@ -1904,18 +1886,18 @@
           </w:tcPr>
           <w:p>
             <w:pPr>
-              <w:spacing w:after="0" w:line="270"/>
-            </w:pPr>
-            <w:r>
-              <w:rPr>
-                <w:rFonts w:ascii="Times New Roman" w:cs="Times New Roman" w:eastAsia="Times New Roman" w:hAnsi="Times New Roman"/>
-                <w:b w:val="false"/>
-                <w:bCs w:val="false"/>
-                <w:i w:val="false"/>
-                <w:iCs w:val="false"/>
-                <w:color w:val="111111"/>
-                <w:sz w:val="20"/>
-                <w:szCs w:val="20"/>
+              <w:spacing w:after="0" w:line="220"/>
+            </w:pPr>
+            <w:r>
+              <w:rPr>
+                <w:rFonts w:ascii="Times New Roman" w:cs="Times New Roman" w:eastAsia="Times New Roman" w:hAnsi="Times New Roman"/>
+                <w:b w:val="false"/>
+                <w:bCs w:val="false"/>
+                <w:i w:val="false"/>
+                <w:iCs w:val="false"/>
+                <w:color w:val="111111"/>
+                <w:sz w:val="17"/>
+                <w:szCs w:val="17"/>
               </w:rPr>
               <w:t xml:space="preserve">Haydi birlikte parka gidelim!</w:t>
             </w:r>
@@ -1935,7 +1917,7 @@
           <w:p>
             <w:pPr>
               <w:bidi/>
-              <w:spacing w:after="0" w:line="320"/>
+              <w:spacing w:after="0" w:line="220"/>
             </w:pPr>
             <w:r>
               <w:rPr>
@@ -1943,8 +1925,8 @@
                 <w:b w:val="false"/>
                 <w:bCs w:val="false"/>
                 <w:color w:val="111111"/>
-                <w:sz w:val="28"/>
-                <w:szCs w:val="28"/>
+                <w:sz w:val="25"/>
+                <w:szCs w:val="25"/>
                 <w:rtl/>
               </w:rPr>
               <w:t xml:space="preserve"/>
@@ -1958,7 +1940,7 @@
         <w:tabs>
           <w:tab w:val="right" w:pos="9864"/>
         </w:tabs>
-        <w:spacing w:after="90" w:before="220" w:line="280"/>
+        <w:spacing w:after="36" w:before="88" w:line="220"/>
         <w:ind w:left="340" w:hanging="340"/>
       </w:pPr>
       <w:r>
@@ -1969,16 +1951,16 @@
           <w:i w:val="false"/>
           <w:iCs w:val="false"/>
           <w:color w:val="111111"/>
-          <w:sz w:val="21"/>
-          <w:szCs w:val="21"/>
+          <w:sz w:val="18"/>
+          <w:szCs w:val="18"/>
         </w:rPr>
         <w:t xml:space="preserve">3.</w:t>
       </w:r>
       <w:r>
         <w:rPr>
           <w:rFonts w:ascii="Times New Roman" w:cs="Times New Roman" w:eastAsia="Times New Roman" w:hAnsi="Times New Roman"/>
-          <w:sz w:val="21"/>
-          <w:szCs w:val="21"/>
+          <w:sz w:val="18"/>
+          <w:szCs w:val="18"/>
         </w:rPr>
         <w:tab/>
       </w:r>
@@ -1990,16 +1972,16 @@
           <w:i w:val="false"/>
           <w:iCs w:val="false"/>
           <w:color w:val="111111"/>
-          <w:sz w:val="21"/>
-          <w:szCs w:val="21"/>
+          <w:sz w:val="18"/>
+          <w:szCs w:val="18"/>
         </w:rPr>
         <w:t xml:space="preserve">Aşağıdaki Arapça kelimeleri Türkçe karşılıklarıyla eşleştiriniz.</w:t>
       </w:r>
       <w:r>
         <w:rPr>
           <w:rFonts w:ascii="Times New Roman" w:cs="Times New Roman" w:eastAsia="Times New Roman" w:hAnsi="Times New Roman"/>
-          <w:sz w:val="21"/>
-          <w:szCs w:val="21"/>
+          <w:sz w:val="18"/>
+          <w:szCs w:val="18"/>
         </w:rPr>
         <w:tab/>
       </w:r>
@@ -2011,8 +1993,8 @@
           <w:i w:val="false"/>
           <w:iCs w:val="false"/>
           <w:color w:val="55636F"/>
-          <w:sz w:val="18"/>
-          <w:szCs w:val="18"/>
+          <w:sz w:val="16"/>
+          <w:szCs w:val="16"/>
         </w:rPr>
         <w:t xml:space="preserve">(12 puan)</w:t>
       </w:r>
@@ -2020,7 +2002,7 @@
     <w:p>
       <w:pPr>
         <w:keepNext w:val="false"/>
-        <w:spacing w:after="90" w:before="0" w:line="280"/>
+        <w:spacing w:after="36" w:before="0" w:line="220"/>
         <w:ind w:left="340"/>
       </w:pPr>
       <w:r>
@@ -2031,8 +2013,8 @@
           <w:i/>
           <w:iCs/>
           <w:color w:val="5B6772"/>
-          <w:sz w:val="18"/>
-          <w:szCs w:val="18"/>
+          <w:sz w:val="16"/>
+          <w:szCs w:val="16"/>
         </w:rPr>
         <w:t xml:space="preserve">Her doğru eşleştirme 2 puandır.</w:t>
       </w:r>
@@ -2058,7 +2040,7 @@
       </w:tblGrid>
       <w:tr>
         <w:trPr>
-          <w:trHeight w:val="400" w:hRule="atLeast"/>
+          <w:trHeight w:val="280" w:hRule="atLeast"/>
         </w:trPr>
         <w:tc>
           <w:tcPr>
@@ -2076,7 +2058,7 @@
           </w:tcPr>
           <w:p>
             <w:pPr>
-              <w:spacing w:after="0" w:line="270"/>
+              <w:spacing w:after="0" w:line="220"/>
               <w:jc w:val="center"/>
             </w:pPr>
             <w:r>
@@ -2087,8 +2069,8 @@
                 <w:i w:val="false"/>
                 <w:iCs w:val="false"/>
                 <w:color w:val="111111"/>
-                <w:sz w:val="19"/>
-                <w:szCs w:val="19"/>
+                <w:sz w:val="17"/>
+                <w:szCs w:val="17"/>
               </w:rPr>
               <w:t xml:space="preserve">1.</w:t>
             </w:r>
@@ -2111,7 +2093,7 @@
           <w:p>
             <w:pPr>
               <w:bidi/>
-              <w:spacing w:after="0" w:line="320"/>
+              <w:spacing w:after="0" w:line="220"/>
             </w:pPr>
             <w:r>
               <w:rPr>
@@ -2119,8 +2101,8 @@
                 <w:b w:val="false"/>
                 <w:bCs w:val="false"/>
                 <w:color w:val="111111"/>
-                <w:sz w:val="28"/>
-                <w:szCs w:val="28"/>
+                <w:sz w:val="25"/>
+                <w:szCs w:val="25"/>
                 <w:rtl/>
               </w:rPr>
               <w:t xml:space="preserve">اَلرَّبِيعُ</w:t>
@@ -2140,19 +2122,19 @@
           </w:tcPr>
           <w:p>
             <w:pPr>
-              <w:spacing w:after="0" w:line="270"/>
-              <w:jc w:val="center"/>
-            </w:pPr>
-            <w:r>
-              <w:rPr>
-                <w:rFonts w:ascii="Times New Roman" w:cs="Times New Roman" w:eastAsia="Times New Roman" w:hAnsi="Times New Roman"/>
-                <w:b w:val="false"/>
-                <w:bCs w:val="false"/>
-                <w:i w:val="false"/>
-                <w:iCs w:val="false"/>
-                <w:color w:val="111111"/>
-                <w:sz w:val="20"/>
-                <w:szCs w:val="20"/>
+              <w:spacing w:after="0" w:line="220"/>
+              <w:jc w:val="center"/>
+            </w:pPr>
+            <w:r>
+              <w:rPr>
+                <w:rFonts w:ascii="Times New Roman" w:cs="Times New Roman" w:eastAsia="Times New Roman" w:hAnsi="Times New Roman"/>
+                <w:b w:val="false"/>
+                <w:bCs w:val="false"/>
+                <w:i w:val="false"/>
+                <w:iCs w:val="false"/>
+                <w:color w:val="111111"/>
+                <w:sz w:val="17"/>
+                <w:szCs w:val="17"/>
               </w:rPr>
               <w:t xml:space="preserve">(       )</w:t>
             </w:r>
@@ -2174,7 +2156,7 @@
           </w:tcPr>
           <w:p>
             <w:pPr>
-              <w:spacing w:after="0" w:line="270"/>
+              <w:spacing w:after="0" w:line="220"/>
               <w:jc w:val="center"/>
             </w:pPr>
             <w:r>
@@ -2185,8 +2167,8 @@
                 <w:i w:val="false"/>
                 <w:iCs w:val="false"/>
                 <w:color w:val="111111"/>
-                <w:sz w:val="19"/>
-                <w:szCs w:val="19"/>
+                <w:sz w:val="17"/>
+                <w:szCs w:val="17"/>
               </w:rPr>
               <w:t xml:space="preserve">a)</w:t>
             </w:r>
@@ -2208,18 +2190,18 @@
           </w:tcPr>
           <w:p>
             <w:pPr>
-              <w:spacing w:after="0" w:line="270"/>
-            </w:pPr>
-            <w:r>
-              <w:rPr>
-                <w:rFonts w:ascii="Times New Roman" w:cs="Times New Roman" w:eastAsia="Times New Roman" w:hAnsi="Times New Roman"/>
-                <w:b w:val="false"/>
-                <w:bCs w:val="false"/>
-                <w:i w:val="false"/>
-                <w:iCs w:val="false"/>
-                <w:color w:val="111111"/>
-                <w:sz w:val="20"/>
-                <w:szCs w:val="20"/>
+              <w:spacing w:after="0" w:line="220"/>
+            </w:pPr>
+            <w:r>
+              <w:rPr>
+                <w:rFonts w:ascii="Times New Roman" w:cs="Times New Roman" w:eastAsia="Times New Roman" w:hAnsi="Times New Roman"/>
+                <w:b w:val="false"/>
+                <w:bCs w:val="false"/>
+                <w:i w:val="false"/>
+                <w:iCs w:val="false"/>
+                <w:color w:val="111111"/>
+                <w:sz w:val="17"/>
+                <w:szCs w:val="17"/>
               </w:rPr>
               <w:t xml:space="preserve">ayakkabı</w:t>
             </w:r>
@@ -2228,7 +2210,7 @@
       </w:tr>
       <w:tr>
         <w:trPr>
-          <w:trHeight w:val="400" w:hRule="atLeast"/>
+          <w:trHeight w:val="280" w:hRule="atLeast"/>
         </w:trPr>
         <w:tc>
           <w:tcPr>
@@ -2246,7 +2228,7 @@
           </w:tcPr>
           <w:p>
             <w:pPr>
-              <w:spacing w:after="0" w:line="270"/>
+              <w:spacing w:after="0" w:line="220"/>
               <w:jc w:val="center"/>
             </w:pPr>
             <w:r>
@@ -2257,8 +2239,8 @@
                 <w:i w:val="false"/>
                 <w:iCs w:val="false"/>
                 <w:color w:val="111111"/>
-                <w:sz w:val="19"/>
-                <w:szCs w:val="19"/>
+                <w:sz w:val="17"/>
+                <w:szCs w:val="17"/>
               </w:rPr>
               <w:t xml:space="preserve">2.</w:t>
             </w:r>
@@ -2281,7 +2263,7 @@
           <w:p>
             <w:pPr>
               <w:bidi/>
-              <w:spacing w:after="0" w:line="320"/>
+              <w:spacing w:after="0" w:line="220"/>
             </w:pPr>
             <w:r>
               <w:rPr>
@@ -2289,8 +2271,8 @@
                 <w:b w:val="false"/>
                 <w:bCs w:val="false"/>
                 <w:color w:val="111111"/>
-                <w:sz w:val="28"/>
-                <w:szCs w:val="28"/>
+                <w:sz w:val="25"/>
+                <w:szCs w:val="25"/>
                 <w:rtl/>
               </w:rPr>
               <w:t xml:space="preserve">اَلْخَرِيفُ</w:t>
@@ -2310,19 +2292,19 @@
           </w:tcPr>
           <w:p>
             <w:pPr>
-              <w:spacing w:after="0" w:line="270"/>
-              <w:jc w:val="center"/>
-            </w:pPr>
-            <w:r>
-              <w:rPr>
-                <w:rFonts w:ascii="Times New Roman" w:cs="Times New Roman" w:eastAsia="Times New Roman" w:hAnsi="Times New Roman"/>
-                <w:b w:val="false"/>
-                <w:bCs w:val="false"/>
-                <w:i w:val="false"/>
-                <w:iCs w:val="false"/>
-                <w:color w:val="111111"/>
-                <w:sz w:val="20"/>
-                <w:szCs w:val="20"/>
+              <w:spacing w:after="0" w:line="220"/>
+              <w:jc w:val="center"/>
+            </w:pPr>
+            <w:r>
+              <w:rPr>
+                <w:rFonts w:ascii="Times New Roman" w:cs="Times New Roman" w:eastAsia="Times New Roman" w:hAnsi="Times New Roman"/>
+                <w:b w:val="false"/>
+                <w:bCs w:val="false"/>
+                <w:i w:val="false"/>
+                <w:iCs w:val="false"/>
+                <w:color w:val="111111"/>
+                <w:sz w:val="17"/>
+                <w:szCs w:val="17"/>
               </w:rPr>
               <w:t xml:space="preserve">(       )</w:t>
             </w:r>
@@ -2344,7 +2326,7 @@
           </w:tcPr>
           <w:p>
             <w:pPr>
-              <w:spacing w:after="0" w:line="270"/>
+              <w:spacing w:after="0" w:line="220"/>
               <w:jc w:val="center"/>
             </w:pPr>
             <w:r>
@@ -2355,8 +2337,8 @@
                 <w:i w:val="false"/>
                 <w:iCs w:val="false"/>
                 <w:color w:val="111111"/>
-                <w:sz w:val="19"/>
-                <w:szCs w:val="19"/>
+                <w:sz w:val="17"/>
+                <w:szCs w:val="17"/>
               </w:rPr>
               <w:t xml:space="preserve">b)</w:t>
             </w:r>
@@ -2378,18 +2360,18 @@
           </w:tcPr>
           <w:p>
             <w:pPr>
-              <w:spacing w:after="0" w:line="270"/>
-            </w:pPr>
-            <w:r>
-              <w:rPr>
-                <w:rFonts w:ascii="Times New Roman" w:cs="Times New Roman" w:eastAsia="Times New Roman" w:hAnsi="Times New Roman"/>
-                <w:b w:val="false"/>
-                <w:bCs w:val="false"/>
-                <w:i w:val="false"/>
-                <w:iCs w:val="false"/>
-                <w:color w:val="111111"/>
-                <w:sz w:val="20"/>
-                <w:szCs w:val="20"/>
+              <w:spacing w:after="0" w:line="220"/>
+            </w:pPr>
+            <w:r>
+              <w:rPr>
+                <w:rFonts w:ascii="Times New Roman" w:cs="Times New Roman" w:eastAsia="Times New Roman" w:hAnsi="Times New Roman"/>
+                <w:b w:val="false"/>
+                <w:bCs w:val="false"/>
+                <w:i w:val="false"/>
+                <w:iCs w:val="false"/>
+                <w:color w:val="111111"/>
+                <w:sz w:val="17"/>
+                <w:szCs w:val="17"/>
               </w:rPr>
               <w:t xml:space="preserve">gönüllü çalışma</w:t>
             </w:r>
@@ -2398,7 +2380,7 @@
       </w:tr>
       <w:tr>
         <w:trPr>
-          <w:trHeight w:val="400" w:hRule="atLeast"/>
+          <w:trHeight w:val="280" w:hRule="atLeast"/>
         </w:trPr>
         <w:tc>
           <w:tcPr>
@@ -2416,7 +2398,7 @@
           </w:tcPr>
           <w:p>
             <w:pPr>
-              <w:spacing w:after="0" w:line="270"/>
+              <w:spacing w:after="0" w:line="220"/>
               <w:jc w:val="center"/>
             </w:pPr>
             <w:r>
@@ -2427,8 +2409,8 @@
                 <w:i w:val="false"/>
                 <w:iCs w:val="false"/>
                 <w:color w:val="111111"/>
-                <w:sz w:val="19"/>
-                <w:szCs w:val="19"/>
+                <w:sz w:val="17"/>
+                <w:szCs w:val="17"/>
               </w:rPr>
               <w:t xml:space="preserve">3.</w:t>
             </w:r>
@@ -2451,7 +2433,7 @@
           <w:p>
             <w:pPr>
               <w:bidi/>
-              <w:spacing w:after="0" w:line="320"/>
+              <w:spacing w:after="0" w:line="220"/>
             </w:pPr>
             <w:r>
               <w:rPr>
@@ -2459,8 +2441,8 @@
                 <w:b w:val="false"/>
                 <w:bCs w:val="false"/>
                 <w:color w:val="111111"/>
-                <w:sz w:val="28"/>
-                <w:szCs w:val="28"/>
+                <w:sz w:val="25"/>
+                <w:szCs w:val="25"/>
                 <w:rtl/>
               </w:rPr>
               <w:t xml:space="preserve">اَلسِّبَاحَةُ</w:t>
@@ -2480,19 +2462,19 @@
           </w:tcPr>
           <w:p>
             <w:pPr>
-              <w:spacing w:after="0" w:line="270"/>
-              <w:jc w:val="center"/>
-            </w:pPr>
-            <w:r>
-              <w:rPr>
-                <w:rFonts w:ascii="Times New Roman" w:cs="Times New Roman" w:eastAsia="Times New Roman" w:hAnsi="Times New Roman"/>
-                <w:b w:val="false"/>
-                <w:bCs w:val="false"/>
-                <w:i w:val="false"/>
-                <w:iCs w:val="false"/>
-                <w:color w:val="111111"/>
-                <w:sz w:val="20"/>
-                <w:szCs w:val="20"/>
+              <w:spacing w:after="0" w:line="220"/>
+              <w:jc w:val="center"/>
+            </w:pPr>
+            <w:r>
+              <w:rPr>
+                <w:rFonts w:ascii="Times New Roman" w:cs="Times New Roman" w:eastAsia="Times New Roman" w:hAnsi="Times New Roman"/>
+                <w:b w:val="false"/>
+                <w:bCs w:val="false"/>
+                <w:i w:val="false"/>
+                <w:iCs w:val="false"/>
+                <w:color w:val="111111"/>
+                <w:sz w:val="17"/>
+                <w:szCs w:val="17"/>
               </w:rPr>
               <w:t xml:space="preserve">(       )</w:t>
             </w:r>
@@ -2514,7 +2496,7 @@
           </w:tcPr>
           <w:p>
             <w:pPr>
-              <w:spacing w:after="0" w:line="270"/>
+              <w:spacing w:after="0" w:line="220"/>
               <w:jc w:val="center"/>
             </w:pPr>
             <w:r>
@@ -2525,8 +2507,8 @@
                 <w:i w:val="false"/>
                 <w:iCs w:val="false"/>
                 <w:color w:val="111111"/>
-                <w:sz w:val="19"/>
-                <w:szCs w:val="19"/>
+                <w:sz w:val="17"/>
+                <w:szCs w:val="17"/>
               </w:rPr>
               <w:t xml:space="preserve">c)</w:t>
             </w:r>
@@ -2548,18 +2530,18 @@
           </w:tcPr>
           <w:p>
             <w:pPr>
-              <w:spacing w:after="0" w:line="270"/>
-            </w:pPr>
-            <w:r>
-              <w:rPr>
-                <w:rFonts w:ascii="Times New Roman" w:cs="Times New Roman" w:eastAsia="Times New Roman" w:hAnsi="Times New Roman"/>
-                <w:b w:val="false"/>
-                <w:bCs w:val="false"/>
-                <w:i w:val="false"/>
-                <w:iCs w:val="false"/>
-                <w:color w:val="111111"/>
-                <w:sz w:val="20"/>
-                <w:szCs w:val="20"/>
+              <w:spacing w:after="0" w:line="220"/>
+            </w:pPr>
+            <w:r>
+              <w:rPr>
+                <w:rFonts w:ascii="Times New Roman" w:cs="Times New Roman" w:eastAsia="Times New Roman" w:hAnsi="Times New Roman"/>
+                <w:b w:val="false"/>
+                <w:bCs w:val="false"/>
+                <w:i w:val="false"/>
+                <w:iCs w:val="false"/>
+                <w:color w:val="111111"/>
+                <w:sz w:val="17"/>
+                <w:szCs w:val="17"/>
               </w:rPr>
               <w:t xml:space="preserve">ilkbahar</w:t>
             </w:r>
@@ -2568,7 +2550,7 @@
       </w:tr>
       <w:tr>
         <w:trPr>
-          <w:trHeight w:val="400" w:hRule="atLeast"/>
+          <w:trHeight w:val="280" w:hRule="atLeast"/>
         </w:trPr>
         <w:tc>
           <w:tcPr>
@@ -2586,7 +2568,7 @@
           </w:tcPr>
           <w:p>
             <w:pPr>
-              <w:spacing w:after="0" w:line="270"/>
+              <w:spacing w:after="0" w:line="220"/>
               <w:jc w:val="center"/>
             </w:pPr>
             <w:r>
@@ -2597,8 +2579,8 @@
                 <w:i w:val="false"/>
                 <w:iCs w:val="false"/>
                 <w:color w:val="111111"/>
-                <w:sz w:val="19"/>
-                <w:szCs w:val="19"/>
+                <w:sz w:val="17"/>
+                <w:szCs w:val="17"/>
               </w:rPr>
               <w:t xml:space="preserve">4.</w:t>
             </w:r>
@@ -2621,7 +2603,7 @@
           <w:p>
             <w:pPr>
               <w:bidi/>
-              <w:spacing w:after="0" w:line="320"/>
+              <w:spacing w:after="0" w:line="220"/>
             </w:pPr>
             <w:r>
               <w:rPr>
@@ -2629,8 +2611,8 @@
                 <w:b w:val="false"/>
                 <w:bCs w:val="false"/>
                 <w:color w:val="111111"/>
-                <w:sz w:val="28"/>
-                <w:szCs w:val="28"/>
+                <w:sz w:val="25"/>
+                <w:szCs w:val="25"/>
                 <w:rtl/>
               </w:rPr>
               <w:t xml:space="preserve">اَلْحِذَاءُ</w:t>
@@ -2650,19 +2632,19 @@
           </w:tcPr>
           <w:p>
             <w:pPr>
-              <w:spacing w:after="0" w:line="270"/>
-              <w:jc w:val="center"/>
-            </w:pPr>
-            <w:r>
-              <w:rPr>
-                <w:rFonts w:ascii="Times New Roman" w:cs="Times New Roman" w:eastAsia="Times New Roman" w:hAnsi="Times New Roman"/>
-                <w:b w:val="false"/>
-                <w:bCs w:val="false"/>
-                <w:i w:val="false"/>
-                <w:iCs w:val="false"/>
-                <w:color w:val="111111"/>
-                <w:sz w:val="20"/>
-                <w:szCs w:val="20"/>
+              <w:spacing w:after="0" w:line="220"/>
+              <w:jc w:val="center"/>
+            </w:pPr>
+            <w:r>
+              <w:rPr>
+                <w:rFonts w:ascii="Times New Roman" w:cs="Times New Roman" w:eastAsia="Times New Roman" w:hAnsi="Times New Roman"/>
+                <w:b w:val="false"/>
+                <w:bCs w:val="false"/>
+                <w:i w:val="false"/>
+                <w:iCs w:val="false"/>
+                <w:color w:val="111111"/>
+                <w:sz w:val="17"/>
+                <w:szCs w:val="17"/>
               </w:rPr>
               <w:t xml:space="preserve">(       )</w:t>
             </w:r>
@@ -2684,7 +2666,7 @@
           </w:tcPr>
           <w:p>
             <w:pPr>
-              <w:spacing w:after="0" w:line="270"/>
+              <w:spacing w:after="0" w:line="220"/>
               <w:jc w:val="center"/>
             </w:pPr>
             <w:r>
@@ -2695,8 +2677,8 @@
                 <w:i w:val="false"/>
                 <w:iCs w:val="false"/>
                 <w:color w:val="111111"/>
-                <w:sz w:val="19"/>
-                <w:szCs w:val="19"/>
+                <w:sz w:val="17"/>
+                <w:szCs w:val="17"/>
               </w:rPr>
               <w:t xml:space="preserve">d)</w:t>
             </w:r>
@@ -2718,18 +2700,18 @@
           </w:tcPr>
           <w:p>
             <w:pPr>
-              <w:spacing w:after="0" w:line="270"/>
-            </w:pPr>
-            <w:r>
-              <w:rPr>
-                <w:rFonts w:ascii="Times New Roman" w:cs="Times New Roman" w:eastAsia="Times New Roman" w:hAnsi="Times New Roman"/>
-                <w:b w:val="false"/>
-                <w:bCs w:val="false"/>
-                <w:i w:val="false"/>
-                <w:iCs w:val="false"/>
-                <w:color w:val="111111"/>
-                <w:sz w:val="20"/>
-                <w:szCs w:val="20"/>
+              <w:spacing w:after="0" w:line="220"/>
+            </w:pPr>
+            <w:r>
+              <w:rPr>
+                <w:rFonts w:ascii="Times New Roman" w:cs="Times New Roman" w:eastAsia="Times New Roman" w:hAnsi="Times New Roman"/>
+                <w:b w:val="false"/>
+                <w:bCs w:val="false"/>
+                <w:i w:val="false"/>
+                <w:iCs w:val="false"/>
+                <w:color w:val="111111"/>
+                <w:sz w:val="17"/>
+                <w:szCs w:val="17"/>
               </w:rPr>
               <w:t xml:space="preserve">hastane</w:t>
             </w:r>
@@ -2738,7 +2720,7 @@
       </w:tr>
       <w:tr>
         <w:trPr>
-          <w:trHeight w:val="400" w:hRule="atLeast"/>
+          <w:trHeight w:val="280" w:hRule="atLeast"/>
         </w:trPr>
         <w:tc>
           <w:tcPr>
@@ -2756,7 +2738,7 @@
           </w:tcPr>
           <w:p>
             <w:pPr>
-              <w:spacing w:after="0" w:line="270"/>
+              <w:spacing w:after="0" w:line="220"/>
               <w:jc w:val="center"/>
             </w:pPr>
             <w:r>
@@ -2767,8 +2749,8 @@
                 <w:i w:val="false"/>
                 <w:iCs w:val="false"/>
                 <w:color w:val="111111"/>
-                <w:sz w:val="19"/>
-                <w:szCs w:val="19"/>
+                <w:sz w:val="17"/>
+                <w:szCs w:val="17"/>
               </w:rPr>
               <w:t xml:space="preserve">5.</w:t>
             </w:r>
@@ -2791,7 +2773,7 @@
           <w:p>
             <w:pPr>
               <w:bidi/>
-              <w:spacing w:after="0" w:line="320"/>
+              <w:spacing w:after="0" w:line="220"/>
             </w:pPr>
             <w:r>
               <w:rPr>
@@ -2799,8 +2781,8 @@
                 <w:b w:val="false"/>
                 <w:bCs w:val="false"/>
                 <w:color w:val="111111"/>
-                <w:sz w:val="28"/>
-                <w:szCs w:val="28"/>
+                <w:sz w:val="25"/>
+                <w:szCs w:val="25"/>
                 <w:rtl/>
               </w:rPr>
               <w:t xml:space="preserve">اَلْمُسْتَشْفَى</w:t>
@@ -2820,19 +2802,19 @@
           </w:tcPr>
           <w:p>
             <w:pPr>
-              <w:spacing w:after="0" w:line="270"/>
-              <w:jc w:val="center"/>
-            </w:pPr>
-            <w:r>
-              <w:rPr>
-                <w:rFonts w:ascii="Times New Roman" w:cs="Times New Roman" w:eastAsia="Times New Roman" w:hAnsi="Times New Roman"/>
-                <w:b w:val="false"/>
-                <w:bCs w:val="false"/>
-                <w:i w:val="false"/>
-                <w:iCs w:val="false"/>
-                <w:color w:val="111111"/>
-                <w:sz w:val="20"/>
-                <w:szCs w:val="20"/>
+              <w:spacing w:after="0" w:line="220"/>
+              <w:jc w:val="center"/>
+            </w:pPr>
+            <w:r>
+              <w:rPr>
+                <w:rFonts w:ascii="Times New Roman" w:cs="Times New Roman" w:eastAsia="Times New Roman" w:hAnsi="Times New Roman"/>
+                <w:b w:val="false"/>
+                <w:bCs w:val="false"/>
+                <w:i w:val="false"/>
+                <w:iCs w:val="false"/>
+                <w:color w:val="111111"/>
+                <w:sz w:val="17"/>
+                <w:szCs w:val="17"/>
               </w:rPr>
               <w:t xml:space="preserve">(       )</w:t>
             </w:r>
@@ -2854,7 +2836,7 @@
           </w:tcPr>
           <w:p>
             <w:pPr>
-              <w:spacing w:after="0" w:line="270"/>
+              <w:spacing w:after="0" w:line="220"/>
               <w:jc w:val="center"/>
             </w:pPr>
             <w:r>
@@ -2865,8 +2847,8 @@
                 <w:i w:val="false"/>
                 <w:iCs w:val="false"/>
                 <w:color w:val="111111"/>
-                <w:sz w:val="19"/>
-                <w:szCs w:val="19"/>
+                <w:sz w:val="17"/>
+                <w:szCs w:val="17"/>
               </w:rPr>
               <w:t xml:space="preserve">e)</w:t>
             </w:r>
@@ -2888,18 +2870,18 @@
           </w:tcPr>
           <w:p>
             <w:pPr>
-              <w:spacing w:after="0" w:line="270"/>
-            </w:pPr>
-            <w:r>
-              <w:rPr>
-                <w:rFonts w:ascii="Times New Roman" w:cs="Times New Roman" w:eastAsia="Times New Roman" w:hAnsi="Times New Roman"/>
-                <w:b w:val="false"/>
-                <w:bCs w:val="false"/>
-                <w:i w:val="false"/>
-                <w:iCs w:val="false"/>
-                <w:color w:val="111111"/>
-                <w:sz w:val="20"/>
-                <w:szCs w:val="20"/>
+              <w:spacing w:after="0" w:line="220"/>
+            </w:pPr>
+            <w:r>
+              <w:rPr>
+                <w:rFonts w:ascii="Times New Roman" w:cs="Times New Roman" w:eastAsia="Times New Roman" w:hAnsi="Times New Roman"/>
+                <w:b w:val="false"/>
+                <w:bCs w:val="false"/>
+                <w:i w:val="false"/>
+                <w:iCs w:val="false"/>
+                <w:color w:val="111111"/>
+                <w:sz w:val="17"/>
+                <w:szCs w:val="17"/>
               </w:rPr>
               <w:t xml:space="preserve">sonbahar</w:t>
             </w:r>
@@ -2908,7 +2890,7 @@
       </w:tr>
       <w:tr>
         <w:trPr>
-          <w:trHeight w:val="400" w:hRule="atLeast"/>
+          <w:trHeight w:val="280" w:hRule="atLeast"/>
         </w:trPr>
         <w:tc>
           <w:tcPr>
@@ -2926,7 +2908,7 @@
           </w:tcPr>
           <w:p>
             <w:pPr>
-              <w:spacing w:after="0" w:line="270"/>
+              <w:spacing w:after="0" w:line="220"/>
               <w:jc w:val="center"/>
             </w:pPr>
             <w:r>
@@ -2937,8 +2919,8 @@
                 <w:i w:val="false"/>
                 <w:iCs w:val="false"/>
                 <w:color w:val="111111"/>
-                <w:sz w:val="19"/>
-                <w:szCs w:val="19"/>
+                <w:sz w:val="17"/>
+                <w:szCs w:val="17"/>
               </w:rPr>
               <w:t xml:space="preserve">6.</w:t>
             </w:r>
@@ -2961,7 +2943,7 @@
           <w:p>
             <w:pPr>
               <w:bidi/>
-              <w:spacing w:after="0" w:line="320"/>
+              <w:spacing w:after="0" w:line="220"/>
             </w:pPr>
             <w:r>
               <w:rPr>
@@ -2969,8 +2951,8 @@
                 <w:b w:val="false"/>
                 <w:bCs w:val="false"/>
                 <w:color w:val="111111"/>
-                <w:sz w:val="28"/>
-                <w:szCs w:val="28"/>
+                <w:sz w:val="25"/>
+                <w:szCs w:val="25"/>
                 <w:rtl/>
               </w:rPr>
               <w:t xml:space="preserve">اَلْعَمَلُ التَّطَوُّعِيُّ</w:t>
@@ -2990,19 +2972,19 @@
           </w:tcPr>
           <w:p>
             <w:pPr>
-              <w:spacing w:after="0" w:line="270"/>
-              <w:jc w:val="center"/>
-            </w:pPr>
-            <w:r>
-              <w:rPr>
-                <w:rFonts w:ascii="Times New Roman" w:cs="Times New Roman" w:eastAsia="Times New Roman" w:hAnsi="Times New Roman"/>
-                <w:b w:val="false"/>
-                <w:bCs w:val="false"/>
-                <w:i w:val="false"/>
-                <w:iCs w:val="false"/>
-                <w:color w:val="111111"/>
-                <w:sz w:val="20"/>
-                <w:szCs w:val="20"/>
+              <w:spacing w:after="0" w:line="220"/>
+              <w:jc w:val="center"/>
+            </w:pPr>
+            <w:r>
+              <w:rPr>
+                <w:rFonts w:ascii="Times New Roman" w:cs="Times New Roman" w:eastAsia="Times New Roman" w:hAnsi="Times New Roman"/>
+                <w:b w:val="false"/>
+                <w:bCs w:val="false"/>
+                <w:i w:val="false"/>
+                <w:iCs w:val="false"/>
+                <w:color w:val="111111"/>
+                <w:sz w:val="17"/>
+                <w:szCs w:val="17"/>
               </w:rPr>
               <w:t xml:space="preserve">(       )</w:t>
             </w:r>
@@ -3024,7 +3006,7 @@
           </w:tcPr>
           <w:p>
             <w:pPr>
-              <w:spacing w:after="0" w:line="270"/>
+              <w:spacing w:after="0" w:line="220"/>
               <w:jc w:val="center"/>
             </w:pPr>
             <w:r>
@@ -3035,8 +3017,8 @@
                 <w:i w:val="false"/>
                 <w:iCs w:val="false"/>
                 <w:color w:val="111111"/>
-                <w:sz w:val="19"/>
-                <w:szCs w:val="19"/>
+                <w:sz w:val="17"/>
+                <w:szCs w:val="17"/>
               </w:rPr>
               <w:t xml:space="preserve">f)</w:t>
             </w:r>
@@ -3058,18 +3040,18 @@
           </w:tcPr>
           <w:p>
             <w:pPr>
-              <w:spacing w:after="0" w:line="270"/>
-            </w:pPr>
-            <w:r>
-              <w:rPr>
-                <w:rFonts w:ascii="Times New Roman" w:cs="Times New Roman" w:eastAsia="Times New Roman" w:hAnsi="Times New Roman"/>
-                <w:b w:val="false"/>
-                <w:bCs w:val="false"/>
-                <w:i w:val="false"/>
-                <w:iCs w:val="false"/>
-                <w:color w:val="111111"/>
-                <w:sz w:val="20"/>
-                <w:szCs w:val="20"/>
+              <w:spacing w:after="0" w:line="220"/>
+            </w:pPr>
+            <w:r>
+              <w:rPr>
+                <w:rFonts w:ascii="Times New Roman" w:cs="Times New Roman" w:eastAsia="Times New Roman" w:hAnsi="Times New Roman"/>
+                <w:b w:val="false"/>
+                <w:bCs w:val="false"/>
+                <w:i w:val="false"/>
+                <w:iCs w:val="false"/>
+                <w:color w:val="111111"/>
+                <w:sz w:val="17"/>
+                <w:szCs w:val="17"/>
               </w:rPr>
               <w:t xml:space="preserve">yüzme</w:t>
             </w:r>
@@ -3082,7 +3064,7 @@
         <w:tabs>
           <w:tab w:val="right" w:pos="9864"/>
         </w:tabs>
-        <w:spacing w:after="90" w:before="220" w:line="280"/>
+        <w:spacing w:after="36" w:before="88" w:line="220"/>
         <w:ind w:left="340" w:hanging="340"/>
       </w:pPr>
       <w:r>
@@ -3093,16 +3075,16 @@
           <w:i w:val="false"/>
           <w:iCs w:val="false"/>
           <w:color w:val="111111"/>
-          <w:sz w:val="21"/>
-          <w:szCs w:val="21"/>
+          <w:sz w:val="18"/>
+          <w:szCs w:val="18"/>
         </w:rPr>
         <w:t xml:space="preserve">4.</w:t>
       </w:r>
       <w:r>
         <w:rPr>
           <w:rFonts w:ascii="Times New Roman" w:cs="Times New Roman" w:eastAsia="Times New Roman" w:hAnsi="Times New Roman"/>
-          <w:sz w:val="21"/>
-          <w:szCs w:val="21"/>
+          <w:sz w:val="18"/>
+          <w:szCs w:val="18"/>
         </w:rPr>
         <w:tab/>
       </w:r>
@@ -3114,16 +3096,16 @@
           <w:i w:val="false"/>
           <w:iCs w:val="false"/>
           <w:color w:val="111111"/>
-          <w:sz w:val="21"/>
-          <w:szCs w:val="21"/>
+          <w:sz w:val="18"/>
+          <w:szCs w:val="18"/>
         </w:rPr>
         <w:t xml:space="preserve">Aşağıdaki cümlelerdeki boşlukları havuzdaki kelimelerle doldurunuz.</w:t>
       </w:r>
       <w:r>
         <w:rPr>
           <w:rFonts w:ascii="Times New Roman" w:cs="Times New Roman" w:eastAsia="Times New Roman" w:hAnsi="Times New Roman"/>
-          <w:sz w:val="21"/>
-          <w:szCs w:val="21"/>
+          <w:sz w:val="18"/>
+          <w:szCs w:val="18"/>
         </w:rPr>
         <w:tab/>
       </w:r>
@@ -3135,8 +3117,8 @@
           <w:i w:val="false"/>
           <w:iCs w:val="false"/>
           <w:color w:val="55636F"/>
-          <w:sz w:val="18"/>
-          <w:szCs w:val="18"/>
+          <w:sz w:val="16"/>
+          <w:szCs w:val="16"/>
         </w:rPr>
         <w:t xml:space="preserve">(14 puan)</w:t>
       </w:r>
@@ -3144,7 +3126,7 @@
     <w:p>
       <w:pPr>
         <w:keepNext w:val="false"/>
-        <w:spacing w:after="90" w:before="0" w:line="280"/>
+        <w:spacing w:after="36" w:before="0" w:line="220"/>
         <w:ind w:left="340"/>
       </w:pPr>
       <w:r>
@@ -3155,8 +3137,8 @@
           <w:i/>
           <w:iCs/>
           <w:color w:val="5B6772"/>
-          <w:sz w:val="18"/>
-          <w:szCs w:val="18"/>
+          <w:sz w:val="16"/>
+          <w:szCs w:val="16"/>
         </w:rPr>
         <w:t xml:space="preserve">Her doğru cevap 2 puandır. Havuzdaki kelimelerin tamamı kullanılacaktır.</w:t>
       </w:r>
@@ -3191,7 +3173,7 @@
           </w:tcPr>
           <w:p>
             <w:pPr>
-              <w:spacing w:after="50"/>
+              <w:spacing w:after="20"/>
             </w:pPr>
             <w:r>
               <w:rPr>
@@ -3201,8 +3183,8 @@
                 <w:i w:val="false"/>
                 <w:iCs w:val="false"/>
                 <w:color w:val="39454F"/>
-                <w:sz w:val="17"/>
-                <w:szCs w:val="17"/>
+                <w:sz w:val="15"/>
+                <w:szCs w:val="15"/>
               </w:rPr>
               <w:t xml:space="preserve">KELİME HAVUZU</w:t>
             </w:r>
@@ -3210,7 +3192,7 @@
           <w:p>
             <w:pPr>
               <w:bidi/>
-              <w:spacing w:after="0" w:line="360"/>
+              <w:spacing w:after="0" w:line="220"/>
               <w:jc w:val="center"/>
             </w:pPr>
             <w:r>
@@ -3219,8 +3201,8 @@
                 <w:b w:val="false"/>
                 <w:bCs w:val="false"/>
                 <w:color w:val="111111"/>
-                <w:sz w:val="30"/>
-                <w:szCs w:val="30"/>
+                <w:sz w:val="27"/>
+                <w:szCs w:val="27"/>
                 <w:rtl/>
               </w:rPr>
               <w:t xml:space="preserve">سَوْفَ   —   اَلْجَوُّ   —   مَعَ   —   لَا تُهْمِلْ   —   يَجِبُ عَلَى   —   هَيَّا بِنَا   —   مَا رَأْيُكَ</w:t>
@@ -3231,7 +3213,7 @@
     </w:tbl>
     <w:p>
       <w:pPr>
-        <w:spacing w:after="80"/>
+        <w:spacing w:after="32"/>
       </w:pPr>
       <w:r>
         <w:rPr>
@@ -3241,8 +3223,8 @@
           <w:i w:val="false"/>
           <w:iCs w:val="false"/>
           <w:color w:val="111111"/>
-          <w:sz w:val="21"/>
-          <w:szCs w:val="21"/>
+          <w:sz w:val="18"/>
+          <w:szCs w:val="18"/>
         </w:rPr>
         <w:t xml:space="preserve"/>
       </w:r>
@@ -3265,7 +3247,7 @@
       </w:tblGrid>
       <w:tr>
         <w:trPr>
-          <w:trHeight w:val="480" w:hRule="atLeast"/>
+          <w:trHeight w:val="336" w:hRule="atLeast"/>
         </w:trPr>
         <w:tc>
           <w:tcPr>
@@ -3283,7 +3265,7 @@
           </w:tcPr>
           <w:p>
             <w:pPr>
-              <w:spacing w:after="0" w:line="270"/>
+              <w:spacing w:after="0" w:line="220"/>
               <w:jc w:val="center"/>
             </w:pPr>
             <w:r>
@@ -3294,8 +3276,8 @@
                 <w:i w:val="false"/>
                 <w:iCs w:val="false"/>
                 <w:color w:val="111111"/>
-                <w:sz w:val="19"/>
-                <w:szCs w:val="19"/>
+                <w:sz w:val="17"/>
+                <w:szCs w:val="17"/>
               </w:rPr>
               <w:t xml:space="preserve">1.</w:t>
             </w:r>
@@ -3318,7 +3300,7 @@
           <w:p>
             <w:pPr>
               <w:bidi/>
-              <w:spacing w:after="0" w:line="320"/>
+              <w:spacing w:after="0" w:line="220"/>
             </w:pPr>
             <w:r>
               <w:rPr>
@@ -3326,8 +3308,8 @@
                 <w:b w:val="false"/>
                 <w:bCs w:val="false"/>
                 <w:color w:val="111111"/>
-                <w:sz w:val="28"/>
-                <w:szCs w:val="28"/>
+                <w:sz w:val="25"/>
+                <w:szCs w:val="25"/>
                 <w:rtl/>
               </w:rPr>
               <w:t xml:space="preserve">……………………… أَذْهَبُ إِلَى الْمُخَيَّمِ فِي الصَّيْفِ.</w:t>
@@ -3337,7 +3319,7 @@
       </w:tr>
       <w:tr>
         <w:trPr>
-          <w:trHeight w:val="480" w:hRule="atLeast"/>
+          <w:trHeight w:val="336" w:hRule="atLeast"/>
         </w:trPr>
         <w:tc>
           <w:tcPr>
@@ -3355,7 +3337,7 @@
           </w:tcPr>
           <w:p>
             <w:pPr>
-              <w:spacing w:after="0" w:line="270"/>
+              <w:spacing w:after="0" w:line="220"/>
               <w:jc w:val="center"/>
             </w:pPr>
             <w:r>
@@ -3366,8 +3348,8 @@
                 <w:i w:val="false"/>
                 <w:iCs w:val="false"/>
                 <w:color w:val="111111"/>
-                <w:sz w:val="19"/>
-                <w:szCs w:val="19"/>
+                <w:sz w:val="17"/>
+                <w:szCs w:val="17"/>
               </w:rPr>
               <w:t xml:space="preserve">2.</w:t>
             </w:r>
@@ -3390,7 +3372,7 @@
           <w:p>
             <w:pPr>
               <w:bidi/>
-              <w:spacing w:after="0" w:line="320"/>
+              <w:spacing w:after="0" w:line="220"/>
             </w:pPr>
             <w:r>
               <w:rPr>
@@ -3398,8 +3380,8 @@
                 <w:b w:val="false"/>
                 <w:bCs w:val="false"/>
                 <w:color w:val="111111"/>
-                <w:sz w:val="28"/>
-                <w:szCs w:val="28"/>
+                <w:sz w:val="25"/>
+                <w:szCs w:val="25"/>
                 <w:rtl/>
               </w:rPr>
               <w:t xml:space="preserve">……………………… الْيَوْمَ مُمْطِرٌ وَبَارِدٌ.</w:t>
@@ -3409,7 +3391,7 @@
       </w:tr>
       <w:tr>
         <w:trPr>
-          <w:trHeight w:val="480" w:hRule="atLeast"/>
+          <w:trHeight w:val="336" w:hRule="atLeast"/>
         </w:trPr>
         <w:tc>
           <w:tcPr>
@@ -3427,7 +3409,7 @@
           </w:tcPr>
           <w:p>
             <w:pPr>
-              <w:spacing w:after="0" w:line="270"/>
+              <w:spacing w:after="0" w:line="220"/>
               <w:jc w:val="center"/>
             </w:pPr>
             <w:r>
@@ -3438,8 +3420,8 @@
                 <w:i w:val="false"/>
                 <w:iCs w:val="false"/>
                 <w:color w:val="111111"/>
-                <w:sz w:val="19"/>
-                <w:szCs w:val="19"/>
+                <w:sz w:val="17"/>
+                <w:szCs w:val="17"/>
               </w:rPr>
               <w:t xml:space="preserve">3.</w:t>
             </w:r>
@@ -3462,7 +3444,7 @@
           <w:p>
             <w:pPr>
               <w:bidi/>
-              <w:spacing w:after="0" w:line="320"/>
+              <w:spacing w:after="0" w:line="220"/>
             </w:pPr>
             <w:r>
               <w:rPr>
@@ -3470,8 +3452,8 @@
                 <w:b w:val="false"/>
                 <w:bCs w:val="false"/>
                 <w:color w:val="111111"/>
-                <w:sz w:val="28"/>
-                <w:szCs w:val="28"/>
+                <w:sz w:val="25"/>
+                <w:szCs w:val="25"/>
                 <w:rtl/>
               </w:rPr>
               <w:t xml:space="preserve">سَأُسَافِرُ ……………………… أَقَارِبِي إِلَى الْقَرْيَةِ.</w:t>
@@ -3481,7 +3463,7 @@
       </w:tr>
       <w:tr>
         <w:trPr>
-          <w:trHeight w:val="480" w:hRule="atLeast"/>
+          <w:trHeight w:val="336" w:hRule="atLeast"/>
         </w:trPr>
         <w:tc>
           <w:tcPr>
@@ -3499,7 +3481,7 @@
           </w:tcPr>
           <w:p>
             <w:pPr>
-              <w:spacing w:after="0" w:line="270"/>
+              <w:spacing w:after="0" w:line="220"/>
               <w:jc w:val="center"/>
             </w:pPr>
             <w:r>
@@ -3510,8 +3492,8 @@
                 <w:i w:val="false"/>
                 <w:iCs w:val="false"/>
                 <w:color w:val="111111"/>
-                <w:sz w:val="19"/>
-                <w:szCs w:val="19"/>
+                <w:sz w:val="17"/>
+                <w:szCs w:val="17"/>
               </w:rPr>
               <w:t xml:space="preserve">4.</w:t>
             </w:r>
@@ -3534,7 +3516,7 @@
           <w:p>
             <w:pPr>
               <w:bidi/>
-              <w:spacing w:after="0" w:line="320"/>
+              <w:spacing w:after="0" w:line="220"/>
             </w:pPr>
             <w:r>
               <w:rPr>
@@ -3542,8 +3524,8 @@
                 <w:b w:val="false"/>
                 <w:bCs w:val="false"/>
                 <w:color w:val="111111"/>
-                <w:sz w:val="28"/>
-                <w:szCs w:val="28"/>
+                <w:sz w:val="25"/>
+                <w:szCs w:val="25"/>
                 <w:rtl/>
               </w:rPr>
               <w:t xml:space="preserve">……………………… وَاجِبَاتِكَ فِي الْعُطْلَةِ يَا أَخِي.</w:t>
@@ -3553,7 +3535,7 @@
       </w:tr>
       <w:tr>
         <w:trPr>
-          <w:trHeight w:val="480" w:hRule="atLeast"/>
+          <w:trHeight w:val="336" w:hRule="atLeast"/>
         </w:trPr>
         <w:tc>
           <w:tcPr>
@@ -3571,7 +3553,7 @@
           </w:tcPr>
           <w:p>
             <w:pPr>
-              <w:spacing w:after="0" w:line="270"/>
+              <w:spacing w:after="0" w:line="220"/>
               <w:jc w:val="center"/>
             </w:pPr>
             <w:r>
@@ -3582,8 +3564,8 @@
                 <w:i w:val="false"/>
                 <w:iCs w:val="false"/>
                 <w:color w:val="111111"/>
-                <w:sz w:val="19"/>
-                <w:szCs w:val="19"/>
+                <w:sz w:val="17"/>
+                <w:szCs w:val="17"/>
               </w:rPr>
               <w:t xml:space="preserve">5.</w:t>
             </w:r>
@@ -3606,7 +3588,7 @@
           <w:p>
             <w:pPr>
               <w:bidi/>
-              <w:spacing w:after="0" w:line="320"/>
+              <w:spacing w:after="0" w:line="220"/>
             </w:pPr>
             <w:r>
               <w:rPr>
@@ -3614,8 +3596,8 @@
                 <w:b w:val="false"/>
                 <w:bCs w:val="false"/>
                 <w:color w:val="111111"/>
-                <w:sz w:val="28"/>
-                <w:szCs w:val="28"/>
+                <w:sz w:val="25"/>
+                <w:szCs w:val="25"/>
                 <w:rtl/>
               </w:rPr>
               <w:t xml:space="preserve">……………………… الْمُسَافِرِ أَنْ يَأْخُذَ الدَّوَاءَ.</w:t>
@@ -3625,7 +3607,7 @@
       </w:tr>
       <w:tr>
         <w:trPr>
-          <w:trHeight w:val="480" w:hRule="atLeast"/>
+          <w:trHeight w:val="336" w:hRule="atLeast"/>
         </w:trPr>
         <w:tc>
           <w:tcPr>
@@ -3643,7 +3625,7 @@
           </w:tcPr>
           <w:p>
             <w:pPr>
-              <w:spacing w:after="0" w:line="270"/>
+              <w:spacing w:after="0" w:line="220"/>
               <w:jc w:val="center"/>
             </w:pPr>
             <w:r>
@@ -3654,8 +3636,8 @@
                 <w:i w:val="false"/>
                 <w:iCs w:val="false"/>
                 <w:color w:val="111111"/>
-                <w:sz w:val="19"/>
-                <w:szCs w:val="19"/>
+                <w:sz w:val="17"/>
+                <w:szCs w:val="17"/>
               </w:rPr>
               <w:t xml:space="preserve">6.</w:t>
             </w:r>
@@ -3678,7 +3660,7 @@
           <w:p>
             <w:pPr>
               <w:bidi/>
-              <w:spacing w:after="0" w:line="320"/>
+              <w:spacing w:after="0" w:line="220"/>
             </w:pPr>
             <w:r>
               <w:rPr>
@@ -3686,8 +3668,8 @@
                 <w:b w:val="false"/>
                 <w:bCs w:val="false"/>
                 <w:color w:val="111111"/>
-                <w:sz w:val="28"/>
-                <w:szCs w:val="28"/>
+                <w:sz w:val="25"/>
+                <w:szCs w:val="25"/>
                 <w:rtl/>
               </w:rPr>
               <w:t xml:space="preserve">……………………… إِلَى الشَّاطِئِ يَا أَصْدِقَاءُ!</w:t>
@@ -3697,7 +3679,7 @@
       </w:tr>
       <w:tr>
         <w:trPr>
-          <w:trHeight w:val="480" w:hRule="atLeast"/>
+          <w:trHeight w:val="336" w:hRule="atLeast"/>
         </w:trPr>
         <w:tc>
           <w:tcPr>
@@ -3715,7 +3697,7 @@
           </w:tcPr>
           <w:p>
             <w:pPr>
-              <w:spacing w:after="0" w:line="270"/>
+              <w:spacing w:after="0" w:line="220"/>
               <w:jc w:val="center"/>
             </w:pPr>
             <w:r>
@@ -3726,8 +3708,8 @@
                 <w:i w:val="false"/>
                 <w:iCs w:val="false"/>
                 <w:color w:val="111111"/>
-                <w:sz w:val="19"/>
-                <w:szCs w:val="19"/>
+                <w:sz w:val="17"/>
+                <w:szCs w:val="17"/>
               </w:rPr>
               <w:t xml:space="preserve">7.</w:t>
             </w:r>
@@ -3750,7 +3732,7 @@
           <w:p>
             <w:pPr>
               <w:bidi/>
-              <w:spacing w:after="0" w:line="320"/>
+              <w:spacing w:after="0" w:line="220"/>
             </w:pPr>
             <w:r>
               <w:rPr>
@@ -3758,8 +3740,8 @@
                 <w:b w:val="false"/>
                 <w:bCs w:val="false"/>
                 <w:color w:val="111111"/>
-                <w:sz w:val="28"/>
-                <w:szCs w:val="28"/>
+                <w:sz w:val="25"/>
+                <w:szCs w:val="25"/>
                 <w:rtl/>
               </w:rPr>
               <w:t xml:space="preserve">……………………… فِي رِحْلَةٍ إِلَى الْجَبَلِ؟</w:t>
@@ -3773,7 +3755,7 @@
         <w:tabs>
           <w:tab w:val="right" w:pos="9864"/>
         </w:tabs>
-        <w:spacing w:after="90" w:before="220" w:line="280"/>
+        <w:spacing w:after="36" w:before="88" w:line="220"/>
         <w:ind w:left="340" w:hanging="340"/>
       </w:pPr>
       <w:r>
@@ -3784,16 +3766,16 @@
           <w:i w:val="false"/>
           <w:iCs w:val="false"/>
           <w:color w:val="111111"/>
-          <w:sz w:val="21"/>
-          <w:szCs w:val="21"/>
+          <w:sz w:val="18"/>
+          <w:szCs w:val="18"/>
         </w:rPr>
         <w:t xml:space="preserve">5.</w:t>
       </w:r>
       <w:r>
         <w:rPr>
           <w:rFonts w:ascii="Times New Roman" w:cs="Times New Roman" w:eastAsia="Times New Roman" w:hAnsi="Times New Roman"/>
-          <w:sz w:val="21"/>
-          <w:szCs w:val="21"/>
+          <w:sz w:val="18"/>
+          <w:szCs w:val="18"/>
         </w:rPr>
         <w:tab/>
       </w:r>
@@ -3805,16 +3787,16 @@
           <w:i w:val="false"/>
           <w:iCs w:val="false"/>
           <w:color w:val="111111"/>
-          <w:sz w:val="21"/>
-          <w:szCs w:val="21"/>
+          <w:sz w:val="18"/>
+          <w:szCs w:val="18"/>
         </w:rPr>
         <w:t xml:space="preserve">Aşağıdaki çoktan seçmeli soruları cevaplayınız.</w:t>
       </w:r>
       <w:r>
         <w:rPr>
           <w:rFonts w:ascii="Times New Roman" w:cs="Times New Roman" w:eastAsia="Times New Roman" w:hAnsi="Times New Roman"/>
-          <w:sz w:val="21"/>
-          <w:szCs w:val="21"/>
+          <w:sz w:val="18"/>
+          <w:szCs w:val="18"/>
         </w:rPr>
         <w:tab/>
       </w:r>
@@ -3826,8 +3808,8 @@
           <w:i w:val="false"/>
           <w:iCs w:val="false"/>
           <w:color w:val="55636F"/>
-          <w:sz w:val="18"/>
-          <w:szCs w:val="18"/>
+          <w:sz w:val="16"/>
+          <w:szCs w:val="16"/>
         </w:rPr>
         <w:t xml:space="preserve">(15 puan)</w:t>
       </w:r>
@@ -3835,7 +3817,7 @@
     <w:p>
       <w:pPr>
         <w:keepNext w:val="false"/>
-        <w:spacing w:after="90" w:before="0" w:line="280"/>
+        <w:spacing w:after="36" w:before="0" w:line="220"/>
         <w:ind w:left="340"/>
       </w:pPr>
       <w:r>
@@ -3846,8 +3828,8 @@
           <w:i/>
           <w:iCs/>
           <w:color w:val="5B6772"/>
-          <w:sz w:val="18"/>
-          <w:szCs w:val="18"/>
+          <w:sz w:val="16"/>
+          <w:szCs w:val="16"/>
         </w:rPr>
         <w:t xml:space="preserve">Her doğru cevap 3 puandır.</w:t>
       </w:r>
@@ -3855,7 +3837,7 @@
     <w:p>
       <w:pPr>
         <w:keepNext/>
-        <w:spacing w:after="50" w:before="0" w:line="280"/>
+        <w:spacing w:after="20" w:before="0" w:line="220"/>
         <w:ind w:left="340" w:hanging="280"/>
       </w:pPr>
       <w:r>
@@ -3866,8 +3848,8 @@
           <w:i w:val="false"/>
           <w:iCs w:val="false"/>
           <w:color w:val="111111"/>
-          <w:sz w:val="20"/>
-          <w:szCs w:val="20"/>
+          <w:sz w:val="17"/>
+          <w:szCs w:val="17"/>
         </w:rPr>
         <w:t xml:space="preserve">1.  «سَوْفَ نَذْهَبُ إِلَى الْبَحْرِ» cümlesinin zamanı hangisidir?</w:t>
       </w:r>
@@ -3911,7 +3893,7 @@
           </w:tcPr>
           <w:p>
             <w:pPr>
-              <w:spacing w:after="0" w:line="280"/>
+              <w:spacing w:after="0" w:line="220"/>
             </w:pPr>
             <w:r>
               <w:rPr>
@@ -3921,8 +3903,8 @@
                 <w:i w:val="false"/>
                 <w:iCs w:val="false"/>
                 <w:color w:val="111111"/>
-                <w:sz w:val="20"/>
-                <w:szCs w:val="20"/>
+                <w:sz w:val="17"/>
+                <w:szCs w:val="17"/>
               </w:rPr>
               <w:t xml:space="preserve">A)  </w:t>
             </w:r>
@@ -3934,8 +3916,8 @@
                 <w:i w:val="false"/>
                 <w:iCs w:val="false"/>
                 <w:color w:val="111111"/>
-                <w:sz w:val="20"/>
-                <w:szCs w:val="20"/>
+                <w:sz w:val="17"/>
+                <w:szCs w:val="17"/>
               </w:rPr>
               <w:t xml:space="preserve">geçmiş zaman</w:t>
             </w:r>
@@ -3960,7 +3942,7 @@
           </w:tcPr>
           <w:p>
             <w:pPr>
-              <w:spacing w:after="0" w:line="280"/>
+              <w:spacing w:after="0" w:line="220"/>
             </w:pPr>
             <w:r>
               <w:rPr>
@@ -3970,8 +3952,8 @@
                 <w:i w:val="false"/>
                 <w:iCs w:val="false"/>
                 <w:color w:val="111111"/>
-                <w:sz w:val="20"/>
-                <w:szCs w:val="20"/>
+                <w:sz w:val="17"/>
+                <w:szCs w:val="17"/>
               </w:rPr>
               <w:t xml:space="preserve">B)  </w:t>
             </w:r>
@@ -3983,8 +3965,8 @@
                 <w:i w:val="false"/>
                 <w:iCs w:val="false"/>
                 <w:color w:val="111111"/>
-                <w:sz w:val="20"/>
-                <w:szCs w:val="20"/>
+                <w:sz w:val="17"/>
+                <w:szCs w:val="17"/>
               </w:rPr>
               <w:t xml:space="preserve">gelecek zaman</w:t>
             </w:r>
@@ -4014,7 +3996,7 @@
           </w:tcPr>
           <w:p>
             <w:pPr>
-              <w:spacing w:after="0" w:line="280"/>
+              <w:spacing w:after="0" w:line="220"/>
             </w:pPr>
             <w:r>
               <w:rPr>
@@ -4024,8 +4006,8 @@
                 <w:i w:val="false"/>
                 <w:iCs w:val="false"/>
                 <w:color w:val="111111"/>
-                <w:sz w:val="20"/>
-                <w:szCs w:val="20"/>
+                <w:sz w:val="17"/>
+                <w:szCs w:val="17"/>
               </w:rPr>
               <w:t xml:space="preserve">C)  </w:t>
             </w:r>
@@ -4037,8 +4019,8 @@
                 <w:i w:val="false"/>
                 <w:iCs w:val="false"/>
                 <w:color w:val="111111"/>
-                <w:sz w:val="20"/>
-                <w:szCs w:val="20"/>
+                <w:sz w:val="17"/>
+                <w:szCs w:val="17"/>
               </w:rPr>
               <w:t xml:space="preserve">emir</w:t>
             </w:r>
@@ -4063,7 +4045,7 @@
           </w:tcPr>
           <w:p>
             <w:pPr>
-              <w:spacing w:after="0" w:line="280"/>
+              <w:spacing w:after="0" w:line="220"/>
             </w:pPr>
             <w:r>
               <w:rPr>
@@ -4073,8 +4055,8 @@
                 <w:i w:val="false"/>
                 <w:iCs w:val="false"/>
                 <w:color w:val="111111"/>
-                <w:sz w:val="20"/>
-                <w:szCs w:val="20"/>
+                <w:sz w:val="17"/>
+                <w:szCs w:val="17"/>
               </w:rPr>
               <w:t xml:space="preserve">D)  </w:t>
             </w:r>
@@ -4086,8 +4068,8 @@
                 <w:i w:val="false"/>
                 <w:iCs w:val="false"/>
                 <w:color w:val="111111"/>
-                <w:sz w:val="20"/>
-                <w:szCs w:val="20"/>
+                <w:sz w:val="17"/>
+                <w:szCs w:val="17"/>
               </w:rPr>
               <w:t xml:space="preserve">geniş zaman</w:t>
             </w:r>
@@ -4098,7 +4080,7 @@
     <w:p>
       <w:pPr>
         <w:keepNext/>
-        <w:spacing w:after="50" w:before="120" w:line="280"/>
+        <w:spacing w:after="20" w:before="48" w:line="220"/>
         <w:ind w:left="340" w:hanging="280"/>
       </w:pPr>
       <w:r>
@@ -4109,8 +4091,8 @@
           <w:i w:val="false"/>
           <w:iCs w:val="false"/>
           <w:color w:val="111111"/>
-          <w:sz w:val="20"/>
-          <w:szCs w:val="20"/>
+          <w:sz w:val="17"/>
+          <w:szCs w:val="17"/>
         </w:rPr>
         <w:t xml:space="preserve">2.  Hava durumunu sormak için hangi ifadeyi kullanırsınız?</w:t>
       </w:r>
@@ -4155,7 +4137,7 @@
           <w:p>
             <w:pPr>
               <w:bidi/>
-              <w:spacing w:after="0" w:line="330"/>
+              <w:spacing w:after="0" w:line="220"/>
               <w:jc w:val="end"/>
             </w:pPr>
             <w:r>
@@ -4166,8 +4148,8 @@
                 <w:i w:val="false"/>
                 <w:iCs w:val="false"/>
                 <w:color w:val="111111"/>
-                <w:sz w:val="20"/>
-                <w:szCs w:val="20"/>
+                <w:sz w:val="17"/>
+                <w:szCs w:val="17"/>
               </w:rPr>
               <w:t xml:space="preserve">A.‎  </w:t>
             </w:r>
@@ -4177,8 +4159,8 @@
                 <w:b w:val="false"/>
                 <w:bCs w:val="false"/>
                 <w:color w:val="111111"/>
-                <w:sz w:val="28"/>
-                <w:szCs w:val="28"/>
+                <w:sz w:val="25"/>
+                <w:szCs w:val="25"/>
                 <w:rtl/>
               </w:rPr>
               <w:t xml:space="preserve">كَيْفَ الْجَوُّ الْيَوْمَ؟</w:t>
@@ -4205,7 +4187,7 @@
           <w:p>
             <w:pPr>
               <w:bidi/>
-              <w:spacing w:after="0" w:line="330"/>
+              <w:spacing w:after="0" w:line="220"/>
               <w:jc w:val="end"/>
             </w:pPr>
             <w:r>
@@ -4216,8 +4198,8 @@
                 <w:i w:val="false"/>
                 <w:iCs w:val="false"/>
                 <w:color w:val="111111"/>
-                <w:sz w:val="20"/>
-                <w:szCs w:val="20"/>
+                <w:sz w:val="17"/>
+                <w:szCs w:val="17"/>
               </w:rPr>
               <w:t xml:space="preserve">B.‎  </w:t>
             </w:r>
@@ -4227,8 +4209,8 @@
                 <w:b w:val="false"/>
                 <w:bCs w:val="false"/>
                 <w:color w:val="111111"/>
-                <w:sz w:val="28"/>
-                <w:szCs w:val="28"/>
+                <w:sz w:val="25"/>
+                <w:szCs w:val="25"/>
                 <w:rtl/>
               </w:rPr>
               <w:t xml:space="preserve">كَمْ عُمْرُكَ؟</w:t>
@@ -4260,7 +4242,7 @@
           <w:p>
             <w:pPr>
               <w:bidi/>
-              <w:spacing w:after="0" w:line="330"/>
+              <w:spacing w:after="0" w:line="220"/>
               <w:jc w:val="end"/>
             </w:pPr>
             <w:r>
@@ -4271,8 +4253,8 @@
                 <w:i w:val="false"/>
                 <w:iCs w:val="false"/>
                 <w:color w:val="111111"/>
-                <w:sz w:val="20"/>
-                <w:szCs w:val="20"/>
+                <w:sz w:val="17"/>
+                <w:szCs w:val="17"/>
               </w:rPr>
               <w:t xml:space="preserve">C.‎  </w:t>
             </w:r>
@@ -4282,8 +4264,8 @@
                 <w:b w:val="false"/>
                 <w:bCs w:val="false"/>
                 <w:color w:val="111111"/>
-                <w:sz w:val="28"/>
-                <w:szCs w:val="28"/>
+                <w:sz w:val="25"/>
+                <w:szCs w:val="25"/>
                 <w:rtl/>
               </w:rPr>
               <w:t xml:space="preserve">أَيْنَ الْحَقِيبَةُ؟</w:t>
@@ -4310,7 +4292,7 @@
           <w:p>
             <w:pPr>
               <w:bidi/>
-              <w:spacing w:after="0" w:line="330"/>
+              <w:spacing w:after="0" w:line="220"/>
               <w:jc w:val="end"/>
             </w:pPr>
             <w:r>
@@ -4321,8 +4303,8 @@
                 <w:i w:val="false"/>
                 <w:iCs w:val="false"/>
                 <w:color w:val="111111"/>
-                <w:sz w:val="20"/>
-                <w:szCs w:val="20"/>
+                <w:sz w:val="17"/>
+                <w:szCs w:val="17"/>
               </w:rPr>
               <w:t xml:space="preserve">D.‎  </w:t>
             </w:r>
@@ -4332,8 +4314,8 @@
                 <w:b w:val="false"/>
                 <w:bCs w:val="false"/>
                 <w:color w:val="111111"/>
-                <w:sz w:val="28"/>
-                <w:szCs w:val="28"/>
+                <w:sz w:val="25"/>
+                <w:szCs w:val="25"/>
                 <w:rtl/>
               </w:rPr>
               <w:t xml:space="preserve">مَاذَا تَأْكُلُ؟</w:t>
@@ -4345,7 +4327,7 @@
     <w:p>
       <w:pPr>
         <w:keepNext/>
-        <w:spacing w:after="50" w:before="120" w:line="280"/>
+        <w:spacing w:after="20" w:before="48" w:line="220"/>
         <w:ind w:left="340" w:hanging="280"/>
       </w:pPr>
       <w:r>
@@ -4356,8 +4338,8 @@
           <w:i w:val="false"/>
           <w:iCs w:val="false"/>
           <w:color w:val="111111"/>
-          <w:sz w:val="20"/>
-          <w:szCs w:val="20"/>
+          <w:sz w:val="17"/>
+          <w:szCs w:val="17"/>
         </w:rPr>
         <w:t xml:space="preserve">3.  «اَلْمُعَلِّمُونَ» kelimesi hangi çoğul türündendir?</w:t>
       </w:r>
@@ -4401,7 +4383,7 @@
           </w:tcPr>
           <w:p>
             <w:pPr>
-              <w:spacing w:after="0" w:line="280"/>
+              <w:spacing w:after="0" w:line="220"/>
             </w:pPr>
             <w:r>
               <w:rPr>
@@ -4411,8 +4393,8 @@
                 <w:i w:val="false"/>
                 <w:iCs w:val="false"/>
                 <w:color w:val="111111"/>
-                <w:sz w:val="20"/>
-                <w:szCs w:val="20"/>
+                <w:sz w:val="17"/>
+                <w:szCs w:val="17"/>
               </w:rPr>
               <w:t xml:space="preserve">A)  </w:t>
             </w:r>
@@ -4424,8 +4406,8 @@
                 <w:i w:val="false"/>
                 <w:iCs w:val="false"/>
                 <w:color w:val="111111"/>
-                <w:sz w:val="20"/>
-                <w:szCs w:val="20"/>
+                <w:sz w:val="17"/>
+                <w:szCs w:val="17"/>
               </w:rPr>
               <w:t xml:space="preserve">cemi müennes sâlim</w:t>
             </w:r>
@@ -4450,7 +4432,7 @@
           </w:tcPr>
           <w:p>
             <w:pPr>
-              <w:spacing w:after="0" w:line="280"/>
+              <w:spacing w:after="0" w:line="220"/>
             </w:pPr>
             <w:r>
               <w:rPr>
@@ -4460,8 +4442,8 @@
                 <w:i w:val="false"/>
                 <w:iCs w:val="false"/>
                 <w:color w:val="111111"/>
-                <w:sz w:val="20"/>
-                <w:szCs w:val="20"/>
+                <w:sz w:val="17"/>
+                <w:szCs w:val="17"/>
               </w:rPr>
               <w:t xml:space="preserve">B)  </w:t>
             </w:r>
@@ -4473,8 +4455,8 @@
                 <w:i w:val="false"/>
                 <w:iCs w:val="false"/>
                 <w:color w:val="111111"/>
-                <w:sz w:val="20"/>
-                <w:szCs w:val="20"/>
+                <w:sz w:val="17"/>
+                <w:szCs w:val="17"/>
               </w:rPr>
               <w:t xml:space="preserve">cemi teksîr</w:t>
             </w:r>
@@ -4504,7 +4486,7 @@
           </w:tcPr>
           <w:p>
             <w:pPr>
-              <w:spacing w:after="0" w:line="280"/>
+              <w:spacing w:after="0" w:line="220"/>
             </w:pPr>
             <w:r>
               <w:rPr>
@@ -4514,8 +4496,8 @@
                 <w:i w:val="false"/>
                 <w:iCs w:val="false"/>
                 <w:color w:val="111111"/>
-                <w:sz w:val="20"/>
-                <w:szCs w:val="20"/>
+                <w:sz w:val="17"/>
+                <w:szCs w:val="17"/>
               </w:rPr>
               <w:t xml:space="preserve">C)  </w:t>
             </w:r>
@@ -4527,8 +4509,8 @@
                 <w:i w:val="false"/>
                 <w:iCs w:val="false"/>
                 <w:color w:val="111111"/>
-                <w:sz w:val="20"/>
-                <w:szCs w:val="20"/>
+                <w:sz w:val="17"/>
+                <w:szCs w:val="17"/>
               </w:rPr>
               <w:t xml:space="preserve">cemi müzekker sâlim</w:t>
             </w:r>
@@ -4553,7 +4535,7 @@
           </w:tcPr>
           <w:p>
             <w:pPr>
-              <w:spacing w:after="0" w:line="280"/>
+              <w:spacing w:after="0" w:line="220"/>
             </w:pPr>
             <w:r>
               <w:rPr>
@@ -4563,8 +4545,8 @@
                 <w:i w:val="false"/>
                 <w:iCs w:val="false"/>
                 <w:color w:val="111111"/>
-                <w:sz w:val="20"/>
-                <w:szCs w:val="20"/>
+                <w:sz w:val="17"/>
+                <w:szCs w:val="17"/>
               </w:rPr>
               <w:t xml:space="preserve">D)  </w:t>
             </w:r>
@@ -4576,8 +4558,8 @@
                 <w:i w:val="false"/>
                 <w:iCs w:val="false"/>
                 <w:color w:val="111111"/>
-                <w:sz w:val="20"/>
-                <w:szCs w:val="20"/>
+                <w:sz w:val="17"/>
+                <w:szCs w:val="17"/>
               </w:rPr>
               <w:t xml:space="preserve">tesniye</w:t>
             </w:r>
@@ -4588,7 +4570,7 @@
     <w:p>
       <w:pPr>
         <w:keepNext/>
-        <w:spacing w:after="50" w:before="120" w:line="280"/>
+        <w:spacing w:after="20" w:before="48" w:line="220"/>
         <w:ind w:left="340" w:hanging="280"/>
       </w:pPr>
       <w:r>
@@ -4599,8 +4581,8 @@
           <w:i w:val="false"/>
           <w:iCs w:val="false"/>
           <w:color w:val="111111"/>
-          <w:sz w:val="20"/>
-          <w:szCs w:val="20"/>
+          <w:sz w:val="17"/>
+          <w:szCs w:val="17"/>
         </w:rPr>
         <w:t xml:space="preserve">4.  «لَا تَنْسَ الدَّوَاءَ» cümlesinin Türkçe anlamı hangisidir?</w:t>
       </w:r>
@@ -4644,7 +4626,7 @@
           </w:tcPr>
           <w:p>
             <w:pPr>
-              <w:spacing w:after="0" w:line="280"/>
+              <w:spacing w:after="0" w:line="220"/>
             </w:pPr>
             <w:r>
               <w:rPr>
@@ -4654,8 +4636,8 @@
                 <w:i w:val="false"/>
                 <w:iCs w:val="false"/>
                 <w:color w:val="111111"/>
-                <w:sz w:val="20"/>
-                <w:szCs w:val="20"/>
+                <w:sz w:val="17"/>
+                <w:szCs w:val="17"/>
               </w:rPr>
               <w:t xml:space="preserve">A)  </w:t>
             </w:r>
@@ -4667,8 +4649,8 @@
                 <w:i w:val="false"/>
                 <w:iCs w:val="false"/>
                 <w:color w:val="111111"/>
-                <w:sz w:val="20"/>
-                <w:szCs w:val="20"/>
+                <w:sz w:val="17"/>
+                <w:szCs w:val="17"/>
               </w:rPr>
               <w:t xml:space="preserve">İlacı unutma</w:t>
             </w:r>
@@ -4693,7 +4675,7 @@
           </w:tcPr>
           <w:p>
             <w:pPr>
-              <w:spacing w:after="0" w:line="280"/>
+              <w:spacing w:after="0" w:line="220"/>
             </w:pPr>
             <w:r>
               <w:rPr>
@@ -4703,8 +4685,8 @@
                 <w:i w:val="false"/>
                 <w:iCs w:val="false"/>
                 <w:color w:val="111111"/>
-                <w:sz w:val="20"/>
-                <w:szCs w:val="20"/>
+                <w:sz w:val="17"/>
+                <w:szCs w:val="17"/>
               </w:rPr>
               <w:t xml:space="preserve">B)  </w:t>
             </w:r>
@@ -4716,8 +4698,8 @@
                 <w:i w:val="false"/>
                 <w:iCs w:val="false"/>
                 <w:color w:val="111111"/>
-                <w:sz w:val="20"/>
-                <w:szCs w:val="20"/>
+                <w:sz w:val="17"/>
+                <w:szCs w:val="17"/>
               </w:rPr>
               <w:t xml:space="preserve">İlacı unuttum</w:t>
             </w:r>
@@ -4747,7 +4729,7 @@
           </w:tcPr>
           <w:p>
             <w:pPr>
-              <w:spacing w:after="0" w:line="280"/>
+              <w:spacing w:after="0" w:line="220"/>
             </w:pPr>
             <w:r>
               <w:rPr>
@@ -4757,8 +4739,8 @@
                 <w:i w:val="false"/>
                 <w:iCs w:val="false"/>
                 <w:color w:val="111111"/>
-                <w:sz w:val="20"/>
-                <w:szCs w:val="20"/>
+                <w:sz w:val="17"/>
+                <w:szCs w:val="17"/>
               </w:rPr>
               <w:t xml:space="preserve">C)  </w:t>
             </w:r>
@@ -4770,8 +4752,8 @@
                 <w:i w:val="false"/>
                 <w:iCs w:val="false"/>
                 <w:color w:val="111111"/>
-                <w:sz w:val="20"/>
-                <w:szCs w:val="20"/>
+                <w:sz w:val="17"/>
+                <w:szCs w:val="17"/>
               </w:rPr>
               <w:t xml:space="preserve">İlacı unutuyor</w:t>
             </w:r>
@@ -4796,7 +4778,7 @@
           </w:tcPr>
           <w:p>
             <w:pPr>
-              <w:spacing w:after="0" w:line="280"/>
+              <w:spacing w:after="0" w:line="220"/>
             </w:pPr>
             <w:r>
               <w:rPr>
@@ -4806,8 +4788,8 @@
                 <w:i w:val="false"/>
                 <w:iCs w:val="false"/>
                 <w:color w:val="111111"/>
-                <w:sz w:val="20"/>
-                <w:szCs w:val="20"/>
+                <w:sz w:val="17"/>
+                <w:szCs w:val="17"/>
               </w:rPr>
               <w:t xml:space="preserve">D)  </w:t>
             </w:r>
@@ -4819,8 +4801,8 @@
                 <w:i w:val="false"/>
                 <w:iCs w:val="false"/>
                 <w:color w:val="111111"/>
-                <w:sz w:val="20"/>
-                <w:szCs w:val="20"/>
+                <w:sz w:val="17"/>
+                <w:szCs w:val="17"/>
               </w:rPr>
               <w:t xml:space="preserve">İlacı unutacak</w:t>
             </w:r>
@@ -4831,7 +4813,7 @@
     <w:p>
       <w:pPr>
         <w:keepNext/>
-        <w:spacing w:after="50" w:before="120" w:line="280"/>
+        <w:spacing w:after="20" w:before="48" w:line="220"/>
         <w:ind w:left="340" w:hanging="280"/>
       </w:pPr>
       <w:r>
@@ -4842,8 +4824,8 @@
           <w:i w:val="false"/>
           <w:iCs w:val="false"/>
           <w:color w:val="111111"/>
-          <w:sz w:val="20"/>
-          <w:szCs w:val="20"/>
+          <w:sz w:val="17"/>
+          <w:szCs w:val="17"/>
         </w:rPr>
         <w:t xml:space="preserve">5.  Aşağıdakilerden hangisi bir mevsim adı değildir?</w:t>
       </w:r>
@@ -4888,7 +4870,7 @@
           <w:p>
             <w:pPr>
               <w:bidi/>
-              <w:spacing w:after="0" w:line="330"/>
+              <w:spacing w:after="0" w:line="220"/>
               <w:jc w:val="end"/>
             </w:pPr>
             <w:r>
@@ -4899,8 +4881,8 @@
                 <w:i w:val="false"/>
                 <w:iCs w:val="false"/>
                 <w:color w:val="111111"/>
-                <w:sz w:val="20"/>
-                <w:szCs w:val="20"/>
+                <w:sz w:val="17"/>
+                <w:szCs w:val="17"/>
               </w:rPr>
               <w:t xml:space="preserve">A.‎  </w:t>
             </w:r>
@@ -4910,8 +4892,8 @@
                 <w:b w:val="false"/>
                 <w:bCs w:val="false"/>
                 <w:color w:val="111111"/>
-                <w:sz w:val="28"/>
-                <w:szCs w:val="28"/>
+                <w:sz w:val="25"/>
+                <w:szCs w:val="25"/>
                 <w:rtl/>
               </w:rPr>
               <w:t xml:space="preserve">اَلصَّيْفُ</w:t>
@@ -4938,7 +4920,7 @@
           <w:p>
             <w:pPr>
               <w:bidi/>
-              <w:spacing w:after="0" w:line="330"/>
+              <w:spacing w:after="0" w:line="220"/>
               <w:jc w:val="end"/>
             </w:pPr>
             <w:r>
@@ -4949,8 +4931,8 @@
                 <w:i w:val="false"/>
                 <w:iCs w:val="false"/>
                 <w:color w:val="111111"/>
-                <w:sz w:val="20"/>
-                <w:szCs w:val="20"/>
+                <w:sz w:val="17"/>
+                <w:szCs w:val="17"/>
               </w:rPr>
               <w:t xml:space="preserve">B.‎  </w:t>
             </w:r>
@@ -4960,8 +4942,8 @@
                 <w:b w:val="false"/>
                 <w:bCs w:val="false"/>
                 <w:color w:val="111111"/>
-                <w:sz w:val="28"/>
-                <w:szCs w:val="28"/>
+                <w:sz w:val="25"/>
+                <w:szCs w:val="25"/>
                 <w:rtl/>
               </w:rPr>
               <w:t xml:space="preserve">اَلشِّتَاءُ</w:t>
@@ -4993,7 +4975,7 @@
           <w:p>
             <w:pPr>
               <w:bidi/>
-              <w:spacing w:after="0" w:line="330"/>
+              <w:spacing w:after="0" w:line="220"/>
               <w:jc w:val="end"/>
             </w:pPr>
             <w:r>
@@ -5004,8 +4986,8 @@
                 <w:i w:val="false"/>
                 <w:iCs w:val="false"/>
                 <w:color w:val="111111"/>
-                <w:sz w:val="20"/>
-                <w:szCs w:val="20"/>
+                <w:sz w:val="17"/>
+                <w:szCs w:val="17"/>
               </w:rPr>
               <w:t xml:space="preserve">C.‎  </w:t>
             </w:r>
@@ -5015,8 +4997,8 @@
                 <w:b w:val="false"/>
                 <w:bCs w:val="false"/>
                 <w:color w:val="111111"/>
-                <w:sz w:val="28"/>
-                <w:szCs w:val="28"/>
+                <w:sz w:val="25"/>
+                <w:szCs w:val="25"/>
                 <w:rtl/>
               </w:rPr>
               <w:t xml:space="preserve">اَلْخَرِيفُ</w:t>
@@ -5043,7 +5025,7 @@
           <w:p>
             <w:pPr>
               <w:bidi/>
-              <w:spacing w:after="0" w:line="330"/>
+              <w:spacing w:after="0" w:line="220"/>
               <w:jc w:val="end"/>
             </w:pPr>
             <w:r>
@@ -5054,8 +5036,8 @@
                 <w:i w:val="false"/>
                 <w:iCs w:val="false"/>
                 <w:color w:val="111111"/>
-                <w:sz w:val="20"/>
-                <w:szCs w:val="20"/>
+                <w:sz w:val="17"/>
+                <w:szCs w:val="17"/>
               </w:rPr>
               <w:t xml:space="preserve">D.‎  </w:t>
             </w:r>
@@ -5065,8 +5047,8 @@
                 <w:b w:val="false"/>
                 <w:bCs w:val="false"/>
                 <w:color w:val="111111"/>
-                <w:sz w:val="28"/>
-                <w:szCs w:val="28"/>
+                <w:sz w:val="25"/>
+                <w:szCs w:val="25"/>
                 <w:rtl/>
               </w:rPr>
               <w:t xml:space="preserve">اَلْمِشْطُ</w:t>
@@ -5080,7 +5062,7 @@
         <w:tabs>
           <w:tab w:val="right" w:pos="9864"/>
         </w:tabs>
-        <w:spacing w:after="90" w:before="220" w:line="280"/>
+        <w:spacing w:after="36" w:before="88" w:line="220"/>
         <w:ind w:left="340" w:hanging="340"/>
       </w:pPr>
       <w:r>
@@ -5091,16 +5073,16 @@
           <w:i w:val="false"/>
           <w:iCs w:val="false"/>
           <w:color w:val="111111"/>
-          <w:sz w:val="21"/>
-          <w:szCs w:val="21"/>
+          <w:sz w:val="18"/>
+          <w:szCs w:val="18"/>
         </w:rPr>
         <w:t xml:space="preserve">6.</w:t>
       </w:r>
       <w:r>
         <w:rPr>
           <w:rFonts w:ascii="Times New Roman" w:cs="Times New Roman" w:eastAsia="Times New Roman" w:hAnsi="Times New Roman"/>
-          <w:sz w:val="21"/>
-          <w:szCs w:val="21"/>
+          <w:sz w:val="18"/>
+          <w:szCs w:val="18"/>
         </w:rPr>
         <w:tab/>
       </w:r>
@@ -5112,16 +5094,16 @@
           <w:i w:val="false"/>
           <w:iCs w:val="false"/>
           <w:color w:val="111111"/>
-          <w:sz w:val="21"/>
-          <w:szCs w:val="21"/>
+          <w:sz w:val="18"/>
+          <w:szCs w:val="18"/>
         </w:rPr>
         <w:t xml:space="preserve">Aşağıdaki cümleler dil bilgisi bakımından doğru ise D, yanlış ise Y kutusunu işaretleyiniz.</w:t>
       </w:r>
       <w:r>
         <w:rPr>
           <w:rFonts w:ascii="Times New Roman" w:cs="Times New Roman" w:eastAsia="Times New Roman" w:hAnsi="Times New Roman"/>
-          <w:sz w:val="21"/>
-          <w:szCs w:val="21"/>
+          <w:sz w:val="18"/>
+          <w:szCs w:val="18"/>
         </w:rPr>
         <w:tab/>
       </w:r>
@@ -5133,8 +5115,8 @@
           <w:i w:val="false"/>
           <w:iCs w:val="false"/>
           <w:color w:val="55636F"/>
-          <w:sz w:val="18"/>
-          <w:szCs w:val="18"/>
+          <w:sz w:val="16"/>
+          <w:szCs w:val="16"/>
         </w:rPr>
         <w:t xml:space="preserve">(10 puan)</w:t>
       </w:r>
@@ -5142,7 +5124,7 @@
     <w:p>
       <w:pPr>
         <w:keepNext w:val="false"/>
-        <w:spacing w:after="90" w:before="0" w:line="280"/>
+        <w:spacing w:after="36" w:before="0" w:line="220"/>
         <w:ind w:left="340"/>
       </w:pPr>
       <w:r>
@@ -5153,8 +5135,8 @@
           <w:i/>
           <w:iCs/>
           <w:color w:val="5B6772"/>
-          <w:sz w:val="18"/>
-          <w:szCs w:val="18"/>
+          <w:sz w:val="16"/>
+          <w:szCs w:val="16"/>
         </w:rPr>
         <w:t xml:space="preserve">Her doğru cevap 2 puandır.</w:t>
       </w:r>
@@ -5195,7 +5177,7 @@
           </w:tcPr>
           <w:p>
             <w:pPr>
-              <w:spacing w:after="0" w:line="270"/>
+              <w:spacing w:after="0" w:line="220"/>
               <w:jc w:val="center"/>
             </w:pPr>
             <w:r>
@@ -5206,8 +5188,8 @@
                 <w:i w:val="false"/>
                 <w:iCs w:val="false"/>
                 <w:color w:val="111111"/>
-                <w:sz w:val="18"/>
-                <w:szCs w:val="18"/>
+                <w:sz w:val="16"/>
+                <w:szCs w:val="16"/>
               </w:rPr>
               <w:t xml:space="preserve">No</w:t>
             </w:r>
@@ -5227,7 +5209,7 @@
           </w:tcPr>
           <w:p>
             <w:pPr>
-              <w:spacing w:after="0" w:line="270"/>
+              <w:spacing w:after="0" w:line="220"/>
               <w:jc w:val="center"/>
             </w:pPr>
             <w:r>
@@ -5238,8 +5220,8 @@
                 <w:i w:val="false"/>
                 <w:iCs w:val="false"/>
                 <w:color w:val="111111"/>
-                <w:sz w:val="18"/>
-                <w:szCs w:val="18"/>
+                <w:sz w:val="16"/>
+                <w:szCs w:val="16"/>
               </w:rPr>
               <w:t xml:space="preserve">Cümle</w:t>
             </w:r>
@@ -5259,7 +5241,7 @@
           </w:tcPr>
           <w:p>
             <w:pPr>
-              <w:spacing w:after="0" w:line="270"/>
+              <w:spacing w:after="0" w:line="220"/>
               <w:jc w:val="center"/>
             </w:pPr>
             <w:r>
@@ -5270,8 +5252,8 @@
                 <w:i w:val="false"/>
                 <w:iCs w:val="false"/>
                 <w:color w:val="111111"/>
-                <w:sz w:val="18"/>
-                <w:szCs w:val="18"/>
+                <w:sz w:val="16"/>
+                <w:szCs w:val="16"/>
               </w:rPr>
               <w:t xml:space="preserve">D</w:t>
             </w:r>
@@ -5291,7 +5273,7 @@
           </w:tcPr>
           <w:p>
             <w:pPr>
-              <w:spacing w:after="0" w:line="270"/>
+              <w:spacing w:after="0" w:line="220"/>
               <w:jc w:val="center"/>
             </w:pPr>
             <w:r>
@@ -5302,8 +5284,8 @@
                 <w:i w:val="false"/>
                 <w:iCs w:val="false"/>
                 <w:color w:val="111111"/>
-                <w:sz w:val="18"/>
-                <w:szCs w:val="18"/>
+                <w:sz w:val="16"/>
+                <w:szCs w:val="16"/>
               </w:rPr>
               <w:t xml:space="preserve">Y</w:t>
             </w:r>
@@ -5312,7 +5294,7 @@
       </w:tr>
       <w:tr>
         <w:trPr>
-          <w:trHeight w:val="420" w:hRule="atLeast"/>
+          <w:trHeight w:val="294" w:hRule="atLeast"/>
         </w:trPr>
         <w:tc>
           <w:tcPr>
@@ -5327,19 +5309,19 @@
           </w:tcPr>
           <w:p>
             <w:pPr>
-              <w:spacing w:after="0" w:line="270"/>
-              <w:jc w:val="center"/>
-            </w:pPr>
-            <w:r>
-              <w:rPr>
-                <w:rFonts w:ascii="Times New Roman" w:cs="Times New Roman" w:eastAsia="Times New Roman" w:hAnsi="Times New Roman"/>
-                <w:b w:val="false"/>
-                <w:bCs w:val="false"/>
-                <w:i w:val="false"/>
-                <w:iCs w:val="false"/>
-                <w:color w:val="111111"/>
-                <w:sz w:val="19"/>
-                <w:szCs w:val="19"/>
+              <w:spacing w:after="0" w:line="220"/>
+              <w:jc w:val="center"/>
+            </w:pPr>
+            <w:r>
+              <w:rPr>
+                <w:rFonts w:ascii="Times New Roman" w:cs="Times New Roman" w:eastAsia="Times New Roman" w:hAnsi="Times New Roman"/>
+                <w:b w:val="false"/>
+                <w:bCs w:val="false"/>
+                <w:i w:val="false"/>
+                <w:iCs w:val="false"/>
+                <w:color w:val="111111"/>
+                <w:sz w:val="17"/>
+                <w:szCs w:val="17"/>
               </w:rPr>
               <w:t xml:space="preserve">1</w:t>
             </w:r>
@@ -5359,7 +5341,7 @@
           <w:p>
             <w:pPr>
               <w:bidi/>
-              <w:spacing w:after="0" w:line="320"/>
+              <w:spacing w:after="0" w:line="220"/>
             </w:pPr>
             <w:r>
               <w:rPr>
@@ -5367,8 +5349,8 @@
                 <w:b w:val="false"/>
                 <w:bCs w:val="false"/>
                 <w:color w:val="111111"/>
-                <w:sz w:val="28"/>
-                <w:szCs w:val="28"/>
+                <w:sz w:val="25"/>
+                <w:szCs w:val="25"/>
                 <w:rtl/>
               </w:rPr>
               <w:t xml:space="preserve">سَنَذْهَبُ إِلَى الشَّاطِئِ فِي الصَّيْفِ.</w:t>
@@ -5388,18 +5370,18 @@
           </w:tcPr>
           <w:p>
             <w:pPr>
-              <w:spacing w:after="0" w:line="270"/>
-            </w:pPr>
-            <w:r>
-              <w:rPr>
-                <w:rFonts w:ascii="Times New Roman" w:cs="Times New Roman" w:eastAsia="Times New Roman" w:hAnsi="Times New Roman"/>
-                <w:b w:val="false"/>
-                <w:bCs w:val="false"/>
-                <w:i w:val="false"/>
-                <w:iCs w:val="false"/>
-                <w:color w:val="111111"/>
-                <w:sz w:val="21"/>
-                <w:szCs w:val="21"/>
+              <w:spacing w:after="0" w:line="220"/>
+            </w:pPr>
+            <w:r>
+              <w:rPr>
+                <w:rFonts w:ascii="Times New Roman" w:cs="Times New Roman" w:eastAsia="Times New Roman" w:hAnsi="Times New Roman"/>
+                <w:b w:val="false"/>
+                <w:bCs w:val="false"/>
+                <w:i w:val="false"/>
+                <w:iCs w:val="false"/>
+                <w:color w:val="111111"/>
+                <w:sz w:val="18"/>
+                <w:szCs w:val="18"/>
               </w:rPr>
               <w:t xml:space="preserve"/>
             </w:r>
@@ -5416,29 +5398,11 @@
             </w:tcMar>
             <w:vAlign w:val="center"/>
           </w:tcPr>
-          <w:p>
-            <w:pPr>
-              <w:spacing w:after="0" w:line="270"/>
-            </w:pPr>
-            <w:r>
-              <w:rPr>
-                <w:rFonts w:ascii="Times New Roman" w:cs="Times New Roman" w:eastAsia="Times New Roman" w:hAnsi="Times New Roman"/>
-                <w:b w:val="false"/>
-                <w:bCs w:val="false"/>
-                <w:i w:val="false"/>
-                <w:iCs w:val="false"/>
-                <w:color w:val="111111"/>
-                <w:sz w:val="21"/>
-                <w:szCs w:val="21"/>
-              </w:rPr>
-              <w:t xml:space="preserve"/>
-            </w:r>
-          </w:p>
         </w:tc>
       </w:tr>
       <w:tr>
         <w:trPr>
-          <w:trHeight w:val="420" w:hRule="atLeast"/>
+          <w:trHeight w:val="294" w:hRule="atLeast"/>
         </w:trPr>
         <w:tc>
           <w:tcPr>
@@ -5453,19 +5417,19 @@
           </w:tcPr>
           <w:p>
             <w:pPr>
-              <w:spacing w:after="0" w:line="270"/>
-              <w:jc w:val="center"/>
-            </w:pPr>
-            <w:r>
-              <w:rPr>
-                <w:rFonts w:ascii="Times New Roman" w:cs="Times New Roman" w:eastAsia="Times New Roman" w:hAnsi="Times New Roman"/>
-                <w:b w:val="false"/>
-                <w:bCs w:val="false"/>
-                <w:i w:val="false"/>
-                <w:iCs w:val="false"/>
-                <w:color w:val="111111"/>
-                <w:sz w:val="19"/>
-                <w:szCs w:val="19"/>
+              <w:spacing w:after="0" w:line="220"/>
+              <w:jc w:val="center"/>
+            </w:pPr>
+            <w:r>
+              <w:rPr>
+                <w:rFonts w:ascii="Times New Roman" w:cs="Times New Roman" w:eastAsia="Times New Roman" w:hAnsi="Times New Roman"/>
+                <w:b w:val="false"/>
+                <w:bCs w:val="false"/>
+                <w:i w:val="false"/>
+                <w:iCs w:val="false"/>
+                <w:color w:val="111111"/>
+                <w:sz w:val="17"/>
+                <w:szCs w:val="17"/>
               </w:rPr>
               <w:t xml:space="preserve">2</w:t>
             </w:r>
@@ -5485,7 +5449,7 @@
           <w:p>
             <w:pPr>
               <w:bidi/>
-              <w:spacing w:after="0" w:line="320"/>
+              <w:spacing w:after="0" w:line="220"/>
             </w:pPr>
             <w:r>
               <w:rPr>
@@ -5493,8 +5457,8 @@
                 <w:b w:val="false"/>
                 <w:bCs w:val="false"/>
                 <w:color w:val="111111"/>
-                <w:sz w:val="28"/>
-                <w:szCs w:val="28"/>
+                <w:sz w:val="25"/>
+                <w:szCs w:val="25"/>
                 <w:rtl/>
               </w:rPr>
               <w:t xml:space="preserve">اَلطَّالِبَاتُ يَقْرَأُونَ الْكُتُبَ فِي الْعُطْلَةِ.</w:t>
@@ -5514,18 +5478,18 @@
           </w:tcPr>
           <w:p>
             <w:pPr>
-              <w:spacing w:after="0" w:line="270"/>
-            </w:pPr>
-            <w:r>
-              <w:rPr>
-                <w:rFonts w:ascii="Times New Roman" w:cs="Times New Roman" w:eastAsia="Times New Roman" w:hAnsi="Times New Roman"/>
-                <w:b w:val="false"/>
-                <w:bCs w:val="false"/>
-                <w:i w:val="false"/>
-                <w:iCs w:val="false"/>
-                <w:color w:val="111111"/>
-                <w:sz w:val="21"/>
-                <w:szCs w:val="21"/>
+              <w:spacing w:after="0" w:line="220"/>
+            </w:pPr>
+            <w:r>
+              <w:rPr>
+                <w:rFonts w:ascii="Times New Roman" w:cs="Times New Roman" w:eastAsia="Times New Roman" w:hAnsi="Times New Roman"/>
+                <w:b w:val="false"/>
+                <w:bCs w:val="false"/>
+                <w:i w:val="false"/>
+                <w:iCs w:val="false"/>
+                <w:color w:val="111111"/>
+                <w:sz w:val="18"/>
+                <w:szCs w:val="18"/>
               </w:rPr>
               <w:t xml:space="preserve"/>
             </w:r>
@@ -5542,29 +5506,11 @@
             </w:tcMar>
             <w:vAlign w:val="center"/>
           </w:tcPr>
-          <w:p>
-            <w:pPr>
-              <w:spacing w:after="0" w:line="270"/>
-            </w:pPr>
-            <w:r>
-              <w:rPr>
-                <w:rFonts w:ascii="Times New Roman" w:cs="Times New Roman" w:eastAsia="Times New Roman" w:hAnsi="Times New Roman"/>
-                <w:b w:val="false"/>
-                <w:bCs w:val="false"/>
-                <w:i w:val="false"/>
-                <w:iCs w:val="false"/>
-                <w:color w:val="111111"/>
-                <w:sz w:val="21"/>
-                <w:szCs w:val="21"/>
-              </w:rPr>
-              <w:t xml:space="preserve"/>
-            </w:r>
-          </w:p>
         </w:tc>
       </w:tr>
       <w:tr>
         <w:trPr>
-          <w:trHeight w:val="420" w:hRule="atLeast"/>
+          <w:trHeight w:val="294" w:hRule="atLeast"/>
         </w:trPr>
         <w:tc>
           <w:tcPr>
@@ -5579,19 +5525,19 @@
           </w:tcPr>
           <w:p>
             <w:pPr>
-              <w:spacing w:after="0" w:line="270"/>
-              <w:jc w:val="center"/>
-            </w:pPr>
-            <w:r>
-              <w:rPr>
-                <w:rFonts w:ascii="Times New Roman" w:cs="Times New Roman" w:eastAsia="Times New Roman" w:hAnsi="Times New Roman"/>
-                <w:b w:val="false"/>
-                <w:bCs w:val="false"/>
-                <w:i w:val="false"/>
-                <w:iCs w:val="false"/>
-                <w:color w:val="111111"/>
-                <w:sz w:val="19"/>
-                <w:szCs w:val="19"/>
+              <w:spacing w:after="0" w:line="220"/>
+              <w:jc w:val="center"/>
+            </w:pPr>
+            <w:r>
+              <w:rPr>
+                <w:rFonts w:ascii="Times New Roman" w:cs="Times New Roman" w:eastAsia="Times New Roman" w:hAnsi="Times New Roman"/>
+                <w:b w:val="false"/>
+                <w:bCs w:val="false"/>
+                <w:i w:val="false"/>
+                <w:iCs w:val="false"/>
+                <w:color w:val="111111"/>
+                <w:sz w:val="17"/>
+                <w:szCs w:val="17"/>
               </w:rPr>
               <w:t xml:space="preserve">3</w:t>
             </w:r>
@@ -5611,7 +5557,7 @@
           <w:p>
             <w:pPr>
               <w:bidi/>
-              <w:spacing w:after="0" w:line="320"/>
+              <w:spacing w:after="0" w:line="220"/>
             </w:pPr>
             <w:r>
               <w:rPr>
@@ -5619,8 +5565,8 @@
                 <w:b w:val="false"/>
                 <w:bCs w:val="false"/>
                 <w:color w:val="111111"/>
-                <w:sz w:val="28"/>
-                <w:szCs w:val="28"/>
+                <w:sz w:val="25"/>
+                <w:szCs w:val="25"/>
                 <w:rtl/>
               </w:rPr>
               <w:t xml:space="preserve">يَجِبُ عَلَى الْمَرِيضِ أَنْ يَشْرَبَ الدَّوَاءَ.</w:t>
@@ -5640,18 +5586,18 @@
           </w:tcPr>
           <w:p>
             <w:pPr>
-              <w:spacing w:after="0" w:line="270"/>
-            </w:pPr>
-            <w:r>
-              <w:rPr>
-                <w:rFonts w:ascii="Times New Roman" w:cs="Times New Roman" w:eastAsia="Times New Roman" w:hAnsi="Times New Roman"/>
-                <w:b w:val="false"/>
-                <w:bCs w:val="false"/>
-                <w:i w:val="false"/>
-                <w:iCs w:val="false"/>
-                <w:color w:val="111111"/>
-                <w:sz w:val="21"/>
-                <w:szCs w:val="21"/>
+              <w:spacing w:after="0" w:line="220"/>
+            </w:pPr>
+            <w:r>
+              <w:rPr>
+                <w:rFonts w:ascii="Times New Roman" w:cs="Times New Roman" w:eastAsia="Times New Roman" w:hAnsi="Times New Roman"/>
+                <w:b w:val="false"/>
+                <w:bCs w:val="false"/>
+                <w:i w:val="false"/>
+                <w:iCs w:val="false"/>
+                <w:color w:val="111111"/>
+                <w:sz w:val="18"/>
+                <w:szCs w:val="18"/>
               </w:rPr>
               <w:t xml:space="preserve"/>
             </w:r>
@@ -5668,29 +5614,11 @@
             </w:tcMar>
             <w:vAlign w:val="center"/>
           </w:tcPr>
-          <w:p>
-            <w:pPr>
-              <w:spacing w:after="0" w:line="270"/>
-            </w:pPr>
-            <w:r>
-              <w:rPr>
-                <w:rFonts w:ascii="Times New Roman" w:cs="Times New Roman" w:eastAsia="Times New Roman" w:hAnsi="Times New Roman"/>
-                <w:b w:val="false"/>
-                <w:bCs w:val="false"/>
-                <w:i w:val="false"/>
-                <w:iCs w:val="false"/>
-                <w:color w:val="111111"/>
-                <w:sz w:val="21"/>
-                <w:szCs w:val="21"/>
-              </w:rPr>
-              <w:t xml:space="preserve"/>
-            </w:r>
-          </w:p>
         </w:tc>
       </w:tr>
       <w:tr>
         <w:trPr>
-          <w:trHeight w:val="420" w:hRule="atLeast"/>
+          <w:trHeight w:val="294" w:hRule="atLeast"/>
         </w:trPr>
         <w:tc>
           <w:tcPr>
@@ -5705,19 +5633,19 @@
           </w:tcPr>
           <w:p>
             <w:pPr>
-              <w:spacing w:after="0" w:line="270"/>
-              <w:jc w:val="center"/>
-            </w:pPr>
-            <w:r>
-              <w:rPr>
-                <w:rFonts w:ascii="Times New Roman" w:cs="Times New Roman" w:eastAsia="Times New Roman" w:hAnsi="Times New Roman"/>
-                <w:b w:val="false"/>
-                <w:bCs w:val="false"/>
-                <w:i w:val="false"/>
-                <w:iCs w:val="false"/>
-                <w:color w:val="111111"/>
-                <w:sz w:val="19"/>
-                <w:szCs w:val="19"/>
+              <w:spacing w:after="0" w:line="220"/>
+              <w:jc w:val="center"/>
+            </w:pPr>
+            <w:r>
+              <w:rPr>
+                <w:rFonts w:ascii="Times New Roman" w:cs="Times New Roman" w:eastAsia="Times New Roman" w:hAnsi="Times New Roman"/>
+                <w:b w:val="false"/>
+                <w:bCs w:val="false"/>
+                <w:i w:val="false"/>
+                <w:iCs w:val="false"/>
+                <w:color w:val="111111"/>
+                <w:sz w:val="17"/>
+                <w:szCs w:val="17"/>
               </w:rPr>
               <w:t xml:space="preserve">4</w:t>
             </w:r>
@@ -5737,7 +5665,7 @@
           <w:p>
             <w:pPr>
               <w:bidi/>
-              <w:spacing w:after="0" w:line="320"/>
+              <w:spacing w:after="0" w:line="220"/>
             </w:pPr>
             <w:r>
               <w:rPr>
@@ -5745,8 +5673,8 @@
                 <w:b w:val="false"/>
                 <w:bCs w:val="false"/>
                 <w:color w:val="111111"/>
-                <w:sz w:val="28"/>
-                <w:szCs w:val="28"/>
+                <w:sz w:val="25"/>
+                <w:szCs w:val="25"/>
                 <w:rtl/>
               </w:rPr>
               <w:t xml:space="preserve">لَا تُهْمِلُ رِيَاضَتَكَ يَا وَلَدُ.</w:t>
@@ -5766,18 +5694,18 @@
           </w:tcPr>
           <w:p>
             <w:pPr>
-              <w:spacing w:after="0" w:line="270"/>
-            </w:pPr>
-            <w:r>
-              <w:rPr>
-                <w:rFonts w:ascii="Times New Roman" w:cs="Times New Roman" w:eastAsia="Times New Roman" w:hAnsi="Times New Roman"/>
-                <w:b w:val="false"/>
-                <w:bCs w:val="false"/>
-                <w:i w:val="false"/>
-                <w:iCs w:val="false"/>
-                <w:color w:val="111111"/>
-                <w:sz w:val="21"/>
-                <w:szCs w:val="21"/>
+              <w:spacing w:after="0" w:line="220"/>
+            </w:pPr>
+            <w:r>
+              <w:rPr>
+                <w:rFonts w:ascii="Times New Roman" w:cs="Times New Roman" w:eastAsia="Times New Roman" w:hAnsi="Times New Roman"/>
+                <w:b w:val="false"/>
+                <w:bCs w:val="false"/>
+                <w:i w:val="false"/>
+                <w:iCs w:val="false"/>
+                <w:color w:val="111111"/>
+                <w:sz w:val="18"/>
+                <w:szCs w:val="18"/>
               </w:rPr>
               <w:t xml:space="preserve"/>
             </w:r>
@@ -5794,29 +5722,11 @@
             </w:tcMar>
             <w:vAlign w:val="center"/>
           </w:tcPr>
-          <w:p>
-            <w:pPr>
-              <w:spacing w:after="0" w:line="270"/>
-            </w:pPr>
-            <w:r>
-              <w:rPr>
-                <w:rFonts w:ascii="Times New Roman" w:cs="Times New Roman" w:eastAsia="Times New Roman" w:hAnsi="Times New Roman"/>
-                <w:b w:val="false"/>
-                <w:bCs w:val="false"/>
-                <w:i w:val="false"/>
-                <w:iCs w:val="false"/>
-                <w:color w:val="111111"/>
-                <w:sz w:val="21"/>
-                <w:szCs w:val="21"/>
-              </w:rPr>
-              <w:t xml:space="preserve"/>
-            </w:r>
-          </w:p>
         </w:tc>
       </w:tr>
       <w:tr>
         <w:trPr>
-          <w:trHeight w:val="420" w:hRule="atLeast"/>
+          <w:trHeight w:val="294" w:hRule="atLeast"/>
         </w:trPr>
         <w:tc>
           <w:tcPr>
@@ -5831,19 +5741,19 @@
           </w:tcPr>
           <w:p>
             <w:pPr>
-              <w:spacing w:after="0" w:line="270"/>
-              <w:jc w:val="center"/>
-            </w:pPr>
-            <w:r>
-              <w:rPr>
-                <w:rFonts w:ascii="Times New Roman" w:cs="Times New Roman" w:eastAsia="Times New Roman" w:hAnsi="Times New Roman"/>
-                <w:b w:val="false"/>
-                <w:bCs w:val="false"/>
-                <w:i w:val="false"/>
-                <w:iCs w:val="false"/>
-                <w:color w:val="111111"/>
-                <w:sz w:val="19"/>
-                <w:szCs w:val="19"/>
+              <w:spacing w:after="0" w:line="220"/>
+              <w:jc w:val="center"/>
+            </w:pPr>
+            <w:r>
+              <w:rPr>
+                <w:rFonts w:ascii="Times New Roman" w:cs="Times New Roman" w:eastAsia="Times New Roman" w:hAnsi="Times New Roman"/>
+                <w:b w:val="false"/>
+                <w:bCs w:val="false"/>
+                <w:i w:val="false"/>
+                <w:iCs w:val="false"/>
+                <w:color w:val="111111"/>
+                <w:sz w:val="17"/>
+                <w:szCs w:val="17"/>
               </w:rPr>
               <w:t xml:space="preserve">5</w:t>
             </w:r>
@@ -5863,7 +5773,7 @@
           <w:p>
             <w:pPr>
               <w:bidi/>
-              <w:spacing w:after="0" w:line="320"/>
+              <w:spacing w:after="0" w:line="220"/>
             </w:pPr>
             <w:r>
               <w:rPr>
@@ -5871,8 +5781,8 @@
                 <w:b w:val="false"/>
                 <w:bCs w:val="false"/>
                 <w:color w:val="111111"/>
-                <w:sz w:val="28"/>
-                <w:szCs w:val="28"/>
+                <w:sz w:val="25"/>
+                <w:szCs w:val="25"/>
                 <w:rtl/>
               </w:rPr>
               <w:t xml:space="preserve">اَلْجَوُّ فِي الرَّبِيعِ مُعْتَدِلٌ وَجَمِيلٌ.</w:t>
@@ -5892,18 +5802,18 @@
           </w:tcPr>
           <w:p>
             <w:pPr>
-              <w:spacing w:after="0" w:line="270"/>
-            </w:pPr>
-            <w:r>
-              <w:rPr>
-                <w:rFonts w:ascii="Times New Roman" w:cs="Times New Roman" w:eastAsia="Times New Roman" w:hAnsi="Times New Roman"/>
-                <w:b w:val="false"/>
-                <w:bCs w:val="false"/>
-                <w:i w:val="false"/>
-                <w:iCs w:val="false"/>
-                <w:color w:val="111111"/>
-                <w:sz w:val="21"/>
-                <w:szCs w:val="21"/>
+              <w:spacing w:after="0" w:line="220"/>
+            </w:pPr>
+            <w:r>
+              <w:rPr>
+                <w:rFonts w:ascii="Times New Roman" w:cs="Times New Roman" w:eastAsia="Times New Roman" w:hAnsi="Times New Roman"/>
+                <w:b w:val="false"/>
+                <w:bCs w:val="false"/>
+                <w:i w:val="false"/>
+                <w:iCs w:val="false"/>
+                <w:color w:val="111111"/>
+                <w:sz w:val="18"/>
+                <w:szCs w:val="18"/>
               </w:rPr>
               <w:t xml:space="preserve"/>
             </w:r>
@@ -5920,24 +5830,6 @@
             </w:tcMar>
             <w:vAlign w:val="center"/>
           </w:tcPr>
-          <w:p>
-            <w:pPr>
-              <w:spacing w:after="0" w:line="270"/>
-            </w:pPr>
-            <w:r>
-              <w:rPr>
-                <w:rFonts w:ascii="Times New Roman" w:cs="Times New Roman" w:eastAsia="Times New Roman" w:hAnsi="Times New Roman"/>
-                <w:b w:val="false"/>
-                <w:bCs w:val="false"/>
-                <w:i w:val="false"/>
-                <w:iCs w:val="false"/>
-                <w:color w:val="111111"/>
-                <w:sz w:val="21"/>
-                <w:szCs w:val="21"/>
-              </w:rPr>
-              <w:t xml:space="preserve"/>
-            </w:r>
-          </w:p>
         </w:tc>
       </w:tr>
     </w:tbl>
@@ -5946,7 +5838,7 @@
         <w:tabs>
           <w:tab w:val="right" w:pos="9864"/>
         </w:tabs>
-        <w:spacing w:after="90" w:before="220" w:line="280"/>
+        <w:spacing w:after="36" w:before="88" w:line="220"/>
         <w:ind w:left="340" w:hanging="340"/>
       </w:pPr>
       <w:r>
@@ -5957,16 +5849,16 @@
           <w:i w:val="false"/>
           <w:iCs w:val="false"/>
           <w:color w:val="111111"/>
-          <w:sz w:val="21"/>
-          <w:szCs w:val="21"/>
+          <w:sz w:val="18"/>
+          <w:szCs w:val="18"/>
         </w:rPr>
         <w:t xml:space="preserve">7.</w:t>
       </w:r>
       <w:r>
         <w:rPr>
           <w:rFonts w:ascii="Times New Roman" w:cs="Times New Roman" w:eastAsia="Times New Roman" w:hAnsi="Times New Roman"/>
-          <w:sz w:val="21"/>
-          <w:szCs w:val="21"/>
+          <w:sz w:val="18"/>
+          <w:szCs w:val="18"/>
         </w:rPr>
         <w:tab/>
       </w:r>
@@ -5978,16 +5870,16 @@
           <w:i w:val="false"/>
           <w:iCs w:val="false"/>
           <w:color w:val="111111"/>
-          <w:sz w:val="21"/>
-          <w:szCs w:val="21"/>
+          <w:sz w:val="18"/>
+          <w:szCs w:val="18"/>
         </w:rPr>
         <w:t xml:space="preserve">Aşağıdaki kelimeleri sıralayarak anlamlı ve kurallı cümleler kurunuz.</w:t>
       </w:r>
       <w:r>
         <w:rPr>
           <w:rFonts w:ascii="Times New Roman" w:cs="Times New Roman" w:eastAsia="Times New Roman" w:hAnsi="Times New Roman"/>
-          <w:sz w:val="21"/>
-          <w:szCs w:val="21"/>
+          <w:sz w:val="18"/>
+          <w:szCs w:val="18"/>
         </w:rPr>
         <w:tab/>
       </w:r>
@@ -5999,8 +5891,8 @@
           <w:i w:val="false"/>
           <w:iCs w:val="false"/>
           <w:color w:val="55636F"/>
-          <w:sz w:val="18"/>
-          <w:szCs w:val="18"/>
+          <w:sz w:val="16"/>
+          <w:szCs w:val="16"/>
         </w:rPr>
         <w:t xml:space="preserve">(10 puan)</w:t>
       </w:r>
@@ -6008,7 +5900,7 @@
     <w:p>
       <w:pPr>
         <w:keepNext w:val="false"/>
-        <w:spacing w:after="90" w:before="0" w:line="280"/>
+        <w:spacing w:after="36" w:before="0" w:line="220"/>
         <w:ind w:left="340"/>
       </w:pPr>
       <w:r>
@@ -6019,8 +5911,8 @@
           <w:i/>
           <w:iCs/>
           <w:color w:val="5B6772"/>
-          <w:sz w:val="18"/>
-          <w:szCs w:val="18"/>
+          <w:sz w:val="16"/>
+          <w:szCs w:val="16"/>
         </w:rPr>
         <w:t xml:space="preserve">Her doğru cümle 2 puandır. Cümleleri harekeleriyle yazınız.</w:t>
       </w:r>
@@ -6043,7 +5935,7 @@
       </w:tblGrid>
       <w:tr>
         <w:trPr>
-          <w:trHeight w:val="760" w:hRule="atLeast"/>
+          <w:trHeight w:val="532" w:hRule="atLeast"/>
         </w:trPr>
         <w:tc>
           <w:tcPr>
@@ -6061,7 +5953,7 @@
           </w:tcPr>
           <w:p>
             <w:pPr>
-              <w:spacing w:after="0" w:line="270"/>
+              <w:spacing w:after="0" w:line="220"/>
               <w:jc w:val="center"/>
             </w:pPr>
             <w:r>
@@ -6072,8 +5964,8 @@
                 <w:i w:val="false"/>
                 <w:iCs w:val="false"/>
                 <w:color w:val="111111"/>
-                <w:sz w:val="19"/>
-                <w:szCs w:val="19"/>
+                <w:sz w:val="17"/>
+                <w:szCs w:val="17"/>
               </w:rPr>
               <w:t xml:space="preserve">1.</w:t>
             </w:r>
@@ -6096,7 +5988,7 @@
           <w:p>
             <w:pPr>
               <w:bidi/>
-              <w:spacing w:after="0" w:line="320"/>
+              <w:spacing w:after="0" w:line="220"/>
             </w:pPr>
             <w:r>
               <w:rPr>
@@ -6104,8 +5996,8 @@
                 <w:b w:val="false"/>
                 <w:bCs w:val="false"/>
                 <w:color w:val="111111"/>
-                <w:sz w:val="28"/>
-                <w:szCs w:val="28"/>
+                <w:sz w:val="25"/>
+                <w:szCs w:val="25"/>
                 <w:rtl/>
               </w:rPr>
               <w:t xml:space="preserve">اَلصَّيْفِ  ـ  فِي  ـ  إِلَى  ـ  سَنُسَافِرُ  ـ  الْقَرْيَةِ</w:t>
@@ -6115,7 +6007,7 @@
       </w:tr>
       <w:tr>
         <w:trPr>
-          <w:trHeight w:val="760" w:hRule="atLeast"/>
+          <w:trHeight w:val="532" w:hRule="atLeast"/>
         </w:trPr>
         <w:tc>
           <w:tcPr>
@@ -6133,7 +6025,7 @@
           </w:tcPr>
           <w:p>
             <w:pPr>
-              <w:spacing w:after="0" w:line="270"/>
+              <w:spacing w:after="0" w:line="220"/>
               <w:jc w:val="center"/>
             </w:pPr>
             <w:r>
@@ -6144,8 +6036,8 @@
                 <w:i w:val="false"/>
                 <w:iCs w:val="false"/>
                 <w:color w:val="111111"/>
-                <w:sz w:val="19"/>
-                <w:szCs w:val="19"/>
+                <w:sz w:val="17"/>
+                <w:szCs w:val="17"/>
               </w:rPr>
               <w:t xml:space="preserve">2.</w:t>
             </w:r>
@@ -6168,7 +6060,7 @@
           <w:p>
             <w:pPr>
               <w:bidi/>
-              <w:spacing w:after="0" w:line="320"/>
+              <w:spacing w:after="0" w:line="220"/>
             </w:pPr>
             <w:r>
               <w:rPr>
@@ -6176,8 +6068,8 @@
                 <w:b w:val="false"/>
                 <w:bCs w:val="false"/>
                 <w:color w:val="111111"/>
-                <w:sz w:val="28"/>
-                <w:szCs w:val="28"/>
+                <w:sz w:val="25"/>
+                <w:szCs w:val="25"/>
                 <w:rtl/>
               </w:rPr>
               <w:t xml:space="preserve">حَارٌّ  ـ  اَلْيَوْمَ  ـ  اَلْجَوُّ  ـ  جِدًّا</w:t>
@@ -6187,7 +6079,7 @@
       </w:tr>
       <w:tr>
         <w:trPr>
-          <w:trHeight w:val="760" w:hRule="atLeast"/>
+          <w:trHeight w:val="532" w:hRule="atLeast"/>
         </w:trPr>
         <w:tc>
           <w:tcPr>
@@ -6205,7 +6097,7 @@
           </w:tcPr>
           <w:p>
             <w:pPr>
-              <w:spacing w:after="0" w:line="270"/>
+              <w:spacing w:after="0" w:line="220"/>
               <w:jc w:val="center"/>
             </w:pPr>
             <w:r>
@@ -6216,8 +6108,8 @@
                 <w:i w:val="false"/>
                 <w:iCs w:val="false"/>
                 <w:color w:val="111111"/>
-                <w:sz w:val="19"/>
-                <w:szCs w:val="19"/>
+                <w:sz w:val="17"/>
+                <w:szCs w:val="17"/>
               </w:rPr>
               <w:t xml:space="preserve">3.</w:t>
             </w:r>
@@ -6240,7 +6132,7 @@
           <w:p>
             <w:pPr>
               <w:bidi/>
-              <w:spacing w:after="0" w:line="320"/>
+              <w:spacing w:after="0" w:line="220"/>
             </w:pPr>
             <w:r>
               <w:rPr>
@@ -6248,8 +6140,8 @@
                 <w:b w:val="false"/>
                 <w:bCs w:val="false"/>
                 <w:color w:val="111111"/>
-                <w:sz w:val="28"/>
-                <w:szCs w:val="28"/>
+                <w:sz w:val="25"/>
+                <w:szCs w:val="25"/>
                 <w:rtl/>
               </w:rPr>
               <w:t xml:space="preserve">مَلَابِسَكَ  ـ  فِي  ـ  ضَعْ  ـ  الْحَقِيبَةِ</w:t>
@@ -6259,7 +6151,7 @@
       </w:tr>
       <w:tr>
         <w:trPr>
-          <w:trHeight w:val="760" w:hRule="atLeast"/>
+          <w:trHeight w:val="532" w:hRule="atLeast"/>
         </w:trPr>
         <w:tc>
           <w:tcPr>
@@ -6277,7 +6169,7 @@
           </w:tcPr>
           <w:p>
             <w:pPr>
-              <w:spacing w:after="0" w:line="270"/>
+              <w:spacing w:after="0" w:line="220"/>
               <w:jc w:val="center"/>
             </w:pPr>
             <w:r>
@@ -6288,8 +6180,8 @@
                 <w:i w:val="false"/>
                 <w:iCs w:val="false"/>
                 <w:color w:val="111111"/>
-                <w:sz w:val="19"/>
-                <w:szCs w:val="19"/>
+                <w:sz w:val="17"/>
+                <w:szCs w:val="17"/>
               </w:rPr>
               <w:t xml:space="preserve">4.</w:t>
             </w:r>
@@ -6312,7 +6204,7 @@
           <w:p>
             <w:pPr>
               <w:bidi/>
-              <w:spacing w:after="0" w:line="320"/>
+              <w:spacing w:after="0" w:line="220"/>
             </w:pPr>
             <w:r>
               <w:rPr>
@@ -6320,8 +6212,8 @@
                 <w:b w:val="false"/>
                 <w:bCs w:val="false"/>
                 <w:color w:val="111111"/>
-                <w:sz w:val="28"/>
-                <w:szCs w:val="28"/>
+                <w:sz w:val="25"/>
+                <w:szCs w:val="25"/>
                 <w:rtl/>
               </w:rPr>
               <w:t xml:space="preserve">الْقُرْآنَ  ـ  أَنْ  ـ  أُرِيدُ  ـ  أَحْفَظَ</w:t>
@@ -6331,7 +6223,7 @@
       </w:tr>
       <w:tr>
         <w:trPr>
-          <w:trHeight w:val="760" w:hRule="atLeast"/>
+          <w:trHeight w:val="532" w:hRule="atLeast"/>
         </w:trPr>
         <w:tc>
           <w:tcPr>
@@ -6349,7 +6241,7 @@
           </w:tcPr>
           <w:p>
             <w:pPr>
-              <w:spacing w:after="0" w:line="270"/>
+              <w:spacing w:after="0" w:line="220"/>
               <w:jc w:val="center"/>
             </w:pPr>
             <w:r>
@@ -6360,8 +6252,8 @@
                 <w:i w:val="false"/>
                 <w:iCs w:val="false"/>
                 <w:color w:val="111111"/>
-                <w:sz w:val="19"/>
-                <w:szCs w:val="19"/>
+                <w:sz w:val="17"/>
+                <w:szCs w:val="17"/>
               </w:rPr>
               <w:t xml:space="preserve">5.</w:t>
             </w:r>
@@ -6384,7 +6276,7 @@
           <w:p>
             <w:pPr>
               <w:bidi/>
-              <w:spacing w:after="0" w:line="320"/>
+              <w:spacing w:after="0" w:line="220"/>
             </w:pPr>
             <w:r>
               <w:rPr>
@@ -6392,8 +6284,8 @@
                 <w:b w:val="false"/>
                 <w:bCs w:val="false"/>
                 <w:color w:val="111111"/>
-                <w:sz w:val="28"/>
-                <w:szCs w:val="28"/>
+                <w:sz w:val="25"/>
+                <w:szCs w:val="25"/>
                 <w:rtl/>
               </w:rPr>
               <w:t xml:space="preserve">اَلْمُسَافِرِ  ـ  يَجِبُ  ـ  أَنْ  ـ  عَلَى  ـ  يَحْذَرَ</w:t>
@@ -6407,7 +6299,7 @@
         <w:tabs>
           <w:tab w:val="right" w:pos="9864"/>
         </w:tabs>
-        <w:spacing w:after="90" w:before="220" w:line="280"/>
+        <w:spacing w:after="36" w:before="88" w:line="220"/>
         <w:ind w:left="340" w:hanging="340"/>
       </w:pPr>
       <w:r>
@@ -6418,16 +6310,16 @@
           <w:i w:val="false"/>
           <w:iCs w:val="false"/>
           <w:color w:val="111111"/>
-          <w:sz w:val="21"/>
-          <w:szCs w:val="21"/>
+          <w:sz w:val="18"/>
+          <w:szCs w:val="18"/>
         </w:rPr>
         <w:t xml:space="preserve">8.</w:t>
       </w:r>
       <w:r>
         <w:rPr>
           <w:rFonts w:ascii="Times New Roman" w:cs="Times New Roman" w:eastAsia="Times New Roman" w:hAnsi="Times New Roman"/>
-          <w:sz w:val="21"/>
-          <w:szCs w:val="21"/>
+          <w:sz w:val="18"/>
+          <w:szCs w:val="18"/>
         </w:rPr>
         <w:tab/>
       </w:r>
@@ -6439,16 +6331,16 @@
           <w:i w:val="false"/>
           <w:iCs w:val="false"/>
           <w:color w:val="111111"/>
-          <w:sz w:val="21"/>
-          <w:szCs w:val="21"/>
+          <w:sz w:val="18"/>
+          <w:szCs w:val="18"/>
         </w:rPr>
         <w:t xml:space="preserve">Yaz tatili planınızı anlatan bir metin yazınız. Nereye gideceğinizi, hazırlıklarınızı ve yapacağınız etkinlikleri belirtiniz.</w:t>
       </w:r>
       <w:r>
         <w:rPr>
           <w:rFonts w:ascii="Times New Roman" w:cs="Times New Roman" w:eastAsia="Times New Roman" w:hAnsi="Times New Roman"/>
-          <w:sz w:val="21"/>
-          <w:szCs w:val="21"/>
+          <w:sz w:val="18"/>
+          <w:szCs w:val="18"/>
         </w:rPr>
         <w:tab/>
       </w:r>
@@ -6460,8 +6352,8 @@
           <w:i w:val="false"/>
           <w:iCs w:val="false"/>
           <w:color w:val="55636F"/>
-          <w:sz w:val="18"/>
-          <w:szCs w:val="18"/>
+          <w:sz w:val="16"/>
+          <w:szCs w:val="16"/>
         </w:rPr>
         <w:t xml:space="preserve">(15 puan)</w:t>
       </w:r>
@@ -6469,7 +6361,7 @@
     <w:p>
       <w:pPr>
         <w:keepNext w:val="false"/>
-        <w:spacing w:after="90" w:before="0" w:line="280"/>
+        <w:spacing w:after="36" w:before="0" w:line="220"/>
         <w:ind w:left="340"/>
       </w:pPr>
       <w:r>
@@ -6480,8 +6372,8 @@
           <w:i/>
           <w:iCs/>
           <w:color w:val="5B6772"/>
-          <w:sz w:val="18"/>
-          <w:szCs w:val="18"/>
+          <w:sz w:val="16"/>
+          <w:szCs w:val="16"/>
         </w:rPr>
         <w:t xml:space="preserve">En az sekiz cümle yazınız. Havuzdaki yapılardan yararlanabilirsiniz.</w:t>
       </w:r>
@@ -6516,7 +6408,7 @@
           </w:tcPr>
           <w:p>
             <w:pPr>
-              <w:spacing w:after="50"/>
+              <w:spacing w:after="20"/>
             </w:pPr>
             <w:r>
               <w:rPr>
@@ -6526,8 +6418,8 @@
                 <w:i w:val="false"/>
                 <w:iCs w:val="false"/>
                 <w:color w:val="39454F"/>
-                <w:sz w:val="17"/>
-                <w:szCs w:val="17"/>
+                <w:sz w:val="15"/>
+                <w:szCs w:val="15"/>
               </w:rPr>
               <w:t xml:space="preserve">KELİME HAVUZU</w:t>
             </w:r>
@@ -6535,7 +6427,7 @@
           <w:p>
             <w:pPr>
               <w:bidi/>
-              <w:spacing w:after="0" w:line="360"/>
+              <w:spacing w:after="0" w:line="220"/>
               <w:jc w:val="center"/>
             </w:pPr>
             <w:r>
@@ -6544,8 +6436,8 @@
                 <w:b w:val="false"/>
                 <w:bCs w:val="false"/>
                 <w:color w:val="111111"/>
-                <w:sz w:val="30"/>
-                <w:szCs w:val="30"/>
+                <w:sz w:val="27"/>
+                <w:szCs w:val="27"/>
                 <w:rtl/>
               </w:rPr>
               <w:t xml:space="preserve">فِي الْعُطْلَةِ الصَّيْفِيَّةِ   —   سَوْفَ   —   سَأَضَعُ فِي حَقِيبَتِي   —   اَلْجَوُّ   —   أُرِيدُ أَنْ   —   مَعَ أُسْرَتِي   —   يَجِبُ عَلَيَّ أَنْ   —   فِي النِّهَايَةِ</w:t>
@@ -6556,7 +6448,7 @@
     </w:tbl>
     <w:p>
       <w:pPr>
-        <w:spacing w:after="80"/>
+        <w:spacing w:after="32"/>
       </w:pPr>
       <w:r>
         <w:rPr>
@@ -6566,30 +6458,8 @@
           <w:i w:val="false"/>
           <w:iCs w:val="false"/>
           <w:color w:val="111111"/>
-          <w:sz w:val="21"/>
-          <w:szCs w:val="21"/>
-        </w:rPr>
-        <w:t xml:space="preserve"/>
-      </w:r>
-    </w:p>
-    <w:p>
-      <w:pPr>
-        <w:pBdr>
-          <w:bottom w:val="dotted" w:color="97A4B1" w:sz="6"/>
-        </w:pBdr>
-        <w:bidi/>
-        <w:spacing w:after="210" w:line="300"/>
-      </w:pPr>
-      <w:r>
-        <w:rPr>
-          <w:rFonts w:ascii="Times New Roman" w:cs="Times New Roman" w:eastAsia="Times New Roman" w:hAnsi="Times New Roman"/>
-          <w:b w:val="false"/>
-          <w:bCs w:val="false"/>
-          <w:i w:val="false"/>
-          <w:iCs w:val="false"/>
-          <w:color w:val="111111"/>
-          <w:sz w:val="21"/>
-          <w:szCs w:val="21"/>
+          <w:sz w:val="18"/>
+          <w:szCs w:val="18"/>
         </w:rPr>
         <w:t xml:space="preserve"/>
       </w:r>
@@ -6600,7 +6470,7 @@
           <w:bottom w:val="dotted" w:color="96A3B0" w:sz="6"/>
         </w:pBdr>
         <w:bidi/>
-        <w:spacing w:after="210" w:line="300"/>
+        <w:spacing w:after="84" w:line="220"/>
       </w:pPr>
       <w:r>
         <w:rPr>
@@ -6610,30 +6480,8 @@
           <w:i w:val="false"/>
           <w:iCs w:val="false"/>
           <w:color w:val="111111"/>
-          <w:sz w:val="21"/>
-          <w:szCs w:val="21"/>
-        </w:rPr>
-        <w:t xml:space="preserve"/>
-      </w:r>
-    </w:p>
-    <w:p>
-      <w:pPr>
-        <w:pBdr>
-          <w:bottom w:val="dotted" w:color="97A4B1" w:sz="6"/>
-        </w:pBdr>
-        <w:bidi/>
-        <w:spacing w:after="210" w:line="300"/>
-      </w:pPr>
-      <w:r>
-        <w:rPr>
-          <w:rFonts w:ascii="Times New Roman" w:cs="Times New Roman" w:eastAsia="Times New Roman" w:hAnsi="Times New Roman"/>
-          <w:b w:val="false"/>
-          <w:bCs w:val="false"/>
-          <w:i w:val="false"/>
-          <w:iCs w:val="false"/>
-          <w:color w:val="111111"/>
-          <w:sz w:val="21"/>
-          <w:szCs w:val="21"/>
+          <w:sz w:val="18"/>
+          <w:szCs w:val="18"/>
         </w:rPr>
         <w:t xml:space="preserve"/>
       </w:r>
@@ -6644,7 +6492,7 @@
           <w:bottom w:val="dotted" w:color="96A3B0" w:sz="6"/>
         </w:pBdr>
         <w:bidi/>
-        <w:spacing w:after="210" w:line="300"/>
+        <w:spacing w:after="84" w:line="220"/>
       </w:pPr>
       <w:r>
         <w:rPr>
@@ -6654,30 +6502,8 @@
           <w:i w:val="false"/>
           <w:iCs w:val="false"/>
           <w:color w:val="111111"/>
-          <w:sz w:val="21"/>
-          <w:szCs w:val="21"/>
-        </w:rPr>
-        <w:t xml:space="preserve"/>
-      </w:r>
-    </w:p>
-    <w:p>
-      <w:pPr>
-        <w:pBdr>
-          <w:bottom w:val="dotted" w:color="97A4B1" w:sz="6"/>
-        </w:pBdr>
-        <w:bidi/>
-        <w:spacing w:after="210" w:line="300"/>
-      </w:pPr>
-      <w:r>
-        <w:rPr>
-          <w:rFonts w:ascii="Times New Roman" w:cs="Times New Roman" w:eastAsia="Times New Roman" w:hAnsi="Times New Roman"/>
-          <w:b w:val="false"/>
-          <w:bCs w:val="false"/>
-          <w:i w:val="false"/>
-          <w:iCs w:val="false"/>
-          <w:color w:val="111111"/>
-          <w:sz w:val="21"/>
-          <w:szCs w:val="21"/>
+          <w:sz w:val="18"/>
+          <w:szCs w:val="18"/>
         </w:rPr>
         <w:t xml:space="preserve"/>
       </w:r>
@@ -6688,7 +6514,7 @@
           <w:bottom w:val="dotted" w:color="96A3B0" w:sz="6"/>
         </w:pBdr>
         <w:bidi/>
-        <w:spacing w:after="210" w:line="300"/>
+        <w:spacing w:after="84" w:line="220"/>
       </w:pPr>
       <w:r>
         <w:rPr>
@@ -6698,30 +6524,8 @@
           <w:i w:val="false"/>
           <w:iCs w:val="false"/>
           <w:color w:val="111111"/>
-          <w:sz w:val="21"/>
-          <w:szCs w:val="21"/>
-        </w:rPr>
-        <w:t xml:space="preserve"/>
-      </w:r>
-    </w:p>
-    <w:p>
-      <w:pPr>
-        <w:pBdr>
-          <w:bottom w:val="dotted" w:color="97A4B1" w:sz="6"/>
-        </w:pBdr>
-        <w:bidi/>
-        <w:spacing w:after="210" w:line="300"/>
-      </w:pPr>
-      <w:r>
-        <w:rPr>
-          <w:rFonts w:ascii="Times New Roman" w:cs="Times New Roman" w:eastAsia="Times New Roman" w:hAnsi="Times New Roman"/>
-          <w:b w:val="false"/>
-          <w:bCs w:val="false"/>
-          <w:i w:val="false"/>
-          <w:iCs w:val="false"/>
-          <w:color w:val="111111"/>
-          <w:sz w:val="21"/>
-          <w:szCs w:val="21"/>
+          <w:sz w:val="18"/>
+          <w:szCs w:val="18"/>
         </w:rPr>
         <w:t xml:space="preserve"/>
       </w:r>
@@ -6732,7 +6536,7 @@
           <w:bottom w:val="dotted" w:color="96A3B0" w:sz="6"/>
         </w:pBdr>
         <w:bidi/>
-        <w:spacing w:after="210" w:line="300"/>
+        <w:spacing w:after="84" w:line="220"/>
       </w:pPr>
       <w:r>
         <w:rPr>
@@ -6742,15 +6546,15 @@
           <w:i w:val="false"/>
           <w:iCs w:val="false"/>
           <w:color w:val="111111"/>
-          <w:sz w:val="21"/>
-          <w:szCs w:val="21"/>
+          <w:sz w:val="18"/>
+          <w:szCs w:val="18"/>
         </w:rPr>
         <w:t xml:space="preserve"/>
       </w:r>
     </w:p>
     <w:p>
       <w:pPr>
-        <w:spacing w:after="180"/>
+        <w:spacing w:after="72"/>
       </w:pPr>
       <w:r>
         <w:rPr>
@@ -6760,8 +6564,8 @@
           <w:i w:val="false"/>
           <w:iCs w:val="false"/>
           <w:color w:val="111111"/>
-          <w:sz w:val="21"/>
-          <w:szCs w:val="21"/>
+          <w:sz w:val="18"/>
+          <w:szCs w:val="18"/>
         </w:rPr>
         <w:t xml:space="preserve"/>
       </w:r>
@@ -6769,7 +6573,7 @@
     <w:p>
       <w:pPr>
         <w:keepNext w:val="false"/>
-        <w:spacing w:after="70" w:before="0" w:line="280"/>
+        <w:spacing w:after="28" w:before="0" w:line="220"/>
         <w:jc w:val="center"/>
       </w:pPr>
       <w:r>
@@ -6780,8 +6584,8 @@
           <w:i/>
           <w:iCs/>
           <w:color w:val="5B6772"/>
-          <w:sz w:val="19"/>
-          <w:szCs w:val="19"/>
+          <w:sz w:val="17"/>
+          <w:szCs w:val="17"/>
         </w:rPr>
         <w:t xml:space="preserve">Başarılar dilerim.</w:t>
       </w:r>
@@ -6789,7 +6593,7 @@
     <w:p>
       <w:pPr>
         <w:keepNext w:val="false"/>
-        <w:spacing w:after="70" w:before="0" w:line="280"/>
+        <w:spacing w:after="28" w:before="0" w:line="220"/>
         <w:jc w:val="center"/>
       </w:pPr>
       <w:r>
@@ -6800,8 +6604,8 @@
           <w:i w:val="false"/>
           <w:iCs w:val="false"/>
           <w:color w:val="5B6772"/>
-          <w:sz w:val="18"/>
-          <w:szCs w:val="18"/>
+          <w:sz w:val="16"/>
+          <w:szCs w:val="16"/>
         </w:rPr>
         <w:t xml:space="preserve">Arapça Öğretmeni</w:t>
       </w:r>
@@ -6816,7 +6620,7 @@
         <w:pBdr>
           <w:bottom w:val="single" w:color="3F4C58" w:sz="8"/>
         </w:pBdr>
-        <w:spacing w:after="40"/>
+        <w:spacing w:after="16"/>
         <w:jc w:val="center"/>
       </w:pPr>
       <w:r>
@@ -6827,8 +6631,8 @@
           <w:i w:val="false"/>
           <w:iCs w:val="false"/>
           <w:color w:val="15222E"/>
-          <w:sz w:val="24"/>
-          <w:szCs w:val="24"/>
+          <w:sz w:val="21"/>
+          <w:szCs w:val="21"/>
         </w:rPr>
         <w:t xml:space="preserve">CEVAP ANAHTARI VE PUANLAMA</w:t>
       </w:r>
@@ -6836,7 +6640,7 @@
     <w:p>
       <w:pPr>
         <w:keepNext w:val="false"/>
-        <w:spacing w:after="160" w:before="0" w:line="280"/>
+        <w:spacing w:after="64" w:before="0" w:line="220"/>
         <w:jc w:val="center"/>
       </w:pPr>
       <w:r>
@@ -6847,8 +6651,8 @@
           <w:i/>
           <w:iCs/>
           <w:color w:val="5B6772"/>
-          <w:sz w:val="18"/>
-          <w:szCs w:val="18"/>
+          <w:sz w:val="16"/>
+          <w:szCs w:val="16"/>
         </w:rPr>
         <w:t xml:space="preserve">10. Sınıf · 2. Dönem 2. Yazılı · Klasik · 4. Tema (TATİLE HAZIRLANIYORUM)</w:t>
       </w:r>
@@ -6856,7 +6660,7 @@
     <w:p>
       <w:pPr>
         <w:keepNext w:val="false"/>
-        <w:spacing w:after="180" w:before="0" w:line="280"/>
+        <w:spacing w:after="72" w:before="0" w:line="220"/>
         <w:jc w:val="center"/>
       </w:pPr>
       <w:r>
@@ -6867,8 +6671,8 @@
           <w:i/>
           <w:iCs/>
           <w:color w:val="8A97A3"/>
-          <w:sz w:val="16"/>
-          <w:szCs w:val="16"/>
+          <w:sz w:val="14"/>
+          <w:szCs w:val="14"/>
         </w:rPr>
         <w:t xml:space="preserve">Bu sayfa öğrenciye verilmez.</w:t>
       </w:r>
@@ -6908,7 +6712,7 @@
           </w:tcPr>
           <w:p>
             <w:pPr>
-              <w:spacing w:after="0" w:line="270"/>
+              <w:spacing w:after="0" w:line="220"/>
               <w:jc w:val="center"/>
             </w:pPr>
             <w:r>
@@ -6919,8 +6723,8 @@
                 <w:i w:val="false"/>
                 <w:iCs w:val="false"/>
                 <w:color w:val="111111"/>
-                <w:sz w:val="18"/>
-                <w:szCs w:val="18"/>
+                <w:sz w:val="16"/>
+                <w:szCs w:val="16"/>
               </w:rPr>
               <w:t xml:space="preserve">Soru</w:t>
             </w:r>
@@ -6940,7 +6744,7 @@
           </w:tcPr>
           <w:p>
             <w:pPr>
-              <w:spacing w:after="0" w:line="270"/>
+              <w:spacing w:after="0" w:line="220"/>
               <w:jc w:val="center"/>
             </w:pPr>
             <w:r>
@@ -6951,8 +6755,8 @@
                 <w:i w:val="false"/>
                 <w:iCs w:val="false"/>
                 <w:color w:val="111111"/>
-                <w:sz w:val="18"/>
-                <w:szCs w:val="18"/>
+                <w:sz w:val="16"/>
+                <w:szCs w:val="16"/>
               </w:rPr>
               <w:t xml:space="preserve">Puan</w:t>
             </w:r>
@@ -6972,7 +6776,7 @@
           </w:tcPr>
           <w:p>
             <w:pPr>
-              <w:spacing w:after="0" w:line="270"/>
+              <w:spacing w:after="0" w:line="220"/>
               <w:jc w:val="center"/>
             </w:pPr>
             <w:r>
@@ -6983,8 +6787,8 @@
                 <w:i w:val="false"/>
                 <w:iCs w:val="false"/>
                 <w:color w:val="111111"/>
-                <w:sz w:val="18"/>
-                <w:szCs w:val="18"/>
+                <w:sz w:val="16"/>
+                <w:szCs w:val="16"/>
               </w:rPr>
               <w:t xml:space="preserve">Cevap</w:t>
             </w:r>
@@ -7005,7 +6809,7 @@
           </w:tcPr>
           <w:p>
             <w:pPr>
-              <w:spacing w:after="0" w:line="270"/>
+              <w:spacing w:after="0" w:line="220"/>
               <w:jc w:val="center"/>
             </w:pPr>
             <w:r>
@@ -7016,8 +6820,8 @@
                 <w:i w:val="false"/>
                 <w:iCs w:val="false"/>
                 <w:color w:val="111111"/>
-                <w:sz w:val="19"/>
-                <w:szCs w:val="19"/>
+                <w:sz w:val="17"/>
+                <w:szCs w:val="17"/>
               </w:rPr>
               <w:t xml:space="preserve">1</w:t>
             </w:r>
@@ -7036,19 +6840,19 @@
           </w:tcPr>
           <w:p>
             <w:pPr>
-              <w:spacing w:after="0" w:line="270"/>
-              <w:jc w:val="center"/>
-            </w:pPr>
-            <w:r>
-              <w:rPr>
-                <w:rFonts w:ascii="Times New Roman" w:cs="Times New Roman" w:eastAsia="Times New Roman" w:hAnsi="Times New Roman"/>
-                <w:b w:val="false"/>
-                <w:bCs w:val="false"/>
-                <w:i w:val="false"/>
-                <w:iCs w:val="false"/>
-                <w:color w:val="111111"/>
-                <w:sz w:val="19"/>
-                <w:szCs w:val="19"/>
+              <w:spacing w:after="0" w:line="220"/>
+              <w:jc w:val="center"/>
+            </w:pPr>
+            <w:r>
+              <w:rPr>
+                <w:rFonts w:ascii="Times New Roman" w:cs="Times New Roman" w:eastAsia="Times New Roman" w:hAnsi="Times New Roman"/>
+                <w:b w:val="false"/>
+                <w:bCs w:val="false"/>
+                <w:i w:val="false"/>
+                <w:iCs w:val="false"/>
+                <w:color w:val="111111"/>
+                <w:sz w:val="17"/>
+                <w:szCs w:val="17"/>
               </w:rPr>
               <w:t xml:space="preserve">12</w:t>
             </w:r>
@@ -7067,18 +6871,18 @@
           </w:tcPr>
           <w:p>
             <w:pPr>
-              <w:spacing w:after="0" w:line="270"/>
-            </w:pPr>
-            <w:r>
-              <w:rPr>
-                <w:rFonts w:ascii="Times New Roman" w:cs="Times New Roman" w:eastAsia="Times New Roman" w:hAnsi="Times New Roman"/>
-                <w:b w:val="false"/>
-                <w:bCs w:val="false"/>
-                <w:i w:val="false"/>
-                <w:iCs w:val="false"/>
-                <w:color w:val="111111"/>
-                <w:sz w:val="19"/>
-                <w:szCs w:val="19"/>
+              <w:spacing w:after="0" w:line="220"/>
+            </w:pPr>
+            <w:r>
+              <w:rPr>
+                <w:rFonts w:ascii="Times New Roman" w:cs="Times New Roman" w:eastAsia="Times New Roman" w:hAnsi="Times New Roman"/>
+                <w:b w:val="false"/>
+                <w:bCs w:val="false"/>
+                <w:i w:val="false"/>
+                <w:iCs w:val="false"/>
+                <w:color w:val="111111"/>
+                <w:sz w:val="17"/>
+                <w:szCs w:val="17"/>
               </w:rPr>
               <w:t xml:space="preserve">tatil · plan · sahil (kıyı) · kamp · kıyafetler · beslenme</w:t>
             </w:r>
@@ -7099,7 +6903,7 @@
           </w:tcPr>
           <w:p>
             <w:pPr>
-              <w:spacing w:after="0" w:line="270"/>
+              <w:spacing w:after="0" w:line="220"/>
               <w:jc w:val="center"/>
             </w:pPr>
             <w:r>
@@ -7110,8 +6914,8 @@
                 <w:i w:val="false"/>
                 <w:iCs w:val="false"/>
                 <w:color w:val="111111"/>
-                <w:sz w:val="19"/>
-                <w:szCs w:val="19"/>
+                <w:sz w:val="17"/>
+                <w:szCs w:val="17"/>
               </w:rPr>
               <w:t xml:space="preserve">2</w:t>
             </w:r>
@@ -7130,19 +6934,19 @@
           </w:tcPr>
           <w:p>
             <w:pPr>
-              <w:spacing w:after="0" w:line="270"/>
-              <w:jc w:val="center"/>
-            </w:pPr>
-            <w:r>
-              <w:rPr>
-                <w:rFonts w:ascii="Times New Roman" w:cs="Times New Roman" w:eastAsia="Times New Roman" w:hAnsi="Times New Roman"/>
-                <w:b w:val="false"/>
-                <w:bCs w:val="false"/>
-                <w:i w:val="false"/>
-                <w:iCs w:val="false"/>
-                <w:color w:val="111111"/>
-                <w:sz w:val="19"/>
-                <w:szCs w:val="19"/>
+              <w:spacing w:after="0" w:line="220"/>
+              <w:jc w:val="center"/>
+            </w:pPr>
+            <w:r>
+              <w:rPr>
+                <w:rFonts w:ascii="Times New Roman" w:cs="Times New Roman" w:eastAsia="Times New Roman" w:hAnsi="Times New Roman"/>
+                <w:b w:val="false"/>
+                <w:bCs w:val="false"/>
+                <w:i w:val="false"/>
+                <w:iCs w:val="false"/>
+                <w:color w:val="111111"/>
+                <w:sz w:val="17"/>
+                <w:szCs w:val="17"/>
               </w:rPr>
               <w:t xml:space="preserve">12</w:t>
             </w:r>
@@ -7162,7 +6966,7 @@
           <w:p>
             <w:pPr>
               <w:bidi/>
-              <w:spacing w:after="0" w:line="320"/>
+              <w:spacing w:after="0" w:line="220"/>
             </w:pPr>
             <w:r>
               <w:rPr>
@@ -7170,8 +6974,8 @@
                 <w:b w:val="false"/>
                 <w:bCs w:val="false"/>
                 <w:color w:val="111111"/>
-                <w:sz w:val="27"/>
-                <w:szCs w:val="27"/>
+                <w:sz w:val="25"/>
+                <w:szCs w:val="25"/>
                 <w:rtl/>
               </w:rPr>
               <w:t xml:space="preserve">فِي الْعُطْلَةِ الصَّيْفِيَّةِ سَنَذْهَبُ إِلَى شَاطِئِ الْبَحْرِ. · اَلْجَوُّ الْيَوْمَ حَارٌّ جِدًّا.</w:t>
@@ -7180,7 +6984,7 @@
           <w:p>
             <w:pPr>
               <w:bidi/>
-              <w:spacing w:after="0" w:line="320"/>
+              <w:spacing w:after="0" w:line="220"/>
             </w:pPr>
             <w:r>
               <w:rPr>
@@ -7188,8 +6992,8 @@
                 <w:b w:val="false"/>
                 <w:bCs w:val="false"/>
                 <w:color w:val="111111"/>
-                <w:sz w:val="27"/>
-                <w:szCs w:val="27"/>
+                <w:sz w:val="25"/>
+                <w:szCs w:val="25"/>
                 <w:rtl/>
               </w:rPr>
               <w:t xml:space="preserve">لَا تُهْمِلْ وَضْعَ دَوَائِكَ فِي حَقِيبَتِكَ. · سَأَشْتَرِكُ فِي بَرْنَامَجِ تَحْفِيظِ الْقُرْآنِ.</w:t>
@@ -7198,7 +7002,7 @@
           <w:p>
             <w:pPr>
               <w:bidi/>
-              <w:spacing w:after="0" w:line="320"/>
+              <w:spacing w:after="0" w:line="220"/>
             </w:pPr>
             <w:r>
               <w:rPr>
@@ -7206,8 +7010,8 @@
                 <w:b w:val="false"/>
                 <w:bCs w:val="false"/>
                 <w:color w:val="111111"/>
-                <w:sz w:val="27"/>
-                <w:szCs w:val="27"/>
+                <w:sz w:val="25"/>
+                <w:szCs w:val="25"/>
                 <w:rtl/>
               </w:rPr>
               <w:t xml:space="preserve">يَجِبُ عَلَى الطُّلَّابِ أَنْ يَنَامُوا مُبَكِّرًا. · هَيَّا بِنَا إِلَى الْحَدِيقَةِ مَعًا!</w:t>
@@ -7229,7 +7033,7 @@
           </w:tcPr>
           <w:p>
             <w:pPr>
-              <w:spacing w:after="0" w:line="270"/>
+              <w:spacing w:after="0" w:line="220"/>
               <w:jc w:val="center"/>
             </w:pPr>
             <w:r>
@@ -7240,8 +7044,8 @@
                 <w:i w:val="false"/>
                 <w:iCs w:val="false"/>
                 <w:color w:val="111111"/>
-                <w:sz w:val="19"/>
-                <w:szCs w:val="19"/>
+                <w:sz w:val="17"/>
+                <w:szCs w:val="17"/>
               </w:rPr>
               <w:t xml:space="preserve">3</w:t>
             </w:r>
@@ -7260,19 +7064,19 @@
           </w:tcPr>
           <w:p>
             <w:pPr>
-              <w:spacing w:after="0" w:line="270"/>
-              <w:jc w:val="center"/>
-            </w:pPr>
-            <w:r>
-              <w:rPr>
-                <w:rFonts w:ascii="Times New Roman" w:cs="Times New Roman" w:eastAsia="Times New Roman" w:hAnsi="Times New Roman"/>
-                <w:b w:val="false"/>
-                <w:bCs w:val="false"/>
-                <w:i w:val="false"/>
-                <w:iCs w:val="false"/>
-                <w:color w:val="111111"/>
-                <w:sz w:val="19"/>
-                <w:szCs w:val="19"/>
+              <w:spacing w:after="0" w:line="220"/>
+              <w:jc w:val="center"/>
+            </w:pPr>
+            <w:r>
+              <w:rPr>
+                <w:rFonts w:ascii="Times New Roman" w:cs="Times New Roman" w:eastAsia="Times New Roman" w:hAnsi="Times New Roman"/>
+                <w:b w:val="false"/>
+                <w:bCs w:val="false"/>
+                <w:i w:val="false"/>
+                <w:iCs w:val="false"/>
+                <w:color w:val="111111"/>
+                <w:sz w:val="17"/>
+                <w:szCs w:val="17"/>
               </w:rPr>
               <w:t xml:space="preserve">12</w:t>
             </w:r>
@@ -7291,18 +7095,18 @@
           </w:tcPr>
           <w:p>
             <w:pPr>
-              <w:spacing w:after="0" w:line="270"/>
-            </w:pPr>
-            <w:r>
-              <w:rPr>
-                <w:rFonts w:ascii="Times New Roman" w:cs="Times New Roman" w:eastAsia="Times New Roman" w:hAnsi="Times New Roman"/>
-                <w:b w:val="false"/>
-                <w:bCs w:val="false"/>
-                <w:i w:val="false"/>
-                <w:iCs w:val="false"/>
-                <w:color w:val="111111"/>
-                <w:sz w:val="19"/>
-                <w:szCs w:val="19"/>
+              <w:spacing w:after="0" w:line="220"/>
+            </w:pPr>
+            <w:r>
+              <w:rPr>
+                <w:rFonts w:ascii="Times New Roman" w:cs="Times New Roman" w:eastAsia="Times New Roman" w:hAnsi="Times New Roman"/>
+                <w:b w:val="false"/>
+                <w:bCs w:val="false"/>
+                <w:i w:val="false"/>
+                <w:iCs w:val="false"/>
+                <w:color w:val="111111"/>
+                <w:sz w:val="17"/>
+                <w:szCs w:val="17"/>
               </w:rPr>
               <w:t xml:space="preserve">1 - c  ·  2 - e  ·  3 - f  ·  4 - a  ·  5 - d  ·  6 - b</w:t>
             </w:r>
@@ -7323,7 +7127,7 @@
           </w:tcPr>
           <w:p>
             <w:pPr>
-              <w:spacing w:after="0" w:line="270"/>
+              <w:spacing w:after="0" w:line="220"/>
               <w:jc w:val="center"/>
             </w:pPr>
             <w:r>
@@ -7334,8 +7138,8 @@
                 <w:i w:val="false"/>
                 <w:iCs w:val="false"/>
                 <w:color w:val="111111"/>
-                <w:sz w:val="19"/>
-                <w:szCs w:val="19"/>
+                <w:sz w:val="17"/>
+                <w:szCs w:val="17"/>
               </w:rPr>
               <w:t xml:space="preserve">4</w:t>
             </w:r>
@@ -7354,19 +7158,19 @@
           </w:tcPr>
           <w:p>
             <w:pPr>
-              <w:spacing w:after="0" w:line="270"/>
-              <w:jc w:val="center"/>
-            </w:pPr>
-            <w:r>
-              <w:rPr>
-                <w:rFonts w:ascii="Times New Roman" w:cs="Times New Roman" w:eastAsia="Times New Roman" w:hAnsi="Times New Roman"/>
-                <w:b w:val="false"/>
-                <w:bCs w:val="false"/>
-                <w:i w:val="false"/>
-                <w:iCs w:val="false"/>
-                <w:color w:val="111111"/>
-                <w:sz w:val="19"/>
-                <w:szCs w:val="19"/>
+              <w:spacing w:after="0" w:line="220"/>
+              <w:jc w:val="center"/>
+            </w:pPr>
+            <w:r>
+              <w:rPr>
+                <w:rFonts w:ascii="Times New Roman" w:cs="Times New Roman" w:eastAsia="Times New Roman" w:hAnsi="Times New Roman"/>
+                <w:b w:val="false"/>
+                <w:bCs w:val="false"/>
+                <w:i w:val="false"/>
+                <w:iCs w:val="false"/>
+                <w:color w:val="111111"/>
+                <w:sz w:val="17"/>
+                <w:szCs w:val="17"/>
               </w:rPr>
               <w:t xml:space="preserve">14</w:t>
             </w:r>
@@ -7386,7 +7190,7 @@
           <w:p>
             <w:pPr>
               <w:bidi/>
-              <w:spacing w:after="0" w:line="320"/>
+              <w:spacing w:after="0" w:line="220"/>
             </w:pPr>
             <w:r>
               <w:rPr>
@@ -7394,8 +7198,8 @@
                 <w:b w:val="false"/>
                 <w:bCs w:val="false"/>
                 <w:color w:val="111111"/>
-                <w:sz w:val="27"/>
-                <w:szCs w:val="27"/>
+                <w:sz w:val="25"/>
+                <w:szCs w:val="25"/>
                 <w:rtl/>
               </w:rPr>
               <w:t xml:space="preserve">سَوْفَ ، اَلْجَوُّ ، مَعَ ، لَا تُهْمِلْ ، يَجِبُ عَلَى ، هَيَّا بِنَا ، مَا رَأْيُكَ</w:t>
@@ -7417,7 +7221,7 @@
           </w:tcPr>
           <w:p>
             <w:pPr>
-              <w:spacing w:after="0" w:line="270"/>
+              <w:spacing w:after="0" w:line="220"/>
               <w:jc w:val="center"/>
             </w:pPr>
             <w:r>
@@ -7428,8 +7232,8 @@
                 <w:i w:val="false"/>
                 <w:iCs w:val="false"/>
                 <w:color w:val="111111"/>
-                <w:sz w:val="19"/>
-                <w:szCs w:val="19"/>
+                <w:sz w:val="17"/>
+                <w:szCs w:val="17"/>
               </w:rPr>
               <w:t xml:space="preserve">5</w:t>
             </w:r>
@@ -7448,19 +7252,19 @@
           </w:tcPr>
           <w:p>
             <w:pPr>
-              <w:spacing w:after="0" w:line="270"/>
-              <w:jc w:val="center"/>
-            </w:pPr>
-            <w:r>
-              <w:rPr>
-                <w:rFonts w:ascii="Times New Roman" w:cs="Times New Roman" w:eastAsia="Times New Roman" w:hAnsi="Times New Roman"/>
-                <w:b w:val="false"/>
-                <w:bCs w:val="false"/>
-                <w:i w:val="false"/>
-                <w:iCs w:val="false"/>
-                <w:color w:val="111111"/>
-                <w:sz w:val="19"/>
-                <w:szCs w:val="19"/>
+              <w:spacing w:after="0" w:line="220"/>
+              <w:jc w:val="center"/>
+            </w:pPr>
+            <w:r>
+              <w:rPr>
+                <w:rFonts w:ascii="Times New Roman" w:cs="Times New Roman" w:eastAsia="Times New Roman" w:hAnsi="Times New Roman"/>
+                <w:b w:val="false"/>
+                <w:bCs w:val="false"/>
+                <w:i w:val="false"/>
+                <w:iCs w:val="false"/>
+                <w:color w:val="111111"/>
+                <w:sz w:val="17"/>
+                <w:szCs w:val="17"/>
               </w:rPr>
               <w:t xml:space="preserve">15</w:t>
             </w:r>
@@ -7479,18 +7283,18 @@
           </w:tcPr>
           <w:p>
             <w:pPr>
-              <w:spacing w:after="0" w:line="270"/>
-            </w:pPr>
-            <w:r>
-              <w:rPr>
-                <w:rFonts w:ascii="Times New Roman" w:cs="Times New Roman" w:eastAsia="Times New Roman" w:hAnsi="Times New Roman"/>
-                <w:b w:val="false"/>
-                <w:bCs w:val="false"/>
-                <w:i w:val="false"/>
-                <w:iCs w:val="false"/>
-                <w:color w:val="111111"/>
-                <w:sz w:val="19"/>
-                <w:szCs w:val="19"/>
+              <w:spacing w:after="0" w:line="220"/>
+            </w:pPr>
+            <w:r>
+              <w:rPr>
+                <w:rFonts w:ascii="Times New Roman" w:cs="Times New Roman" w:eastAsia="Times New Roman" w:hAnsi="Times New Roman"/>
+                <w:b w:val="false"/>
+                <w:bCs w:val="false"/>
+                <w:i w:val="false"/>
+                <w:iCs w:val="false"/>
+                <w:color w:val="111111"/>
+                <w:sz w:val="17"/>
+                <w:szCs w:val="17"/>
               </w:rPr>
               <w:t xml:space="preserve">1 - B  ·  2 - A  ·  3 - C  ·  4 - A  ·  5 - D</w:t>
             </w:r>
@@ -7511,7 +7315,7 @@
           </w:tcPr>
           <w:p>
             <w:pPr>
-              <w:spacing w:after="0" w:line="270"/>
+              <w:spacing w:after="0" w:line="220"/>
               <w:jc w:val="center"/>
             </w:pPr>
             <w:r>
@@ -7522,8 +7326,8 @@
                 <w:i w:val="false"/>
                 <w:iCs w:val="false"/>
                 <w:color w:val="111111"/>
-                <w:sz w:val="19"/>
-                <w:szCs w:val="19"/>
+                <w:sz w:val="17"/>
+                <w:szCs w:val="17"/>
               </w:rPr>
               <w:t xml:space="preserve">6</w:t>
             </w:r>
@@ -7542,19 +7346,19 @@
           </w:tcPr>
           <w:p>
             <w:pPr>
-              <w:spacing w:after="0" w:line="270"/>
-              <w:jc w:val="center"/>
-            </w:pPr>
-            <w:r>
-              <w:rPr>
-                <w:rFonts w:ascii="Times New Roman" w:cs="Times New Roman" w:eastAsia="Times New Roman" w:hAnsi="Times New Roman"/>
-                <w:b w:val="false"/>
-                <w:bCs w:val="false"/>
-                <w:i w:val="false"/>
-                <w:iCs w:val="false"/>
-                <w:color w:val="111111"/>
-                <w:sz w:val="19"/>
-                <w:szCs w:val="19"/>
+              <w:spacing w:after="0" w:line="220"/>
+              <w:jc w:val="center"/>
+            </w:pPr>
+            <w:r>
+              <w:rPr>
+                <w:rFonts w:ascii="Times New Roman" w:cs="Times New Roman" w:eastAsia="Times New Roman" w:hAnsi="Times New Roman"/>
+                <w:b w:val="false"/>
+                <w:bCs w:val="false"/>
+                <w:i w:val="false"/>
+                <w:iCs w:val="false"/>
+                <w:color w:val="111111"/>
+                <w:sz w:val="17"/>
+                <w:szCs w:val="17"/>
               </w:rPr>
               <w:t xml:space="preserve">10</w:t>
             </w:r>
@@ -7573,18 +7377,18 @@
           </w:tcPr>
           <w:p>
             <w:pPr>
-              <w:spacing w:after="0" w:line="270"/>
-            </w:pPr>
-            <w:r>
-              <w:rPr>
-                <w:rFonts w:ascii="Times New Roman" w:cs="Times New Roman" w:eastAsia="Times New Roman" w:hAnsi="Times New Roman"/>
-                <w:b w:val="false"/>
-                <w:bCs w:val="false"/>
-                <w:i w:val="false"/>
-                <w:iCs w:val="false"/>
-                <w:color w:val="111111"/>
-                <w:sz w:val="19"/>
-                <w:szCs w:val="19"/>
+              <w:spacing w:after="0" w:line="220"/>
+            </w:pPr>
+            <w:r>
+              <w:rPr>
+                <w:rFonts w:ascii="Times New Roman" w:cs="Times New Roman" w:eastAsia="Times New Roman" w:hAnsi="Times New Roman"/>
+                <w:b w:val="false"/>
+                <w:bCs w:val="false"/>
+                <w:i w:val="false"/>
+                <w:iCs w:val="false"/>
+                <w:color w:val="111111"/>
+                <w:sz w:val="17"/>
+                <w:szCs w:val="17"/>
               </w:rPr>
               <w:t xml:space="preserve">1 - D  ·  2 - Y  ·  3 - D  ·  4 - Y  ·  5 - D</w:t>
             </w:r>
@@ -7605,7 +7409,7 @@
           </w:tcPr>
           <w:p>
             <w:pPr>
-              <w:spacing w:after="0" w:line="270"/>
+              <w:spacing w:after="0" w:line="220"/>
               <w:jc w:val="center"/>
             </w:pPr>
             <w:r>
@@ -7616,8 +7420,8 @@
                 <w:i w:val="false"/>
                 <w:iCs w:val="false"/>
                 <w:color w:val="111111"/>
-                <w:sz w:val="19"/>
-                <w:szCs w:val="19"/>
+                <w:sz w:val="17"/>
+                <w:szCs w:val="17"/>
               </w:rPr>
               <w:t xml:space="preserve">7</w:t>
             </w:r>
@@ -7636,19 +7440,19 @@
           </w:tcPr>
           <w:p>
             <w:pPr>
-              <w:spacing w:after="0" w:line="270"/>
-              <w:jc w:val="center"/>
-            </w:pPr>
-            <w:r>
-              <w:rPr>
-                <w:rFonts w:ascii="Times New Roman" w:cs="Times New Roman" w:eastAsia="Times New Roman" w:hAnsi="Times New Roman"/>
-                <w:b w:val="false"/>
-                <w:bCs w:val="false"/>
-                <w:i w:val="false"/>
-                <w:iCs w:val="false"/>
-                <w:color w:val="111111"/>
-                <w:sz w:val="19"/>
-                <w:szCs w:val="19"/>
+              <w:spacing w:after="0" w:line="220"/>
+              <w:jc w:val="center"/>
+            </w:pPr>
+            <w:r>
+              <w:rPr>
+                <w:rFonts w:ascii="Times New Roman" w:cs="Times New Roman" w:eastAsia="Times New Roman" w:hAnsi="Times New Roman"/>
+                <w:b w:val="false"/>
+                <w:bCs w:val="false"/>
+                <w:i w:val="false"/>
+                <w:iCs w:val="false"/>
+                <w:color w:val="111111"/>
+                <w:sz w:val="17"/>
+                <w:szCs w:val="17"/>
               </w:rPr>
               <w:t xml:space="preserve">10</w:t>
             </w:r>
@@ -7668,7 +7472,7 @@
           <w:p>
             <w:pPr>
               <w:bidi/>
-              <w:spacing w:after="0" w:line="320"/>
+              <w:spacing w:after="0" w:line="220"/>
             </w:pPr>
             <w:r>
               <w:rPr>
@@ -7676,8 +7480,8 @@
                 <w:b w:val="false"/>
                 <w:bCs w:val="false"/>
                 <w:color w:val="111111"/>
-                <w:sz w:val="27"/>
-                <w:szCs w:val="27"/>
+                <w:sz w:val="25"/>
+                <w:szCs w:val="25"/>
                 <w:rtl/>
               </w:rPr>
               <w:t xml:space="preserve">سَنُسَافِرُ فِي الصَّيْفِ إِلَى الْقَرْيَةِ. · اَلْجَوُّ الْيَوْمَ حَارٌّ جِدًّا.</w:t>
@@ -7686,7 +7490,7 @@
           <w:p>
             <w:pPr>
               <w:bidi/>
-              <w:spacing w:after="0" w:line="320"/>
+              <w:spacing w:after="0" w:line="220"/>
             </w:pPr>
             <w:r>
               <w:rPr>
@@ -7694,8 +7498,8 @@
                 <w:b w:val="false"/>
                 <w:bCs w:val="false"/>
                 <w:color w:val="111111"/>
-                <w:sz w:val="27"/>
-                <w:szCs w:val="27"/>
+                <w:sz w:val="25"/>
+                <w:szCs w:val="25"/>
                 <w:rtl/>
               </w:rPr>
               <w:t xml:space="preserve">ضَعْ مَلَابِسَكَ فِي الْحَقِيبَةِ. · أُرِيدُ أَنْ أَحْفَظَ الْقُرْآنَ.</w:t>
@@ -7704,7 +7508,7 @@
           <w:p>
             <w:pPr>
               <w:bidi/>
-              <w:spacing w:after="0" w:line="320"/>
+              <w:spacing w:after="0" w:line="220"/>
             </w:pPr>
             <w:r>
               <w:rPr>
@@ -7712,8 +7516,8 @@
                 <w:b w:val="false"/>
                 <w:bCs w:val="false"/>
                 <w:color w:val="111111"/>
-                <w:sz w:val="27"/>
-                <w:szCs w:val="27"/>
+                <w:sz w:val="25"/>
+                <w:szCs w:val="25"/>
                 <w:rtl/>
               </w:rPr>
               <w:t xml:space="preserve">يَجِبُ عَلَى الْمُسَافِرِ أَنْ يَحْذَرَ.</w:t>
@@ -7735,7 +7539,7 @@
           </w:tcPr>
           <w:p>
             <w:pPr>
-              <w:spacing w:after="0" w:line="270"/>
+              <w:spacing w:after="0" w:line="220"/>
               <w:jc w:val="center"/>
             </w:pPr>
             <w:r>
@@ -7746,8 +7550,8 @@
                 <w:i w:val="false"/>
                 <w:iCs w:val="false"/>
                 <w:color w:val="111111"/>
-                <w:sz w:val="19"/>
-                <w:szCs w:val="19"/>
+                <w:sz w:val="17"/>
+                <w:szCs w:val="17"/>
               </w:rPr>
               <w:t xml:space="preserve">8</w:t>
             </w:r>
@@ -7766,19 +7570,19 @@
           </w:tcPr>
           <w:p>
             <w:pPr>
-              <w:spacing w:after="0" w:line="270"/>
-              <w:jc w:val="center"/>
-            </w:pPr>
-            <w:r>
-              <w:rPr>
-                <w:rFonts w:ascii="Times New Roman" w:cs="Times New Roman" w:eastAsia="Times New Roman" w:hAnsi="Times New Roman"/>
-                <w:b w:val="false"/>
-                <w:bCs w:val="false"/>
-                <w:i w:val="false"/>
-                <w:iCs w:val="false"/>
-                <w:color w:val="111111"/>
-                <w:sz w:val="19"/>
-                <w:szCs w:val="19"/>
+              <w:spacing w:after="0" w:line="220"/>
+              <w:jc w:val="center"/>
+            </w:pPr>
+            <w:r>
+              <w:rPr>
+                <w:rFonts w:ascii="Times New Roman" w:cs="Times New Roman" w:eastAsia="Times New Roman" w:hAnsi="Times New Roman"/>
+                <w:b w:val="false"/>
+                <w:bCs w:val="false"/>
+                <w:i w:val="false"/>
+                <w:iCs w:val="false"/>
+                <w:color w:val="111111"/>
+                <w:sz w:val="17"/>
+                <w:szCs w:val="17"/>
               </w:rPr>
               <w:t xml:space="preserve">15</w:t>
             </w:r>
@@ -7797,18 +7601,18 @@
           </w:tcPr>
           <w:p>
             <w:pPr>
-              <w:spacing w:after="0" w:line="270"/>
-            </w:pPr>
-            <w:r>
-              <w:rPr>
-                <w:rFonts w:ascii="Times New Roman" w:cs="Times New Roman" w:eastAsia="Times New Roman" w:hAnsi="Times New Roman"/>
-                <w:b w:val="false"/>
-                <w:bCs w:val="false"/>
-                <w:i w:val="false"/>
-                <w:iCs w:val="false"/>
-                <w:color w:val="111111"/>
-                <w:sz w:val="19"/>
-                <w:szCs w:val="19"/>
+              <w:spacing w:after="0" w:line="220"/>
+            </w:pPr>
+            <w:r>
+              <w:rPr>
+                <w:rFonts w:ascii="Times New Roman" w:cs="Times New Roman" w:eastAsia="Times New Roman" w:hAnsi="Times New Roman"/>
+                <w:b w:val="false"/>
+                <w:bCs w:val="false"/>
+                <w:i w:val="false"/>
+                <w:iCs w:val="false"/>
+                <w:color w:val="111111"/>
+                <w:sz w:val="17"/>
+                <w:szCs w:val="17"/>
               </w:rPr>
               <w:t xml:space="preserve">Dereceli puanlama anahtarına göre değerlendirilir.</w:t>
             </w:r>
@@ -7818,7 +7622,7 @@
     </w:tbl>
     <w:p>
       <w:pPr>
-        <w:spacing w:after="110"/>
+        <w:spacing w:after="44"/>
       </w:pPr>
       <w:r>
         <w:rPr>
@@ -7828,8 +7632,8 @@
           <w:i w:val="false"/>
           <w:iCs w:val="false"/>
           <w:color w:val="111111"/>
-          <w:sz w:val="21"/>
-          <w:szCs w:val="21"/>
+          <w:sz w:val="18"/>
+          <w:szCs w:val="18"/>
         </w:rPr>
         <w:t xml:space="preserve"/>
       </w:r>
@@ -7837,7 +7641,7 @@
     <w:p>
       <w:pPr>
         <w:keepNext w:val="false"/>
-        <w:spacing w:after="90" w:before="0" w:line="280"/>
+        <w:spacing w:after="36" w:before="0" w:line="220"/>
       </w:pPr>
       <w:r>
         <w:rPr>
@@ -7847,8 +7651,8 @@
           <w:i w:val="false"/>
           <w:iCs w:val="false"/>
           <w:color w:val="111111"/>
-          <w:sz w:val="20"/>
-          <w:szCs w:val="20"/>
+          <w:sz w:val="17"/>
+          <w:szCs w:val="17"/>
         </w:rPr>
         <w:t xml:space="preserve">8. soru (yazma görevi) için dereceli puanlama anahtarı</w:t>
       </w:r>
@@ -7888,7 +7692,7 @@
           </w:tcPr>
           <w:p>
             <w:pPr>
-              <w:spacing w:after="0" w:line="270"/>
+              <w:spacing w:after="0" w:line="220"/>
               <w:jc w:val="center"/>
             </w:pPr>
             <w:r>
@@ -7899,28 +7703,621 @@
                 <w:i w:val="false"/>
                 <w:iCs w:val="false"/>
                 <w:color w:val="111111"/>
+                <w:sz w:val="16"/>
+                <w:szCs w:val="16"/>
+              </w:rPr>
+              <w:t xml:space="preserve">Ölçüt</w:t>
+            </w:r>
+          </w:p>
+        </w:tc>
+        <w:tc>
+          <w:tcPr>
+            <w:tcW w:type="dxa" w:w="6164"/>
+            <w:shd w:fill="E7EEF5" w:color="auto" w:val="clear"/>
+            <w:tcMar>
+              <w:top w:type="dxa" w:w="60"/>
+              <w:left w:type="dxa" w:w="90"/>
+              <w:bottom w:type="dxa" w:w="60"/>
+              <w:right w:type="dxa" w:w="90"/>
+            </w:tcMar>
+            <w:vAlign w:val="center"/>
+          </w:tcPr>
+          <w:p>
+            <w:pPr>
+              <w:spacing w:after="0" w:line="220"/>
+              <w:jc w:val="center"/>
+            </w:pPr>
+            <w:r>
+              <w:rPr>
+                <w:rFonts w:ascii="Times New Roman" w:cs="Times New Roman" w:eastAsia="Times New Roman" w:hAnsi="Times New Roman"/>
+                <w:b/>
+                <w:bCs/>
+                <w:i w:val="false"/>
+                <w:iCs w:val="false"/>
+                <w:color w:val="111111"/>
+                <w:sz w:val="16"/>
+                <w:szCs w:val="16"/>
+              </w:rPr>
+              <w:t xml:space="preserve">Beklenen davranış</w:t>
+            </w:r>
+          </w:p>
+        </w:tc>
+        <w:tc>
+          <w:tcPr>
+            <w:tcW w:type="dxa" w:w="1100"/>
+            <w:shd w:fill="E7EEF5" w:color="auto" w:val="clear"/>
+            <w:tcMar>
+              <w:top w:type="dxa" w:w="60"/>
+              <w:left w:type="dxa" w:w="90"/>
+              <w:bottom w:type="dxa" w:w="60"/>
+              <w:right w:type="dxa" w:w="90"/>
+            </w:tcMar>
+            <w:vAlign w:val="center"/>
+          </w:tcPr>
+          <w:p>
+            <w:pPr>
+              <w:spacing w:after="0" w:line="220"/>
+              <w:jc w:val="center"/>
+            </w:pPr>
+            <w:r>
+              <w:rPr>
+                <w:rFonts w:ascii="Times New Roman" w:cs="Times New Roman" w:eastAsia="Times New Roman" w:hAnsi="Times New Roman"/>
+                <w:b/>
+                <w:bCs/>
+                <w:i w:val="false"/>
+                <w:iCs w:val="false"/>
+                <w:color w:val="111111"/>
+                <w:sz w:val="16"/>
+                <w:szCs w:val="16"/>
+              </w:rPr>
+              <w:t xml:space="preserve">Puan</w:t>
+            </w:r>
+          </w:p>
+        </w:tc>
+      </w:tr>
+      <w:tr>
+        <w:tc>
+          <w:tcPr>
+            <w:tcW w:type="dxa" w:w="2600"/>
+            <w:tcMar>
+              <w:top w:type="dxa" w:w="30"/>
+              <w:left w:type="dxa" w:w="90"/>
+              <w:bottom w:type="dxa" w:w="30"/>
+              <w:right w:type="dxa" w:w="90"/>
+            </w:tcMar>
+            <w:vAlign w:val="center"/>
+          </w:tcPr>
+          <w:p>
+            <w:pPr>
+              <w:spacing w:after="0" w:line="220"/>
+            </w:pPr>
+            <w:r>
+              <w:rPr>
+                <w:rFonts w:ascii="Times New Roman" w:cs="Times New Roman" w:eastAsia="Times New Roman" w:hAnsi="Times New Roman"/>
+                <w:b/>
+                <w:bCs/>
+                <w:i w:val="false"/>
+                <w:iCs w:val="false"/>
+                <w:color w:val="111111"/>
+                <w:sz w:val="17"/>
+                <w:szCs w:val="17"/>
+              </w:rPr>
+              <w:t xml:space="preserve">Görevin yerine getirilmesi</w:t>
+            </w:r>
+          </w:p>
+        </w:tc>
+        <w:tc>
+          <w:tcPr>
+            <w:tcW w:type="dxa" w:w="6164"/>
+            <w:tcMar>
+              <w:top w:type="dxa" w:w="30"/>
+              <w:left w:type="dxa" w:w="90"/>
+              <w:bottom w:type="dxa" w:w="30"/>
+              <w:right w:type="dxa" w:w="90"/>
+            </w:tcMar>
+            <w:vAlign w:val="center"/>
+          </w:tcPr>
+          <w:p>
+            <w:pPr>
+              <w:spacing w:after="0" w:line="220"/>
+            </w:pPr>
+            <w:r>
+              <w:rPr>
+                <w:rFonts w:ascii="Times New Roman" w:cs="Times New Roman" w:eastAsia="Times New Roman" w:hAnsi="Times New Roman"/>
+                <w:b w:val="false"/>
+                <w:bCs w:val="false"/>
+                <w:i w:val="false"/>
+                <w:iCs w:val="false"/>
+                <w:color w:val="111111"/>
+                <w:sz w:val="17"/>
+                <w:szCs w:val="17"/>
+              </w:rPr>
+              <w:t xml:space="preserve">Tatil planını en az sekiz cümleyle anlatır.</w:t>
+            </w:r>
+          </w:p>
+        </w:tc>
+        <w:tc>
+          <w:tcPr>
+            <w:tcW w:type="dxa" w:w="1100"/>
+            <w:tcMar>
+              <w:top w:type="dxa" w:w="30"/>
+              <w:left w:type="dxa" w:w="90"/>
+              <w:bottom w:type="dxa" w:w="30"/>
+              <w:right w:type="dxa" w:w="90"/>
+            </w:tcMar>
+            <w:vAlign w:val="center"/>
+          </w:tcPr>
+          <w:p>
+            <w:pPr>
+              <w:spacing w:after="0" w:line="220"/>
+              <w:jc w:val="center"/>
+            </w:pPr>
+            <w:r>
+              <w:rPr>
+                <w:rFonts w:ascii="Times New Roman" w:cs="Times New Roman" w:eastAsia="Times New Roman" w:hAnsi="Times New Roman"/>
+                <w:b w:val="false"/>
+                <w:bCs w:val="false"/>
+                <w:i w:val="false"/>
+                <w:iCs w:val="false"/>
+                <w:color w:val="111111"/>
+                <w:sz w:val="17"/>
+                <w:szCs w:val="17"/>
+              </w:rPr>
+              <w:t xml:space="preserve">4</w:t>
+            </w:r>
+          </w:p>
+        </w:tc>
+      </w:tr>
+      <w:tr>
+        <w:tc>
+          <w:tcPr>
+            <w:tcW w:type="dxa" w:w="2600"/>
+            <w:tcMar>
+              <w:top w:type="dxa" w:w="30"/>
+              <w:left w:type="dxa" w:w="90"/>
+              <w:bottom w:type="dxa" w:w="30"/>
+              <w:right w:type="dxa" w:w="90"/>
+            </w:tcMar>
+            <w:vAlign w:val="center"/>
+          </w:tcPr>
+          <w:p>
+            <w:pPr>
+              <w:spacing w:after="0" w:line="220"/>
+            </w:pPr>
+            <w:r>
+              <w:rPr>
+                <w:rFonts w:ascii="Times New Roman" w:cs="Times New Roman" w:eastAsia="Times New Roman" w:hAnsi="Times New Roman"/>
+                <w:b/>
+                <w:bCs/>
+                <w:i w:val="false"/>
+                <w:iCs w:val="false"/>
+                <w:color w:val="111111"/>
+                <w:sz w:val="17"/>
+                <w:szCs w:val="17"/>
+              </w:rPr>
+              <w:t xml:space="preserve">Metnin kurgusu</w:t>
+            </w:r>
+          </w:p>
+        </w:tc>
+        <w:tc>
+          <w:tcPr>
+            <w:tcW w:type="dxa" w:w="6164"/>
+            <w:tcMar>
+              <w:top w:type="dxa" w:w="30"/>
+              <w:left w:type="dxa" w:w="90"/>
+              <w:bottom w:type="dxa" w:w="30"/>
+              <w:right w:type="dxa" w:w="90"/>
+            </w:tcMar>
+            <w:vAlign w:val="center"/>
+          </w:tcPr>
+          <w:p>
+            <w:pPr>
+              <w:spacing w:after="0" w:line="220"/>
+            </w:pPr>
+            <w:r>
+              <w:rPr>
+                <w:rFonts w:ascii="Times New Roman" w:cs="Times New Roman" w:eastAsia="Times New Roman" w:hAnsi="Times New Roman"/>
+                <w:b w:val="false"/>
+                <w:bCs w:val="false"/>
+                <w:i w:val="false"/>
+                <w:iCs w:val="false"/>
+                <w:color w:val="111111"/>
+                <w:sz w:val="17"/>
+                <w:szCs w:val="17"/>
+              </w:rPr>
+              <w:t xml:space="preserve">Hazırlık ve etkinlikleri sıralı biçimde düzenler.</w:t>
+            </w:r>
+          </w:p>
+        </w:tc>
+        <w:tc>
+          <w:tcPr>
+            <w:tcW w:type="dxa" w:w="1100"/>
+            <w:tcMar>
+              <w:top w:type="dxa" w:w="30"/>
+              <w:left w:type="dxa" w:w="90"/>
+              <w:bottom w:type="dxa" w:w="30"/>
+              <w:right w:type="dxa" w:w="90"/>
+            </w:tcMar>
+            <w:vAlign w:val="center"/>
+          </w:tcPr>
+          <w:p>
+            <w:pPr>
+              <w:spacing w:after="0" w:line="220"/>
+              <w:jc w:val="center"/>
+            </w:pPr>
+            <w:r>
+              <w:rPr>
+                <w:rFonts w:ascii="Times New Roman" w:cs="Times New Roman" w:eastAsia="Times New Roman" w:hAnsi="Times New Roman"/>
+                <w:b w:val="false"/>
+                <w:bCs w:val="false"/>
+                <w:i w:val="false"/>
+                <w:iCs w:val="false"/>
+                <w:color w:val="111111"/>
+                <w:sz w:val="17"/>
+                <w:szCs w:val="17"/>
+              </w:rPr>
+              <w:t xml:space="preserve">4</w:t>
+            </w:r>
+          </w:p>
+        </w:tc>
+      </w:tr>
+      <w:tr>
+        <w:tc>
+          <w:tcPr>
+            <w:tcW w:type="dxa" w:w="2600"/>
+            <w:tcMar>
+              <w:top w:type="dxa" w:w="30"/>
+              <w:left w:type="dxa" w:w="90"/>
+              <w:bottom w:type="dxa" w:w="30"/>
+              <w:right w:type="dxa" w:w="90"/>
+            </w:tcMar>
+            <w:vAlign w:val="center"/>
+          </w:tcPr>
+          <w:p>
+            <w:pPr>
+              <w:spacing w:after="0" w:line="220"/>
+            </w:pPr>
+            <w:r>
+              <w:rPr>
+                <w:rFonts w:ascii="Times New Roman" w:cs="Times New Roman" w:eastAsia="Times New Roman" w:hAnsi="Times New Roman"/>
+                <w:b/>
+                <w:bCs/>
+                <w:i w:val="false"/>
+                <w:iCs w:val="false"/>
+                <w:color w:val="111111"/>
+                <w:sz w:val="17"/>
+                <w:szCs w:val="17"/>
+              </w:rPr>
+              <w:t xml:space="preserve">Söz varlığı</w:t>
+            </w:r>
+          </w:p>
+        </w:tc>
+        <w:tc>
+          <w:tcPr>
+            <w:tcW w:type="dxa" w:w="6164"/>
+            <w:tcMar>
+              <w:top w:type="dxa" w:w="30"/>
+              <w:left w:type="dxa" w:w="90"/>
+              <w:bottom w:type="dxa" w:w="30"/>
+              <w:right w:type="dxa" w:w="90"/>
+            </w:tcMar>
+            <w:vAlign w:val="center"/>
+          </w:tcPr>
+          <w:p>
+            <w:pPr>
+              <w:spacing w:after="0" w:line="220"/>
+            </w:pPr>
+            <w:r>
+              <w:rPr>
+                <w:rFonts w:ascii="Times New Roman" w:cs="Times New Roman" w:eastAsia="Times New Roman" w:hAnsi="Times New Roman"/>
+                <w:b w:val="false"/>
+                <w:bCs w:val="false"/>
+                <w:i w:val="false"/>
+                <w:iCs w:val="false"/>
+                <w:color w:val="111111"/>
+                <w:sz w:val="17"/>
+                <w:szCs w:val="17"/>
+              </w:rPr>
+              <w:t xml:space="preserve">Tatil, mevsim ve sağlık sözcüklerini bağlama uygun kullanır.</w:t>
+            </w:r>
+          </w:p>
+        </w:tc>
+        <w:tc>
+          <w:tcPr>
+            <w:tcW w:type="dxa" w:w="1100"/>
+            <w:tcMar>
+              <w:top w:type="dxa" w:w="30"/>
+              <w:left w:type="dxa" w:w="90"/>
+              <w:bottom w:type="dxa" w:w="30"/>
+              <w:right w:type="dxa" w:w="90"/>
+            </w:tcMar>
+            <w:vAlign w:val="center"/>
+          </w:tcPr>
+          <w:p>
+            <w:pPr>
+              <w:spacing w:after="0" w:line="220"/>
+              <w:jc w:val="center"/>
+            </w:pPr>
+            <w:r>
+              <w:rPr>
+                <w:rFonts w:ascii="Times New Roman" w:cs="Times New Roman" w:eastAsia="Times New Roman" w:hAnsi="Times New Roman"/>
+                <w:b w:val="false"/>
+                <w:bCs w:val="false"/>
+                <w:i w:val="false"/>
+                <w:iCs w:val="false"/>
+                <w:color w:val="111111"/>
+                <w:sz w:val="17"/>
+                <w:szCs w:val="17"/>
+              </w:rPr>
+              <w:t xml:space="preserve">3</w:t>
+            </w:r>
+          </w:p>
+        </w:tc>
+      </w:tr>
+      <w:tr>
+        <w:tc>
+          <w:tcPr>
+            <w:tcW w:type="dxa" w:w="2600"/>
+            <w:tcMar>
+              <w:top w:type="dxa" w:w="30"/>
+              <w:left w:type="dxa" w:w="90"/>
+              <w:bottom w:type="dxa" w:w="30"/>
+              <w:right w:type="dxa" w:w="90"/>
+            </w:tcMar>
+            <w:vAlign w:val="center"/>
+          </w:tcPr>
+          <w:p>
+            <w:pPr>
+              <w:spacing w:after="0" w:line="220"/>
+            </w:pPr>
+            <w:r>
+              <w:rPr>
+                <w:rFonts w:ascii="Times New Roman" w:cs="Times New Roman" w:eastAsia="Times New Roman" w:hAnsi="Times New Roman"/>
+                <w:b/>
+                <w:bCs/>
+                <w:i w:val="false"/>
+                <w:iCs w:val="false"/>
+                <w:color w:val="111111"/>
+                <w:sz w:val="17"/>
+                <w:szCs w:val="17"/>
+              </w:rPr>
+              <w:t xml:space="preserve">Dil bilgisi</w:t>
+            </w:r>
+          </w:p>
+        </w:tc>
+        <w:tc>
+          <w:tcPr>
+            <w:tcW w:type="dxa" w:w="6164"/>
+            <w:tcMar>
+              <w:top w:type="dxa" w:w="30"/>
+              <w:left w:type="dxa" w:w="90"/>
+              <w:bottom w:type="dxa" w:w="30"/>
+              <w:right w:type="dxa" w:w="90"/>
+            </w:tcMar>
+            <w:vAlign w:val="center"/>
+          </w:tcPr>
+          <w:p>
+            <w:pPr>
+              <w:spacing w:after="0" w:line="220"/>
+            </w:pPr>
+            <w:r>
+              <w:rPr>
+                <w:rFonts w:ascii="Times New Roman" w:cs="Times New Roman" w:eastAsia="Times New Roman" w:hAnsi="Times New Roman"/>
+                <w:b w:val="false"/>
+                <w:bCs w:val="false"/>
+                <w:i w:val="false"/>
+                <w:iCs w:val="false"/>
+                <w:color w:val="111111"/>
+                <w:sz w:val="17"/>
+                <w:szCs w:val="17"/>
+              </w:rPr>
+              <w:t xml:space="preserve">Gelecek zaman ve nehiy yapılarını doğru kurar.</w:t>
+            </w:r>
+          </w:p>
+        </w:tc>
+        <w:tc>
+          <w:tcPr>
+            <w:tcW w:type="dxa" w:w="1100"/>
+            <w:tcMar>
+              <w:top w:type="dxa" w:w="30"/>
+              <w:left w:type="dxa" w:w="90"/>
+              <w:bottom w:type="dxa" w:w="30"/>
+              <w:right w:type="dxa" w:w="90"/>
+            </w:tcMar>
+            <w:vAlign w:val="center"/>
+          </w:tcPr>
+          <w:p>
+            <w:pPr>
+              <w:spacing w:after="0" w:line="220"/>
+              <w:jc w:val="center"/>
+            </w:pPr>
+            <w:r>
+              <w:rPr>
+                <w:rFonts w:ascii="Times New Roman" w:cs="Times New Roman" w:eastAsia="Times New Roman" w:hAnsi="Times New Roman"/>
+                <w:b w:val="false"/>
+                <w:bCs w:val="false"/>
+                <w:i w:val="false"/>
+                <w:iCs w:val="false"/>
+                <w:color w:val="111111"/>
+                <w:sz w:val="17"/>
+                <w:szCs w:val="17"/>
+              </w:rPr>
+              <w:t xml:space="preserve">2</w:t>
+            </w:r>
+          </w:p>
+        </w:tc>
+      </w:tr>
+      <w:tr>
+        <w:tc>
+          <w:tcPr>
+            <w:tcW w:type="dxa" w:w="2600"/>
+            <w:tcMar>
+              <w:top w:type="dxa" w:w="30"/>
+              <w:left w:type="dxa" w:w="90"/>
+              <w:bottom w:type="dxa" w:w="30"/>
+              <w:right w:type="dxa" w:w="90"/>
+            </w:tcMar>
+            <w:vAlign w:val="center"/>
+          </w:tcPr>
+          <w:p>
+            <w:pPr>
+              <w:spacing w:after="0" w:line="220"/>
+            </w:pPr>
+            <w:r>
+              <w:rPr>
+                <w:rFonts w:ascii="Times New Roman" w:cs="Times New Roman" w:eastAsia="Times New Roman" w:hAnsi="Times New Roman"/>
+                <w:b/>
+                <w:bCs/>
+                <w:i w:val="false"/>
+                <w:iCs w:val="false"/>
+                <w:color w:val="111111"/>
+                <w:sz w:val="17"/>
+                <w:szCs w:val="17"/>
+              </w:rPr>
+              <w:t xml:space="preserve">Yazım ve hareke</w:t>
+            </w:r>
+          </w:p>
+        </w:tc>
+        <w:tc>
+          <w:tcPr>
+            <w:tcW w:type="dxa" w:w="6164"/>
+            <w:tcMar>
+              <w:top w:type="dxa" w:w="30"/>
+              <w:left w:type="dxa" w:w="90"/>
+              <w:bottom w:type="dxa" w:w="30"/>
+              <w:right w:type="dxa" w:w="90"/>
+            </w:tcMar>
+            <w:vAlign w:val="center"/>
+          </w:tcPr>
+          <w:p>
+            <w:pPr>
+              <w:spacing w:after="0" w:line="220"/>
+            </w:pPr>
+            <w:r>
+              <w:rPr>
+                <w:rFonts w:ascii="Times New Roman" w:cs="Times New Roman" w:eastAsia="Times New Roman" w:hAnsi="Times New Roman"/>
+                <w:b w:val="false"/>
+                <w:bCs w:val="false"/>
+                <w:i w:val="false"/>
+                <w:iCs w:val="false"/>
+                <w:color w:val="111111"/>
+                <w:sz w:val="17"/>
+                <w:szCs w:val="17"/>
+              </w:rPr>
+              <w:t xml:space="preserve">Harf bitişimlerini ve harekeleri doğru yazar.</w:t>
+            </w:r>
+          </w:p>
+        </w:tc>
+        <w:tc>
+          <w:tcPr>
+            <w:tcW w:type="dxa" w:w="1100"/>
+            <w:tcMar>
+              <w:top w:type="dxa" w:w="30"/>
+              <w:left w:type="dxa" w:w="90"/>
+              <w:bottom w:type="dxa" w:w="30"/>
+              <w:right w:type="dxa" w:w="90"/>
+            </w:tcMar>
+            <w:vAlign w:val="center"/>
+          </w:tcPr>
+          <w:p>
+            <w:pPr>
+              <w:spacing w:after="0" w:line="220"/>
+              <w:jc w:val="center"/>
+            </w:pPr>
+            <w:r>
+              <w:rPr>
+                <w:rFonts w:ascii="Times New Roman" w:cs="Times New Roman" w:eastAsia="Times New Roman" w:hAnsi="Times New Roman"/>
+                <w:b w:val="false"/>
+                <w:bCs w:val="false"/>
+                <w:i w:val="false"/>
+                <w:iCs w:val="false"/>
+                <w:color w:val="111111"/>
+                <w:sz w:val="17"/>
+                <w:szCs w:val="17"/>
+              </w:rPr>
+              <w:t xml:space="preserve">2</w:t>
+            </w:r>
+          </w:p>
+        </w:tc>
+      </w:tr>
+      <w:tr>
+        <w:tc>
+          <w:tcPr>
+            <w:tcW w:type="dxa" w:w="2600"/>
+            <w:shd w:fill="D8E2EC" w:color="auto" w:val="clear"/>
+            <w:tcMar>
+              <w:top w:type="dxa" w:w="30"/>
+              <w:left w:type="dxa" w:w="90"/>
+              <w:bottom w:type="dxa" w:w="30"/>
+              <w:right w:type="dxa" w:w="90"/>
+            </w:tcMar>
+            <w:vAlign w:val="center"/>
+          </w:tcPr>
+          <w:p>
+            <w:pPr>
+              <w:spacing w:after="0" w:line="220"/>
+            </w:pPr>
+            <w:r>
+              <w:rPr>
+                <w:rFonts w:ascii="Times New Roman" w:cs="Times New Roman" w:eastAsia="Times New Roman" w:hAnsi="Times New Roman"/>
+                <w:b/>
+                <w:bCs/>
+                <w:i w:val="false"/>
+                <w:iCs w:val="false"/>
+                <w:color w:val="111111"/>
+                <w:sz w:val="17"/>
+                <w:szCs w:val="17"/>
+              </w:rPr>
+              <w:t xml:space="preserve">TOPLAM</w:t>
+            </w:r>
+          </w:p>
+        </w:tc>
+        <w:tc>
+          <w:tcPr>
+            <w:tcW w:type="dxa" w:w="6164"/>
+            <w:shd w:fill="D8E2EC" w:color="auto" w:val="clear"/>
+            <w:tcMar>
+              <w:top w:type="dxa" w:w="30"/>
+              <w:left w:type="dxa" w:w="90"/>
+              <w:bottom w:type="dxa" w:w="30"/>
+              <w:right w:type="dxa" w:w="90"/>
+            </w:tcMar>
+            <w:vAlign w:val="center"/>
+          </w:tcPr>
+          <w:p>
+            <w:pPr>
+              <w:spacing w:after="0" w:line="220"/>
+            </w:pPr>
+            <w:r>
+              <w:rPr>
+                <w:rFonts w:ascii="Times New Roman" w:cs="Times New Roman" w:eastAsia="Times New Roman" w:hAnsi="Times New Roman"/>
+                <w:b w:val="false"/>
+                <w:bCs w:val="false"/>
+                <w:i w:val="false"/>
+                <w:iCs w:val="false"/>
+                <w:color w:val="111111"/>
                 <w:sz w:val="18"/>
                 <w:szCs w:val="18"/>
               </w:rPr>
-              <w:t xml:space="preserve">Ölçüt</w:t>
-            </w:r>
-          </w:p>
-        </w:tc>
-        <w:tc>
-          <w:tcPr>
-            <w:tcW w:type="dxa" w:w="6164"/>
-            <w:shd w:fill="E7EEF5" w:color="auto" w:val="clear"/>
-            <w:tcMar>
-              <w:top w:type="dxa" w:w="60"/>
-              <w:left w:type="dxa" w:w="90"/>
-              <w:bottom w:type="dxa" w:w="60"/>
-              <w:right w:type="dxa" w:w="90"/>
-            </w:tcMar>
-            <w:vAlign w:val="center"/>
-          </w:tcPr>
-          <w:p>
-            <w:pPr>
-              <w:spacing w:after="0" w:line="270"/>
+              <w:t xml:space="preserve"/>
+            </w:r>
+          </w:p>
+        </w:tc>
+        <w:tc>
+          <w:tcPr>
+            <w:tcW w:type="dxa" w:w="1100"/>
+            <w:shd w:fill="D8E2EC" w:color="auto" w:val="clear"/>
+            <w:tcMar>
+              <w:top w:type="dxa" w:w="30"/>
+              <w:left w:type="dxa" w:w="90"/>
+              <w:bottom w:type="dxa" w:w="30"/>
+              <w:right w:type="dxa" w:w="90"/>
+            </w:tcMar>
+            <w:vAlign w:val="center"/>
+          </w:tcPr>
+          <w:p>
+            <w:pPr>
+              <w:spacing w:after="0" w:line="220"/>
               <w:jc w:val="center"/>
             </w:pPr>
             <w:r>
@@ -7931,601 +8328,8 @@
                 <w:i w:val="false"/>
                 <w:iCs w:val="false"/>
                 <w:color w:val="111111"/>
-                <w:sz w:val="18"/>
-                <w:szCs w:val="18"/>
-              </w:rPr>
-              <w:t xml:space="preserve">Beklenen davranış</w:t>
-            </w:r>
-          </w:p>
-        </w:tc>
-        <w:tc>
-          <w:tcPr>
-            <w:tcW w:type="dxa" w:w="1100"/>
-            <w:shd w:fill="E7EEF5" w:color="auto" w:val="clear"/>
-            <w:tcMar>
-              <w:top w:type="dxa" w:w="60"/>
-              <w:left w:type="dxa" w:w="90"/>
-              <w:bottom w:type="dxa" w:w="60"/>
-              <w:right w:type="dxa" w:w="90"/>
-            </w:tcMar>
-            <w:vAlign w:val="center"/>
-          </w:tcPr>
-          <w:p>
-            <w:pPr>
-              <w:spacing w:after="0" w:line="270"/>
-              <w:jc w:val="center"/>
-            </w:pPr>
-            <w:r>
-              <w:rPr>
-                <w:rFonts w:ascii="Times New Roman" w:cs="Times New Roman" w:eastAsia="Times New Roman" w:hAnsi="Times New Roman"/>
-                <w:b/>
-                <w:bCs/>
-                <w:i w:val="false"/>
-                <w:iCs w:val="false"/>
-                <w:color w:val="111111"/>
-                <w:sz w:val="18"/>
-                <w:szCs w:val="18"/>
-              </w:rPr>
-              <w:t xml:space="preserve">Puan</w:t>
-            </w:r>
-          </w:p>
-        </w:tc>
-      </w:tr>
-      <w:tr>
-        <w:tc>
-          <w:tcPr>
-            <w:tcW w:type="dxa" w:w="2600"/>
-            <w:tcMar>
-              <w:top w:type="dxa" w:w="30"/>
-              <w:left w:type="dxa" w:w="90"/>
-              <w:bottom w:type="dxa" w:w="30"/>
-              <w:right w:type="dxa" w:w="90"/>
-            </w:tcMar>
-            <w:vAlign w:val="center"/>
-          </w:tcPr>
-          <w:p>
-            <w:pPr>
-              <w:spacing w:after="0" w:line="270"/>
-            </w:pPr>
-            <w:r>
-              <w:rPr>
-                <w:rFonts w:ascii="Times New Roman" w:cs="Times New Roman" w:eastAsia="Times New Roman" w:hAnsi="Times New Roman"/>
-                <w:b/>
-                <w:bCs/>
-                <w:i w:val="false"/>
-                <w:iCs w:val="false"/>
-                <w:color w:val="111111"/>
-                <w:sz w:val="19"/>
-                <w:szCs w:val="19"/>
-              </w:rPr>
-              <w:t xml:space="preserve">Görevin yerine getirilmesi</w:t>
-            </w:r>
-          </w:p>
-        </w:tc>
-        <w:tc>
-          <w:tcPr>
-            <w:tcW w:type="dxa" w:w="6164"/>
-            <w:tcMar>
-              <w:top w:type="dxa" w:w="30"/>
-              <w:left w:type="dxa" w:w="90"/>
-              <w:bottom w:type="dxa" w:w="30"/>
-              <w:right w:type="dxa" w:w="90"/>
-            </w:tcMar>
-            <w:vAlign w:val="center"/>
-          </w:tcPr>
-          <w:p>
-            <w:pPr>
-              <w:spacing w:after="0" w:line="270"/>
-            </w:pPr>
-            <w:r>
-              <w:rPr>
-                <w:rFonts w:ascii="Times New Roman" w:cs="Times New Roman" w:eastAsia="Times New Roman" w:hAnsi="Times New Roman"/>
-                <w:b w:val="false"/>
-                <w:bCs w:val="false"/>
-                <w:i w:val="false"/>
-                <w:iCs w:val="false"/>
-                <w:color w:val="111111"/>
-                <w:sz w:val="19"/>
-                <w:szCs w:val="19"/>
-              </w:rPr>
-              <w:t xml:space="preserve">Tatil planını en az sekiz cümleyle anlatır.</w:t>
-            </w:r>
-          </w:p>
-        </w:tc>
-        <w:tc>
-          <w:tcPr>
-            <w:tcW w:type="dxa" w:w="1100"/>
-            <w:tcMar>
-              <w:top w:type="dxa" w:w="30"/>
-              <w:left w:type="dxa" w:w="90"/>
-              <w:bottom w:type="dxa" w:w="30"/>
-              <w:right w:type="dxa" w:w="90"/>
-            </w:tcMar>
-            <w:vAlign w:val="center"/>
-          </w:tcPr>
-          <w:p>
-            <w:pPr>
-              <w:spacing w:after="0" w:line="270"/>
-              <w:jc w:val="center"/>
-            </w:pPr>
-            <w:r>
-              <w:rPr>
-                <w:rFonts w:ascii="Times New Roman" w:cs="Times New Roman" w:eastAsia="Times New Roman" w:hAnsi="Times New Roman"/>
-                <w:b w:val="false"/>
-                <w:bCs w:val="false"/>
-                <w:i w:val="false"/>
-                <w:iCs w:val="false"/>
-                <w:color w:val="111111"/>
-                <w:sz w:val="19"/>
-                <w:szCs w:val="19"/>
-              </w:rPr>
-              <w:t xml:space="preserve">4</w:t>
-            </w:r>
-          </w:p>
-        </w:tc>
-      </w:tr>
-      <w:tr>
-        <w:tc>
-          <w:tcPr>
-            <w:tcW w:type="dxa" w:w="2600"/>
-            <w:tcMar>
-              <w:top w:type="dxa" w:w="30"/>
-              <w:left w:type="dxa" w:w="90"/>
-              <w:bottom w:type="dxa" w:w="30"/>
-              <w:right w:type="dxa" w:w="90"/>
-            </w:tcMar>
-            <w:vAlign w:val="center"/>
-          </w:tcPr>
-          <w:p>
-            <w:pPr>
-              <w:spacing w:after="0" w:line="270"/>
-            </w:pPr>
-            <w:r>
-              <w:rPr>
-                <w:rFonts w:ascii="Times New Roman" w:cs="Times New Roman" w:eastAsia="Times New Roman" w:hAnsi="Times New Roman"/>
-                <w:b/>
-                <w:bCs/>
-                <w:i w:val="false"/>
-                <w:iCs w:val="false"/>
-                <w:color w:val="111111"/>
-                <w:sz w:val="19"/>
-                <w:szCs w:val="19"/>
-              </w:rPr>
-              <w:t xml:space="preserve">Metnin kurgusu</w:t>
-            </w:r>
-          </w:p>
-        </w:tc>
-        <w:tc>
-          <w:tcPr>
-            <w:tcW w:type="dxa" w:w="6164"/>
-            <w:tcMar>
-              <w:top w:type="dxa" w:w="30"/>
-              <w:left w:type="dxa" w:w="90"/>
-              <w:bottom w:type="dxa" w:w="30"/>
-              <w:right w:type="dxa" w:w="90"/>
-            </w:tcMar>
-            <w:vAlign w:val="center"/>
-          </w:tcPr>
-          <w:p>
-            <w:pPr>
-              <w:spacing w:after="0" w:line="270"/>
-            </w:pPr>
-            <w:r>
-              <w:rPr>
-                <w:rFonts w:ascii="Times New Roman" w:cs="Times New Roman" w:eastAsia="Times New Roman" w:hAnsi="Times New Roman"/>
-                <w:b w:val="false"/>
-                <w:bCs w:val="false"/>
-                <w:i w:val="false"/>
-                <w:iCs w:val="false"/>
-                <w:color w:val="111111"/>
-                <w:sz w:val="19"/>
-                <w:szCs w:val="19"/>
-              </w:rPr>
-              <w:t xml:space="preserve">Hazırlık ve etkinlikleri sıralı biçimde düzenler.</w:t>
-            </w:r>
-          </w:p>
-        </w:tc>
-        <w:tc>
-          <w:tcPr>
-            <w:tcW w:type="dxa" w:w="1100"/>
-            <w:tcMar>
-              <w:top w:type="dxa" w:w="30"/>
-              <w:left w:type="dxa" w:w="90"/>
-              <w:bottom w:type="dxa" w:w="30"/>
-              <w:right w:type="dxa" w:w="90"/>
-            </w:tcMar>
-            <w:vAlign w:val="center"/>
-          </w:tcPr>
-          <w:p>
-            <w:pPr>
-              <w:spacing w:after="0" w:line="270"/>
-              <w:jc w:val="center"/>
-            </w:pPr>
-            <w:r>
-              <w:rPr>
-                <w:rFonts w:ascii="Times New Roman" w:cs="Times New Roman" w:eastAsia="Times New Roman" w:hAnsi="Times New Roman"/>
-                <w:b w:val="false"/>
-                <w:bCs w:val="false"/>
-                <w:i w:val="false"/>
-                <w:iCs w:val="false"/>
-                <w:color w:val="111111"/>
-                <w:sz w:val="19"/>
-                <w:szCs w:val="19"/>
-              </w:rPr>
-              <w:t xml:space="preserve">4</w:t>
-            </w:r>
-          </w:p>
-        </w:tc>
-      </w:tr>
-      <w:tr>
-        <w:tc>
-          <w:tcPr>
-            <w:tcW w:type="dxa" w:w="2600"/>
-            <w:tcMar>
-              <w:top w:type="dxa" w:w="30"/>
-              <w:left w:type="dxa" w:w="90"/>
-              <w:bottom w:type="dxa" w:w="30"/>
-              <w:right w:type="dxa" w:w="90"/>
-            </w:tcMar>
-            <w:vAlign w:val="center"/>
-          </w:tcPr>
-          <w:p>
-            <w:pPr>
-              <w:spacing w:after="0" w:line="270"/>
-            </w:pPr>
-            <w:r>
-              <w:rPr>
-                <w:rFonts w:ascii="Times New Roman" w:cs="Times New Roman" w:eastAsia="Times New Roman" w:hAnsi="Times New Roman"/>
-                <w:b/>
-                <w:bCs/>
-                <w:i w:val="false"/>
-                <w:iCs w:val="false"/>
-                <w:color w:val="111111"/>
-                <w:sz w:val="19"/>
-                <w:szCs w:val="19"/>
-              </w:rPr>
-              <w:t xml:space="preserve">Söz varlığı</w:t>
-            </w:r>
-          </w:p>
-        </w:tc>
-        <w:tc>
-          <w:tcPr>
-            <w:tcW w:type="dxa" w:w="6164"/>
-            <w:tcMar>
-              <w:top w:type="dxa" w:w="30"/>
-              <w:left w:type="dxa" w:w="90"/>
-              <w:bottom w:type="dxa" w:w="30"/>
-              <w:right w:type="dxa" w:w="90"/>
-            </w:tcMar>
-            <w:vAlign w:val="center"/>
-          </w:tcPr>
-          <w:p>
-            <w:pPr>
-              <w:spacing w:after="0" w:line="270"/>
-            </w:pPr>
-            <w:r>
-              <w:rPr>
-                <w:rFonts w:ascii="Times New Roman" w:cs="Times New Roman" w:eastAsia="Times New Roman" w:hAnsi="Times New Roman"/>
-                <w:b w:val="false"/>
-                <w:bCs w:val="false"/>
-                <w:i w:val="false"/>
-                <w:iCs w:val="false"/>
-                <w:color w:val="111111"/>
-                <w:sz w:val="19"/>
-                <w:szCs w:val="19"/>
-              </w:rPr>
-              <w:t xml:space="preserve">Tatil, mevsim ve sağlık sözcüklerini bağlama uygun kullanır.</w:t>
-            </w:r>
-          </w:p>
-        </w:tc>
-        <w:tc>
-          <w:tcPr>
-            <w:tcW w:type="dxa" w:w="1100"/>
-            <w:tcMar>
-              <w:top w:type="dxa" w:w="30"/>
-              <w:left w:type="dxa" w:w="90"/>
-              <w:bottom w:type="dxa" w:w="30"/>
-              <w:right w:type="dxa" w:w="90"/>
-            </w:tcMar>
-            <w:vAlign w:val="center"/>
-          </w:tcPr>
-          <w:p>
-            <w:pPr>
-              <w:spacing w:after="0" w:line="270"/>
-              <w:jc w:val="center"/>
-            </w:pPr>
-            <w:r>
-              <w:rPr>
-                <w:rFonts w:ascii="Times New Roman" w:cs="Times New Roman" w:eastAsia="Times New Roman" w:hAnsi="Times New Roman"/>
-                <w:b w:val="false"/>
-                <w:bCs w:val="false"/>
-                <w:i w:val="false"/>
-                <w:iCs w:val="false"/>
-                <w:color w:val="111111"/>
-                <w:sz w:val="19"/>
-                <w:szCs w:val="19"/>
-              </w:rPr>
-              <w:t xml:space="preserve">3</w:t>
-            </w:r>
-          </w:p>
-        </w:tc>
-      </w:tr>
-      <w:tr>
-        <w:tc>
-          <w:tcPr>
-            <w:tcW w:type="dxa" w:w="2600"/>
-            <w:tcMar>
-              <w:top w:type="dxa" w:w="30"/>
-              <w:left w:type="dxa" w:w="90"/>
-              <w:bottom w:type="dxa" w:w="30"/>
-              <w:right w:type="dxa" w:w="90"/>
-            </w:tcMar>
-            <w:vAlign w:val="center"/>
-          </w:tcPr>
-          <w:p>
-            <w:pPr>
-              <w:spacing w:after="0" w:line="270"/>
-            </w:pPr>
-            <w:r>
-              <w:rPr>
-                <w:rFonts w:ascii="Times New Roman" w:cs="Times New Roman" w:eastAsia="Times New Roman" w:hAnsi="Times New Roman"/>
-                <w:b/>
-                <w:bCs/>
-                <w:i w:val="false"/>
-                <w:iCs w:val="false"/>
-                <w:color w:val="111111"/>
-                <w:sz w:val="19"/>
-                <w:szCs w:val="19"/>
-              </w:rPr>
-              <w:t xml:space="preserve">Dil bilgisi</w:t>
-            </w:r>
-          </w:p>
-        </w:tc>
-        <w:tc>
-          <w:tcPr>
-            <w:tcW w:type="dxa" w:w="6164"/>
-            <w:tcMar>
-              <w:top w:type="dxa" w:w="30"/>
-              <w:left w:type="dxa" w:w="90"/>
-              <w:bottom w:type="dxa" w:w="30"/>
-              <w:right w:type="dxa" w:w="90"/>
-            </w:tcMar>
-            <w:vAlign w:val="center"/>
-          </w:tcPr>
-          <w:p>
-            <w:pPr>
-              <w:spacing w:after="0" w:line="270"/>
-            </w:pPr>
-            <w:r>
-              <w:rPr>
-                <w:rFonts w:ascii="Times New Roman" w:cs="Times New Roman" w:eastAsia="Times New Roman" w:hAnsi="Times New Roman"/>
-                <w:b w:val="false"/>
-                <w:bCs w:val="false"/>
-                <w:i w:val="false"/>
-                <w:iCs w:val="false"/>
-                <w:color w:val="111111"/>
-                <w:sz w:val="19"/>
-                <w:szCs w:val="19"/>
-              </w:rPr>
-              <w:t xml:space="preserve">Gelecek zaman ve nehiy yapılarını doğru kurar.</w:t>
-            </w:r>
-          </w:p>
-        </w:tc>
-        <w:tc>
-          <w:tcPr>
-            <w:tcW w:type="dxa" w:w="1100"/>
-            <w:tcMar>
-              <w:top w:type="dxa" w:w="30"/>
-              <w:left w:type="dxa" w:w="90"/>
-              <w:bottom w:type="dxa" w:w="30"/>
-              <w:right w:type="dxa" w:w="90"/>
-            </w:tcMar>
-            <w:vAlign w:val="center"/>
-          </w:tcPr>
-          <w:p>
-            <w:pPr>
-              <w:spacing w:after="0" w:line="270"/>
-              <w:jc w:val="center"/>
-            </w:pPr>
-            <w:r>
-              <w:rPr>
-                <w:rFonts w:ascii="Times New Roman" w:cs="Times New Roman" w:eastAsia="Times New Roman" w:hAnsi="Times New Roman"/>
-                <w:b w:val="false"/>
-                <w:bCs w:val="false"/>
-                <w:i w:val="false"/>
-                <w:iCs w:val="false"/>
-                <w:color w:val="111111"/>
-                <w:sz w:val="19"/>
-                <w:szCs w:val="19"/>
-              </w:rPr>
-              <w:t xml:space="preserve">2</w:t>
-            </w:r>
-          </w:p>
-        </w:tc>
-      </w:tr>
-      <w:tr>
-        <w:tc>
-          <w:tcPr>
-            <w:tcW w:type="dxa" w:w="2600"/>
-            <w:tcMar>
-              <w:top w:type="dxa" w:w="30"/>
-              <w:left w:type="dxa" w:w="90"/>
-              <w:bottom w:type="dxa" w:w="30"/>
-              <w:right w:type="dxa" w:w="90"/>
-            </w:tcMar>
-            <w:vAlign w:val="center"/>
-          </w:tcPr>
-          <w:p>
-            <w:pPr>
-              <w:spacing w:after="0" w:line="270"/>
-            </w:pPr>
-            <w:r>
-              <w:rPr>
-                <w:rFonts w:ascii="Times New Roman" w:cs="Times New Roman" w:eastAsia="Times New Roman" w:hAnsi="Times New Roman"/>
-                <w:b/>
-                <w:bCs/>
-                <w:i w:val="false"/>
-                <w:iCs w:val="false"/>
-                <w:color w:val="111111"/>
-                <w:sz w:val="19"/>
-                <w:szCs w:val="19"/>
-              </w:rPr>
-              <w:t xml:space="preserve">Yazım ve hareke</w:t>
-            </w:r>
-          </w:p>
-        </w:tc>
-        <w:tc>
-          <w:tcPr>
-            <w:tcW w:type="dxa" w:w="6164"/>
-            <w:tcMar>
-              <w:top w:type="dxa" w:w="30"/>
-              <w:left w:type="dxa" w:w="90"/>
-              <w:bottom w:type="dxa" w:w="30"/>
-              <w:right w:type="dxa" w:w="90"/>
-            </w:tcMar>
-            <w:vAlign w:val="center"/>
-          </w:tcPr>
-          <w:p>
-            <w:pPr>
-              <w:spacing w:after="0" w:line="270"/>
-            </w:pPr>
-            <w:r>
-              <w:rPr>
-                <w:rFonts w:ascii="Times New Roman" w:cs="Times New Roman" w:eastAsia="Times New Roman" w:hAnsi="Times New Roman"/>
-                <w:b w:val="false"/>
-                <w:bCs w:val="false"/>
-                <w:i w:val="false"/>
-                <w:iCs w:val="false"/>
-                <w:color w:val="111111"/>
-                <w:sz w:val="19"/>
-                <w:szCs w:val="19"/>
-              </w:rPr>
-              <w:t xml:space="preserve">Harf bitişimlerini ve harekeleri doğru yazar.</w:t>
-            </w:r>
-          </w:p>
-        </w:tc>
-        <w:tc>
-          <w:tcPr>
-            <w:tcW w:type="dxa" w:w="1100"/>
-            <w:tcMar>
-              <w:top w:type="dxa" w:w="30"/>
-              <w:left w:type="dxa" w:w="90"/>
-              <w:bottom w:type="dxa" w:w="30"/>
-              <w:right w:type="dxa" w:w="90"/>
-            </w:tcMar>
-            <w:vAlign w:val="center"/>
-          </w:tcPr>
-          <w:p>
-            <w:pPr>
-              <w:spacing w:after="0" w:line="270"/>
-              <w:jc w:val="center"/>
-            </w:pPr>
-            <w:r>
-              <w:rPr>
-                <w:rFonts w:ascii="Times New Roman" w:cs="Times New Roman" w:eastAsia="Times New Roman" w:hAnsi="Times New Roman"/>
-                <w:b w:val="false"/>
-                <w:bCs w:val="false"/>
-                <w:i w:val="false"/>
-                <w:iCs w:val="false"/>
-                <w:color w:val="111111"/>
-                <w:sz w:val="19"/>
-                <w:szCs w:val="19"/>
-              </w:rPr>
-              <w:t xml:space="preserve">2</w:t>
-            </w:r>
-          </w:p>
-        </w:tc>
-      </w:tr>
-      <w:tr>
-        <w:tc>
-          <w:tcPr>
-            <w:tcW w:type="dxa" w:w="2600"/>
-            <w:shd w:fill="D8E2EC" w:color="auto" w:val="clear"/>
-            <w:tcMar>
-              <w:top w:type="dxa" w:w="30"/>
-              <w:left w:type="dxa" w:w="90"/>
-              <w:bottom w:type="dxa" w:w="30"/>
-              <w:right w:type="dxa" w:w="90"/>
-            </w:tcMar>
-            <w:vAlign w:val="center"/>
-          </w:tcPr>
-          <w:p>
-            <w:pPr>
-              <w:spacing w:after="0" w:line="270"/>
-            </w:pPr>
-            <w:r>
-              <w:rPr>
-                <w:rFonts w:ascii="Times New Roman" w:cs="Times New Roman" w:eastAsia="Times New Roman" w:hAnsi="Times New Roman"/>
-                <w:b/>
-                <w:bCs/>
-                <w:i w:val="false"/>
-                <w:iCs w:val="false"/>
-                <w:color w:val="111111"/>
-                <w:sz w:val="19"/>
-                <w:szCs w:val="19"/>
-              </w:rPr>
-              <w:t xml:space="preserve">TOPLAM</w:t>
-            </w:r>
-          </w:p>
-        </w:tc>
-        <w:tc>
-          <w:tcPr>
-            <w:tcW w:type="dxa" w:w="6164"/>
-            <w:shd w:fill="D8E2EC" w:color="auto" w:val="clear"/>
-            <w:tcMar>
-              <w:top w:type="dxa" w:w="30"/>
-              <w:left w:type="dxa" w:w="90"/>
-              <w:bottom w:type="dxa" w:w="30"/>
-              <w:right w:type="dxa" w:w="90"/>
-            </w:tcMar>
-            <w:vAlign w:val="center"/>
-          </w:tcPr>
-          <w:p>
-            <w:pPr>
-              <w:spacing w:after="0" w:line="270"/>
-            </w:pPr>
-            <w:r>
-              <w:rPr>
-                <w:rFonts w:ascii="Times New Roman" w:cs="Times New Roman" w:eastAsia="Times New Roman" w:hAnsi="Times New Roman"/>
-                <w:b w:val="false"/>
-                <w:bCs w:val="false"/>
-                <w:i w:val="false"/>
-                <w:iCs w:val="false"/>
-                <w:color w:val="111111"/>
-                <w:sz w:val="21"/>
-                <w:szCs w:val="21"/>
-              </w:rPr>
-              <w:t xml:space="preserve"/>
-            </w:r>
-          </w:p>
-        </w:tc>
-        <w:tc>
-          <w:tcPr>
-            <w:tcW w:type="dxa" w:w="1100"/>
-            <w:shd w:fill="D8E2EC" w:color="auto" w:val="clear"/>
-            <w:tcMar>
-              <w:top w:type="dxa" w:w="30"/>
-              <w:left w:type="dxa" w:w="90"/>
-              <w:bottom w:type="dxa" w:w="30"/>
-              <w:right w:type="dxa" w:w="90"/>
-            </w:tcMar>
-            <w:vAlign w:val="center"/>
-          </w:tcPr>
-          <w:p>
-            <w:pPr>
-              <w:spacing w:after="0" w:line="270"/>
-              <w:jc w:val="center"/>
-            </w:pPr>
-            <w:r>
-              <w:rPr>
-                <w:rFonts w:ascii="Times New Roman" w:cs="Times New Roman" w:eastAsia="Times New Roman" w:hAnsi="Times New Roman"/>
-                <w:b/>
-                <w:bCs/>
-                <w:i w:val="false"/>
-                <w:iCs w:val="false"/>
-                <w:color w:val="111111"/>
-                <w:sz w:val="19"/>
-                <w:szCs w:val="19"/>
+                <w:sz w:val="17"/>
+                <w:szCs w:val="17"/>
               </w:rPr>
               <w:t xml:space="preserve">15</w:t>
             </w:r>
@@ -8535,7 +8339,7 @@
     </w:tbl>
     <w:p>
       <w:pPr>
-        <w:spacing w:after="110"/>
+        <w:spacing w:after="44"/>
       </w:pPr>
       <w:r>
         <w:rPr>
@@ -8545,8 +8349,8 @@
           <w:i w:val="false"/>
           <w:iCs w:val="false"/>
           <w:color w:val="111111"/>
-          <w:sz w:val="21"/>
-          <w:szCs w:val="21"/>
+          <w:sz w:val="18"/>
+          <w:szCs w:val="18"/>
         </w:rPr>
         <w:t xml:space="preserve"/>
       </w:r>
@@ -8554,7 +8358,7 @@
     <w:p>
       <w:pPr>
         <w:keepNext w:val="false"/>
-        <w:spacing w:after="90" w:before="0" w:line="280"/>
+        <w:spacing w:after="36" w:before="0" w:line="220"/>
       </w:pPr>
       <w:r>
         <w:rPr>
@@ -8564,8 +8368,8 @@
           <w:i w:val="false"/>
           <w:iCs w:val="false"/>
           <w:color w:val="111111"/>
-          <w:sz w:val="20"/>
-          <w:szCs w:val="20"/>
+          <w:sz w:val="17"/>
+          <w:szCs w:val="17"/>
         </w:rPr>
         <w:t xml:space="preserve">Öğrenme çıktısı / kazanım dağılımı</w:t>
       </w:r>
@@ -8606,7 +8410,7 @@
           </w:tcPr>
           <w:p>
             <w:pPr>
-              <w:spacing w:after="0" w:line="270"/>
+              <w:spacing w:after="0" w:line="220"/>
               <w:jc w:val="center"/>
             </w:pPr>
             <w:r>
@@ -8617,8 +8421,8 @@
                 <w:i w:val="false"/>
                 <w:iCs w:val="false"/>
                 <w:color w:val="111111"/>
-                <w:sz w:val="18"/>
-                <w:szCs w:val="18"/>
+                <w:sz w:val="16"/>
+                <w:szCs w:val="16"/>
               </w:rPr>
               <w:t xml:space="preserve">Soru</w:t>
             </w:r>
@@ -8638,7 +8442,7 @@
           </w:tcPr>
           <w:p>
             <w:pPr>
-              <w:spacing w:after="0" w:line="270"/>
+              <w:spacing w:after="0" w:line="220"/>
               <w:jc w:val="center"/>
             </w:pPr>
             <w:r>
@@ -8649,8 +8453,8 @@
                 <w:i w:val="false"/>
                 <w:iCs w:val="false"/>
                 <w:color w:val="111111"/>
-                <w:sz w:val="18"/>
-                <w:szCs w:val="18"/>
+                <w:sz w:val="16"/>
+                <w:szCs w:val="16"/>
               </w:rPr>
               <w:t xml:space="preserve">Öğrenme çıktısı</w:t>
             </w:r>
@@ -8670,7 +8474,7 @@
           </w:tcPr>
           <w:p>
             <w:pPr>
-              <w:spacing w:after="0" w:line="270"/>
+              <w:spacing w:after="0" w:line="220"/>
               <w:jc w:val="center"/>
             </w:pPr>
             <w:r>
@@ -8681,8 +8485,8 @@
                 <w:i w:val="false"/>
                 <w:iCs w:val="false"/>
                 <w:color w:val="111111"/>
-                <w:sz w:val="18"/>
-                <w:szCs w:val="18"/>
+                <w:sz w:val="16"/>
+                <w:szCs w:val="16"/>
               </w:rPr>
               <w:t xml:space="preserve">Beceri alanı</w:t>
             </w:r>
@@ -8702,7 +8506,7 @@
           </w:tcPr>
           <w:p>
             <w:pPr>
-              <w:spacing w:after="0" w:line="270"/>
+              <w:spacing w:after="0" w:line="220"/>
               <w:jc w:val="center"/>
             </w:pPr>
             <w:r>
@@ -8713,8 +8517,8 @@
                 <w:i w:val="false"/>
                 <w:iCs w:val="false"/>
                 <w:color w:val="111111"/>
-                <w:sz w:val="18"/>
-                <w:szCs w:val="18"/>
+                <w:sz w:val="16"/>
+                <w:szCs w:val="16"/>
               </w:rPr>
               <w:t xml:space="preserve">Puan</w:t>
             </w:r>
@@ -8735,7 +8539,7 @@
           </w:tcPr>
           <w:p>
             <w:pPr>
-              <w:spacing w:after="0" w:line="270"/>
+              <w:spacing w:after="0" w:line="220"/>
               <w:jc w:val="center"/>
             </w:pPr>
             <w:r>
@@ -8746,8 +8550,8 @@
                 <w:i w:val="false"/>
                 <w:iCs w:val="false"/>
                 <w:color w:val="111111"/>
-                <w:sz w:val="18"/>
-                <w:szCs w:val="18"/>
+                <w:sz w:val="16"/>
+                <w:szCs w:val="16"/>
               </w:rPr>
               <w:t xml:space="preserve">1</w:t>
             </w:r>
@@ -8766,18 +8570,18 @@
           </w:tcPr>
           <w:p>
             <w:pPr>
-              <w:spacing w:after="0" w:line="270"/>
-            </w:pPr>
-            <w:r>
-              <w:rPr>
-                <w:rFonts w:ascii="Times New Roman" w:cs="Times New Roman" w:eastAsia="Times New Roman" w:hAnsi="Times New Roman"/>
-                <w:b w:val="false"/>
-                <w:bCs w:val="false"/>
-                <w:i w:val="false"/>
-                <w:iCs w:val="false"/>
-                <w:color w:val="111111"/>
-                <w:sz w:val="17"/>
-                <w:szCs w:val="17"/>
+              <w:spacing w:after="0" w:line="220"/>
+            </w:pPr>
+            <w:r>
+              <w:rPr>
+                <w:rFonts w:ascii="Times New Roman" w:cs="Times New Roman" w:eastAsia="Times New Roman" w:hAnsi="Times New Roman"/>
+                <w:b w:val="false"/>
+                <w:bCs w:val="false"/>
+                <w:i w:val="false"/>
+                <w:iCs w:val="false"/>
+                <w:color w:val="111111"/>
+                <w:sz w:val="15"/>
+                <w:szCs w:val="15"/>
               </w:rPr>
               <w:t xml:space="preserve">ARP.10.4.4.1 — Tatille ilgili hedef sözcükleri kullanır.</w:t>
             </w:r>
@@ -8796,19 +8600,19 @@
           </w:tcPr>
           <w:p>
             <w:pPr>
-              <w:spacing w:after="0" w:line="270"/>
-              <w:jc w:val="center"/>
-            </w:pPr>
-            <w:r>
-              <w:rPr>
-                <w:rFonts w:ascii="Times New Roman" w:cs="Times New Roman" w:eastAsia="Times New Roman" w:hAnsi="Times New Roman"/>
-                <w:b w:val="false"/>
-                <w:bCs w:val="false"/>
-                <w:i w:val="false"/>
-                <w:iCs w:val="false"/>
-                <w:color w:val="111111"/>
-                <w:sz w:val="17"/>
-                <w:szCs w:val="17"/>
+              <w:spacing w:after="0" w:line="220"/>
+              <w:jc w:val="center"/>
+            </w:pPr>
+            <w:r>
+              <w:rPr>
+                <w:rFonts w:ascii="Times New Roman" w:cs="Times New Roman" w:eastAsia="Times New Roman" w:hAnsi="Times New Roman"/>
+                <w:b w:val="false"/>
+                <w:bCs w:val="false"/>
+                <w:i w:val="false"/>
+                <w:iCs w:val="false"/>
+                <w:color w:val="111111"/>
+                <w:sz w:val="15"/>
+                <w:szCs w:val="15"/>
               </w:rPr>
               <w:t xml:space="preserve">Sözcük</w:t>
             </w:r>
@@ -8827,19 +8631,19 @@
           </w:tcPr>
           <w:p>
             <w:pPr>
-              <w:spacing w:after="0" w:line="270"/>
-              <w:jc w:val="center"/>
-            </w:pPr>
-            <w:r>
-              <w:rPr>
-                <w:rFonts w:ascii="Times New Roman" w:cs="Times New Roman" w:eastAsia="Times New Roman" w:hAnsi="Times New Roman"/>
-                <w:b w:val="false"/>
-                <w:bCs w:val="false"/>
-                <w:i w:val="false"/>
-                <w:iCs w:val="false"/>
-                <w:color w:val="111111"/>
-                <w:sz w:val="18"/>
-                <w:szCs w:val="18"/>
+              <w:spacing w:after="0" w:line="220"/>
+              <w:jc w:val="center"/>
+            </w:pPr>
+            <w:r>
+              <w:rPr>
+                <w:rFonts w:ascii="Times New Roman" w:cs="Times New Roman" w:eastAsia="Times New Roman" w:hAnsi="Times New Roman"/>
+                <w:b w:val="false"/>
+                <w:bCs w:val="false"/>
+                <w:i w:val="false"/>
+                <w:iCs w:val="false"/>
+                <w:color w:val="111111"/>
+                <w:sz w:val="16"/>
+                <w:szCs w:val="16"/>
               </w:rPr>
               <w:t xml:space="preserve">12</w:t>
             </w:r>
@@ -8860,7 +8664,7 @@
           </w:tcPr>
           <w:p>
             <w:pPr>
-              <w:spacing w:after="0" w:line="270"/>
+              <w:spacing w:after="0" w:line="220"/>
               <w:jc w:val="center"/>
             </w:pPr>
             <w:r>
@@ -8871,8 +8675,8 @@
                 <w:i w:val="false"/>
                 <w:iCs w:val="false"/>
                 <w:color w:val="111111"/>
-                <w:sz w:val="18"/>
-                <w:szCs w:val="18"/>
+                <w:sz w:val="16"/>
+                <w:szCs w:val="16"/>
               </w:rPr>
               <w:t xml:space="preserve">2</w:t>
             </w:r>
@@ -8891,18 +8695,18 @@
           </w:tcPr>
           <w:p>
             <w:pPr>
-              <w:spacing w:after="0" w:line="270"/>
-            </w:pPr>
-            <w:r>
-              <w:rPr>
-                <w:rFonts w:ascii="Times New Roman" w:cs="Times New Roman" w:eastAsia="Times New Roman" w:hAnsi="Times New Roman"/>
-                <w:b w:val="false"/>
-                <w:bCs w:val="false"/>
-                <w:i w:val="false"/>
-                <w:iCs w:val="false"/>
-                <w:color w:val="111111"/>
-                <w:sz w:val="17"/>
-                <w:szCs w:val="17"/>
+              <w:spacing w:after="0" w:line="220"/>
+            </w:pPr>
+            <w:r>
+              <w:rPr>
+                <w:rFonts w:ascii="Times New Roman" w:cs="Times New Roman" w:eastAsia="Times New Roman" w:hAnsi="Times New Roman"/>
+                <w:b w:val="false"/>
+                <w:bCs w:val="false"/>
+                <w:i w:val="false"/>
+                <w:iCs w:val="false"/>
+                <w:color w:val="111111"/>
+                <w:sz w:val="15"/>
+                <w:szCs w:val="15"/>
               </w:rPr>
               <w:t xml:space="preserve">ARP.10.4.6.2 — Yazı modelinden yararlanarak cümle kurar.</w:t>
             </w:r>
@@ -8921,19 +8725,19 @@
           </w:tcPr>
           <w:p>
             <w:pPr>
-              <w:spacing w:after="0" w:line="270"/>
-              <w:jc w:val="center"/>
-            </w:pPr>
-            <w:r>
-              <w:rPr>
-                <w:rFonts w:ascii="Times New Roman" w:cs="Times New Roman" w:eastAsia="Times New Roman" w:hAnsi="Times New Roman"/>
-                <w:b w:val="false"/>
-                <w:bCs w:val="false"/>
-                <w:i w:val="false"/>
-                <w:iCs w:val="false"/>
-                <w:color w:val="111111"/>
-                <w:sz w:val="17"/>
-                <w:szCs w:val="17"/>
+              <w:spacing w:after="0" w:line="220"/>
+              <w:jc w:val="center"/>
+            </w:pPr>
+            <w:r>
+              <w:rPr>
+                <w:rFonts w:ascii="Times New Roman" w:cs="Times New Roman" w:eastAsia="Times New Roman" w:hAnsi="Times New Roman"/>
+                <w:b w:val="false"/>
+                <w:bCs w:val="false"/>
+                <w:i w:val="false"/>
+                <w:iCs w:val="false"/>
+                <w:color w:val="111111"/>
+                <w:sz w:val="15"/>
+                <w:szCs w:val="15"/>
               </w:rPr>
               <w:t xml:space="preserve">Yazma</w:t>
             </w:r>
@@ -8952,19 +8756,19 @@
           </w:tcPr>
           <w:p>
             <w:pPr>
-              <w:spacing w:after="0" w:line="270"/>
-              <w:jc w:val="center"/>
-            </w:pPr>
-            <w:r>
-              <w:rPr>
-                <w:rFonts w:ascii="Times New Roman" w:cs="Times New Roman" w:eastAsia="Times New Roman" w:hAnsi="Times New Roman"/>
-                <w:b w:val="false"/>
-                <w:bCs w:val="false"/>
-                <w:i w:val="false"/>
-                <w:iCs w:val="false"/>
-                <w:color w:val="111111"/>
-                <w:sz w:val="18"/>
-                <w:szCs w:val="18"/>
+              <w:spacing w:after="0" w:line="220"/>
+              <w:jc w:val="center"/>
+            </w:pPr>
+            <w:r>
+              <w:rPr>
+                <w:rFonts w:ascii="Times New Roman" w:cs="Times New Roman" w:eastAsia="Times New Roman" w:hAnsi="Times New Roman"/>
+                <w:b w:val="false"/>
+                <w:bCs w:val="false"/>
+                <w:i w:val="false"/>
+                <w:iCs w:val="false"/>
+                <w:color w:val="111111"/>
+                <w:sz w:val="16"/>
+                <w:szCs w:val="16"/>
               </w:rPr>
               <w:t xml:space="preserve">12</w:t>
             </w:r>
@@ -8985,7 +8789,7 @@
           </w:tcPr>
           <w:p>
             <w:pPr>
-              <w:spacing w:after="0" w:line="270"/>
+              <w:spacing w:after="0" w:line="220"/>
               <w:jc w:val="center"/>
             </w:pPr>
             <w:r>
@@ -8996,8 +8800,8 @@
                 <w:i w:val="false"/>
                 <w:iCs w:val="false"/>
                 <w:color w:val="111111"/>
-                <w:sz w:val="18"/>
-                <w:szCs w:val="18"/>
+                <w:sz w:val="16"/>
+                <w:szCs w:val="16"/>
               </w:rPr>
               <w:t xml:space="preserve">3</w:t>
             </w:r>
@@ -9016,18 +8820,18 @@
           </w:tcPr>
           <w:p>
             <w:pPr>
-              <w:spacing w:after="0" w:line="270"/>
-            </w:pPr>
-            <w:r>
-              <w:rPr>
-                <w:rFonts w:ascii="Times New Roman" w:cs="Times New Roman" w:eastAsia="Times New Roman" w:hAnsi="Times New Roman"/>
-                <w:b w:val="false"/>
-                <w:bCs w:val="false"/>
-                <w:i w:val="false"/>
-                <w:iCs w:val="false"/>
-                <w:color w:val="111111"/>
-                <w:sz w:val="17"/>
-                <w:szCs w:val="17"/>
+              <w:spacing w:after="0" w:line="220"/>
+            </w:pPr>
+            <w:r>
+              <w:rPr>
+                <w:rFonts w:ascii="Times New Roman" w:cs="Times New Roman" w:eastAsia="Times New Roman" w:hAnsi="Times New Roman"/>
+                <w:b w:val="false"/>
+                <w:bCs w:val="false"/>
+                <w:i w:val="false"/>
+                <w:iCs w:val="false"/>
+                <w:color w:val="111111"/>
+                <w:sz w:val="15"/>
+                <w:szCs w:val="15"/>
               </w:rPr>
               <w:t xml:space="preserve">ARP.10.4.4.1 — Tatille ilgili hedef sözcükleri kullanır.</w:t>
             </w:r>
@@ -9046,19 +8850,19 @@
           </w:tcPr>
           <w:p>
             <w:pPr>
-              <w:spacing w:after="0" w:line="270"/>
-              <w:jc w:val="center"/>
-            </w:pPr>
-            <w:r>
-              <w:rPr>
-                <w:rFonts w:ascii="Times New Roman" w:cs="Times New Roman" w:eastAsia="Times New Roman" w:hAnsi="Times New Roman"/>
-                <w:b w:val="false"/>
-                <w:bCs w:val="false"/>
-                <w:i w:val="false"/>
-                <w:iCs w:val="false"/>
-                <w:color w:val="111111"/>
-                <w:sz w:val="17"/>
-                <w:szCs w:val="17"/>
+              <w:spacing w:after="0" w:line="220"/>
+              <w:jc w:val="center"/>
+            </w:pPr>
+            <w:r>
+              <w:rPr>
+                <w:rFonts w:ascii="Times New Roman" w:cs="Times New Roman" w:eastAsia="Times New Roman" w:hAnsi="Times New Roman"/>
+                <w:b w:val="false"/>
+                <w:bCs w:val="false"/>
+                <w:i w:val="false"/>
+                <w:iCs w:val="false"/>
+                <w:color w:val="111111"/>
+                <w:sz w:val="15"/>
+                <w:szCs w:val="15"/>
               </w:rPr>
               <w:t xml:space="preserve">Sözcük</w:t>
             </w:r>
@@ -9077,19 +8881,19 @@
           </w:tcPr>
           <w:p>
             <w:pPr>
-              <w:spacing w:after="0" w:line="270"/>
-              <w:jc w:val="center"/>
-            </w:pPr>
-            <w:r>
-              <w:rPr>
-                <w:rFonts w:ascii="Times New Roman" w:cs="Times New Roman" w:eastAsia="Times New Roman" w:hAnsi="Times New Roman"/>
-                <w:b w:val="false"/>
-                <w:bCs w:val="false"/>
-                <w:i w:val="false"/>
-                <w:iCs w:val="false"/>
-                <w:color w:val="111111"/>
-                <w:sz w:val="18"/>
-                <w:szCs w:val="18"/>
+              <w:spacing w:after="0" w:line="220"/>
+              <w:jc w:val="center"/>
+            </w:pPr>
+            <w:r>
+              <w:rPr>
+                <w:rFonts w:ascii="Times New Roman" w:cs="Times New Roman" w:eastAsia="Times New Roman" w:hAnsi="Times New Roman"/>
+                <w:b w:val="false"/>
+                <w:bCs w:val="false"/>
+                <w:i w:val="false"/>
+                <w:iCs w:val="false"/>
+                <w:color w:val="111111"/>
+                <w:sz w:val="16"/>
+                <w:szCs w:val="16"/>
               </w:rPr>
               <w:t xml:space="preserve">12</w:t>
             </w:r>
@@ -9110,7 +8914,7 @@
           </w:tcPr>
           <w:p>
             <w:pPr>
-              <w:spacing w:after="0" w:line="270"/>
+              <w:spacing w:after="0" w:line="220"/>
               <w:jc w:val="center"/>
             </w:pPr>
             <w:r>
@@ -9121,8 +8925,8 @@
                 <w:i w:val="false"/>
                 <w:iCs w:val="false"/>
                 <w:color w:val="111111"/>
-                <w:sz w:val="18"/>
-                <w:szCs w:val="18"/>
+                <w:sz w:val="16"/>
+                <w:szCs w:val="16"/>
               </w:rPr>
               <w:t xml:space="preserve">4</w:t>
             </w:r>
@@ -9141,18 +8945,18 @@
           </w:tcPr>
           <w:p>
             <w:pPr>
-              <w:spacing w:after="0" w:line="270"/>
-            </w:pPr>
-            <w:r>
-              <w:rPr>
-                <w:rFonts w:ascii="Times New Roman" w:cs="Times New Roman" w:eastAsia="Times New Roman" w:hAnsi="Times New Roman"/>
-                <w:b w:val="false"/>
-                <w:bCs w:val="false"/>
-                <w:i w:val="false"/>
-                <w:iCs w:val="false"/>
-                <w:color w:val="111111"/>
-                <w:sz w:val="17"/>
-                <w:szCs w:val="17"/>
+              <w:spacing w:after="0" w:line="220"/>
+            </w:pPr>
+            <w:r>
+              <w:rPr>
+                <w:rFonts w:ascii="Times New Roman" w:cs="Times New Roman" w:eastAsia="Times New Roman" w:hAnsi="Times New Roman"/>
+                <w:b w:val="false"/>
+                <w:bCs w:val="false"/>
+                <w:i w:val="false"/>
+                <w:iCs w:val="false"/>
+                <w:color w:val="111111"/>
+                <w:sz w:val="15"/>
+                <w:szCs w:val="15"/>
               </w:rPr>
               <w:t xml:space="preserve">ARP.10.4.3.1 — Hedef dil yapılarını bağlam içinde kullanır.</w:t>
             </w:r>
@@ -9171,19 +8975,19 @@
           </w:tcPr>
           <w:p>
             <w:pPr>
-              <w:spacing w:after="0" w:line="270"/>
-              <w:jc w:val="center"/>
-            </w:pPr>
-            <w:r>
-              <w:rPr>
-                <w:rFonts w:ascii="Times New Roman" w:cs="Times New Roman" w:eastAsia="Times New Roman" w:hAnsi="Times New Roman"/>
-                <w:b w:val="false"/>
-                <w:bCs w:val="false"/>
-                <w:i w:val="false"/>
-                <w:iCs w:val="false"/>
-                <w:color w:val="111111"/>
-                <w:sz w:val="17"/>
-                <w:szCs w:val="17"/>
+              <w:spacing w:after="0" w:line="220"/>
+              <w:jc w:val="center"/>
+            </w:pPr>
+            <w:r>
+              <w:rPr>
+                <w:rFonts w:ascii="Times New Roman" w:cs="Times New Roman" w:eastAsia="Times New Roman" w:hAnsi="Times New Roman"/>
+                <w:b w:val="false"/>
+                <w:bCs w:val="false"/>
+                <w:i w:val="false"/>
+                <w:iCs w:val="false"/>
+                <w:color w:val="111111"/>
+                <w:sz w:val="15"/>
+                <w:szCs w:val="15"/>
               </w:rPr>
               <w:t xml:space="preserve">Dil Bilgisi</w:t>
             </w:r>
@@ -9202,19 +9006,19 @@
           </w:tcPr>
           <w:p>
             <w:pPr>
-              <w:spacing w:after="0" w:line="270"/>
-              <w:jc w:val="center"/>
-            </w:pPr>
-            <w:r>
-              <w:rPr>
-                <w:rFonts w:ascii="Times New Roman" w:cs="Times New Roman" w:eastAsia="Times New Roman" w:hAnsi="Times New Roman"/>
-                <w:b w:val="false"/>
-                <w:bCs w:val="false"/>
-                <w:i w:val="false"/>
-                <w:iCs w:val="false"/>
-                <w:color w:val="111111"/>
-                <w:sz w:val="18"/>
-                <w:szCs w:val="18"/>
+              <w:spacing w:after="0" w:line="220"/>
+              <w:jc w:val="center"/>
+            </w:pPr>
+            <w:r>
+              <w:rPr>
+                <w:rFonts w:ascii="Times New Roman" w:cs="Times New Roman" w:eastAsia="Times New Roman" w:hAnsi="Times New Roman"/>
+                <w:b w:val="false"/>
+                <w:bCs w:val="false"/>
+                <w:i w:val="false"/>
+                <w:iCs w:val="false"/>
+                <w:color w:val="111111"/>
+                <w:sz w:val="16"/>
+                <w:szCs w:val="16"/>
               </w:rPr>
               <w:t xml:space="preserve">14</w:t>
             </w:r>
@@ -9235,7 +9039,7 @@
           </w:tcPr>
           <w:p>
             <w:pPr>
-              <w:spacing w:after="0" w:line="270"/>
+              <w:spacing w:after="0" w:line="220"/>
               <w:jc w:val="center"/>
             </w:pPr>
             <w:r>
@@ -9246,8 +9050,8 @@
                 <w:i w:val="false"/>
                 <w:iCs w:val="false"/>
                 <w:color w:val="111111"/>
-                <w:sz w:val="18"/>
-                <w:szCs w:val="18"/>
+                <w:sz w:val="16"/>
+                <w:szCs w:val="16"/>
               </w:rPr>
               <w:t xml:space="preserve">5</w:t>
             </w:r>
@@ -9266,18 +9070,18 @@
           </w:tcPr>
           <w:p>
             <w:pPr>
-              <w:spacing w:after="0" w:line="270"/>
-            </w:pPr>
-            <w:r>
-              <w:rPr>
-                <w:rFonts w:ascii="Times New Roman" w:cs="Times New Roman" w:eastAsia="Times New Roman" w:hAnsi="Times New Roman"/>
-                <w:b w:val="false"/>
-                <w:bCs w:val="false"/>
-                <w:i w:val="false"/>
-                <w:iCs w:val="false"/>
-                <w:color w:val="111111"/>
-                <w:sz w:val="17"/>
-                <w:szCs w:val="17"/>
+              <w:spacing w:after="0" w:line="220"/>
+            </w:pPr>
+            <w:r>
+              <w:rPr>
+                <w:rFonts w:ascii="Times New Roman" w:cs="Times New Roman" w:eastAsia="Times New Roman" w:hAnsi="Times New Roman"/>
+                <w:b w:val="false"/>
+                <w:bCs w:val="false"/>
+                <w:i w:val="false"/>
+                <w:iCs w:val="false"/>
+                <w:color w:val="111111"/>
+                <w:sz w:val="15"/>
+                <w:szCs w:val="15"/>
               </w:rPr>
               <w:t xml:space="preserve">ARP.10.4.3.1 — Hedef dil yapılarının işlevini ayırt eder.</w:t>
             </w:r>
@@ -9296,19 +9100,19 @@
           </w:tcPr>
           <w:p>
             <w:pPr>
-              <w:spacing w:after="0" w:line="270"/>
-              <w:jc w:val="center"/>
-            </w:pPr>
-            <w:r>
-              <w:rPr>
-                <w:rFonts w:ascii="Times New Roman" w:cs="Times New Roman" w:eastAsia="Times New Roman" w:hAnsi="Times New Roman"/>
-                <w:b w:val="false"/>
-                <w:bCs w:val="false"/>
-                <w:i w:val="false"/>
-                <w:iCs w:val="false"/>
-                <w:color w:val="111111"/>
-                <w:sz w:val="17"/>
-                <w:szCs w:val="17"/>
+              <w:spacing w:after="0" w:line="220"/>
+              <w:jc w:val="center"/>
+            </w:pPr>
+            <w:r>
+              <w:rPr>
+                <w:rFonts w:ascii="Times New Roman" w:cs="Times New Roman" w:eastAsia="Times New Roman" w:hAnsi="Times New Roman"/>
+                <w:b w:val="false"/>
+                <w:bCs w:val="false"/>
+                <w:i w:val="false"/>
+                <w:iCs w:val="false"/>
+                <w:color w:val="111111"/>
+                <w:sz w:val="15"/>
+                <w:szCs w:val="15"/>
               </w:rPr>
               <w:t xml:space="preserve">Dil Bilgisi</w:t>
             </w:r>
@@ -9327,19 +9131,19 @@
           </w:tcPr>
           <w:p>
             <w:pPr>
-              <w:spacing w:after="0" w:line="270"/>
-              <w:jc w:val="center"/>
-            </w:pPr>
-            <w:r>
-              <w:rPr>
-                <w:rFonts w:ascii="Times New Roman" w:cs="Times New Roman" w:eastAsia="Times New Roman" w:hAnsi="Times New Roman"/>
-                <w:b w:val="false"/>
-                <w:bCs w:val="false"/>
-                <w:i w:val="false"/>
-                <w:iCs w:val="false"/>
-                <w:color w:val="111111"/>
-                <w:sz w:val="18"/>
-                <w:szCs w:val="18"/>
+              <w:spacing w:after="0" w:line="220"/>
+              <w:jc w:val="center"/>
+            </w:pPr>
+            <w:r>
+              <w:rPr>
+                <w:rFonts w:ascii="Times New Roman" w:cs="Times New Roman" w:eastAsia="Times New Roman" w:hAnsi="Times New Roman"/>
+                <w:b w:val="false"/>
+                <w:bCs w:val="false"/>
+                <w:i w:val="false"/>
+                <w:iCs w:val="false"/>
+                <w:color w:val="111111"/>
+                <w:sz w:val="16"/>
+                <w:szCs w:val="16"/>
               </w:rPr>
               <w:t xml:space="preserve">15</w:t>
             </w:r>
@@ -9360,7 +9164,7 @@
           </w:tcPr>
           <w:p>
             <w:pPr>
-              <w:spacing w:after="0" w:line="270"/>
+              <w:spacing w:after="0" w:line="220"/>
               <w:jc w:val="center"/>
             </w:pPr>
             <w:r>
@@ -9371,8 +9175,8 @@
                 <w:i w:val="false"/>
                 <w:iCs w:val="false"/>
                 <w:color w:val="111111"/>
-                <w:sz w:val="18"/>
-                <w:szCs w:val="18"/>
+                <w:sz w:val="16"/>
+                <w:szCs w:val="16"/>
               </w:rPr>
               <w:t xml:space="preserve">6</w:t>
             </w:r>
@@ -9391,18 +9195,18 @@
           </w:tcPr>
           <w:p>
             <w:pPr>
-              <w:spacing w:after="0" w:line="270"/>
-            </w:pPr>
-            <w:r>
-              <w:rPr>
-                <w:rFonts w:ascii="Times New Roman" w:cs="Times New Roman" w:eastAsia="Times New Roman" w:hAnsi="Times New Roman"/>
-                <w:b w:val="false"/>
-                <w:bCs w:val="false"/>
-                <w:i w:val="false"/>
-                <w:iCs w:val="false"/>
-                <w:color w:val="111111"/>
-                <w:sz w:val="17"/>
-                <w:szCs w:val="17"/>
+              <w:spacing w:after="0" w:line="220"/>
+            </w:pPr>
+            <w:r>
+              <w:rPr>
+                <w:rFonts w:ascii="Times New Roman" w:cs="Times New Roman" w:eastAsia="Times New Roman" w:hAnsi="Times New Roman"/>
+                <w:b w:val="false"/>
+                <w:bCs w:val="false"/>
+                <w:i w:val="false"/>
+                <w:iCs w:val="false"/>
+                <w:color w:val="111111"/>
+                <w:sz w:val="15"/>
+                <w:szCs w:val="15"/>
               </w:rPr>
               <w:t xml:space="preserve">ARP.10.4.3.1 — Cümledeki dil bilgisi yanlışlarını fark eder.</w:t>
             </w:r>
@@ -9421,19 +9225,19 @@
           </w:tcPr>
           <w:p>
             <w:pPr>
-              <w:spacing w:after="0" w:line="270"/>
-              <w:jc w:val="center"/>
-            </w:pPr>
-            <w:r>
-              <w:rPr>
-                <w:rFonts w:ascii="Times New Roman" w:cs="Times New Roman" w:eastAsia="Times New Roman" w:hAnsi="Times New Roman"/>
-                <w:b w:val="false"/>
-                <w:bCs w:val="false"/>
-                <w:i w:val="false"/>
-                <w:iCs w:val="false"/>
-                <w:color w:val="111111"/>
-                <w:sz w:val="17"/>
-                <w:szCs w:val="17"/>
+              <w:spacing w:after="0" w:line="220"/>
+              <w:jc w:val="center"/>
+            </w:pPr>
+            <w:r>
+              <w:rPr>
+                <w:rFonts w:ascii="Times New Roman" w:cs="Times New Roman" w:eastAsia="Times New Roman" w:hAnsi="Times New Roman"/>
+                <w:b w:val="false"/>
+                <w:bCs w:val="false"/>
+                <w:i w:val="false"/>
+                <w:iCs w:val="false"/>
+                <w:color w:val="111111"/>
+                <w:sz w:val="15"/>
+                <w:szCs w:val="15"/>
               </w:rPr>
               <w:t xml:space="preserve">Dil Bilgisi</w:t>
             </w:r>
@@ -9452,19 +9256,19 @@
           </w:tcPr>
           <w:p>
             <w:pPr>
-              <w:spacing w:after="0" w:line="270"/>
-              <w:jc w:val="center"/>
-            </w:pPr>
-            <w:r>
-              <w:rPr>
-                <w:rFonts w:ascii="Times New Roman" w:cs="Times New Roman" w:eastAsia="Times New Roman" w:hAnsi="Times New Roman"/>
-                <w:b w:val="false"/>
-                <w:bCs w:val="false"/>
-                <w:i w:val="false"/>
-                <w:iCs w:val="false"/>
-                <w:color w:val="111111"/>
-                <w:sz w:val="18"/>
-                <w:szCs w:val="18"/>
+              <w:spacing w:after="0" w:line="220"/>
+              <w:jc w:val="center"/>
+            </w:pPr>
+            <w:r>
+              <w:rPr>
+                <w:rFonts w:ascii="Times New Roman" w:cs="Times New Roman" w:eastAsia="Times New Roman" w:hAnsi="Times New Roman"/>
+                <w:b w:val="false"/>
+                <w:bCs w:val="false"/>
+                <w:i w:val="false"/>
+                <w:iCs w:val="false"/>
+                <w:color w:val="111111"/>
+                <w:sz w:val="16"/>
+                <w:szCs w:val="16"/>
               </w:rPr>
               <w:t xml:space="preserve">10</w:t>
             </w:r>
@@ -9485,7 +9289,7 @@
           </w:tcPr>
           <w:p>
             <w:pPr>
-              <w:spacing w:after="0" w:line="270"/>
+              <w:spacing w:after="0" w:line="220"/>
               <w:jc w:val="center"/>
             </w:pPr>
             <w:r>
@@ -9496,8 +9300,8 @@
                 <w:i w:val="false"/>
                 <w:iCs w:val="false"/>
                 <w:color w:val="111111"/>
-                <w:sz w:val="18"/>
-                <w:szCs w:val="18"/>
+                <w:sz w:val="16"/>
+                <w:szCs w:val="16"/>
               </w:rPr>
               <w:t xml:space="preserve">7</w:t>
             </w:r>
@@ -9516,18 +9320,18 @@
           </w:tcPr>
           <w:p>
             <w:pPr>
-              <w:spacing w:after="0" w:line="270"/>
-            </w:pPr>
-            <w:r>
-              <w:rPr>
-                <w:rFonts w:ascii="Times New Roman" w:cs="Times New Roman" w:eastAsia="Times New Roman" w:hAnsi="Times New Roman"/>
-                <w:b w:val="false"/>
-                <w:bCs w:val="false"/>
-                <w:i w:val="false"/>
-                <w:iCs w:val="false"/>
-                <w:color w:val="111111"/>
-                <w:sz w:val="17"/>
-                <w:szCs w:val="17"/>
+              <w:spacing w:after="0" w:line="220"/>
+            </w:pPr>
+            <w:r>
+              <w:rPr>
+                <w:rFonts w:ascii="Times New Roman" w:cs="Times New Roman" w:eastAsia="Times New Roman" w:hAnsi="Times New Roman"/>
+                <w:b w:val="false"/>
+                <w:bCs w:val="false"/>
+                <w:i w:val="false"/>
+                <w:iCs w:val="false"/>
+                <w:color w:val="111111"/>
+                <w:sz w:val="15"/>
+                <w:szCs w:val="15"/>
               </w:rPr>
               <w:t xml:space="preserve">ARP.10.4.3.1 — Sözcüklerden kurallı cümle kurar.</w:t>
             </w:r>
@@ -9546,19 +9350,19 @@
           </w:tcPr>
           <w:p>
             <w:pPr>
-              <w:spacing w:after="0" w:line="270"/>
-              <w:jc w:val="center"/>
-            </w:pPr>
-            <w:r>
-              <w:rPr>
-                <w:rFonts w:ascii="Times New Roman" w:cs="Times New Roman" w:eastAsia="Times New Roman" w:hAnsi="Times New Roman"/>
-                <w:b w:val="false"/>
-                <w:bCs w:val="false"/>
-                <w:i w:val="false"/>
-                <w:iCs w:val="false"/>
-                <w:color w:val="111111"/>
-                <w:sz w:val="17"/>
-                <w:szCs w:val="17"/>
+              <w:spacing w:after="0" w:line="220"/>
+              <w:jc w:val="center"/>
+            </w:pPr>
+            <w:r>
+              <w:rPr>
+                <w:rFonts w:ascii="Times New Roman" w:cs="Times New Roman" w:eastAsia="Times New Roman" w:hAnsi="Times New Roman"/>
+                <w:b w:val="false"/>
+                <w:bCs w:val="false"/>
+                <w:i w:val="false"/>
+                <w:iCs w:val="false"/>
+                <w:color w:val="111111"/>
+                <w:sz w:val="15"/>
+                <w:szCs w:val="15"/>
               </w:rPr>
               <w:t xml:space="preserve">Dil Bilgisi</w:t>
             </w:r>
@@ -9577,19 +9381,19 @@
           </w:tcPr>
           <w:p>
             <w:pPr>
-              <w:spacing w:after="0" w:line="270"/>
-              <w:jc w:val="center"/>
-            </w:pPr>
-            <w:r>
-              <w:rPr>
-                <w:rFonts w:ascii="Times New Roman" w:cs="Times New Roman" w:eastAsia="Times New Roman" w:hAnsi="Times New Roman"/>
-                <w:b w:val="false"/>
-                <w:bCs w:val="false"/>
-                <w:i w:val="false"/>
-                <w:iCs w:val="false"/>
-                <w:color w:val="111111"/>
-                <w:sz w:val="18"/>
-                <w:szCs w:val="18"/>
+              <w:spacing w:after="0" w:line="220"/>
+              <w:jc w:val="center"/>
+            </w:pPr>
+            <w:r>
+              <w:rPr>
+                <w:rFonts w:ascii="Times New Roman" w:cs="Times New Roman" w:eastAsia="Times New Roman" w:hAnsi="Times New Roman"/>
+                <w:b w:val="false"/>
+                <w:bCs w:val="false"/>
+                <w:i w:val="false"/>
+                <w:iCs w:val="false"/>
+                <w:color w:val="111111"/>
+                <w:sz w:val="16"/>
+                <w:szCs w:val="16"/>
               </w:rPr>
               <w:t xml:space="preserve">10</w:t>
             </w:r>
@@ -9610,7 +9414,7 @@
           </w:tcPr>
           <w:p>
             <w:pPr>
-              <w:spacing w:after="0" w:line="270"/>
+              <w:spacing w:after="0" w:line="220"/>
               <w:jc w:val="center"/>
             </w:pPr>
             <w:r>
@@ -9621,8 +9425,8 @@
                 <w:i w:val="false"/>
                 <w:iCs w:val="false"/>
                 <w:color w:val="111111"/>
-                <w:sz w:val="18"/>
-                <w:szCs w:val="18"/>
+                <w:sz w:val="16"/>
+                <w:szCs w:val="16"/>
               </w:rPr>
               <w:t xml:space="preserve">8</w:t>
             </w:r>
@@ -9641,18 +9445,18 @@
           </w:tcPr>
           <w:p>
             <w:pPr>
-              <w:spacing w:after="0" w:line="270"/>
-            </w:pPr>
-            <w:r>
-              <w:rPr>
-                <w:rFonts w:ascii="Times New Roman" w:cs="Times New Roman" w:eastAsia="Times New Roman" w:hAnsi="Times New Roman"/>
-                <w:b w:val="false"/>
-                <w:bCs w:val="false"/>
-                <w:i w:val="false"/>
-                <w:iCs w:val="false"/>
-                <w:color w:val="111111"/>
-                <w:sz w:val="17"/>
-                <w:szCs w:val="17"/>
+              <w:spacing w:after="0" w:line="220"/>
+            </w:pPr>
+            <w:r>
+              <w:rPr>
+                <w:rFonts w:ascii="Times New Roman" w:cs="Times New Roman" w:eastAsia="Times New Roman" w:hAnsi="Times New Roman"/>
+                <w:b w:val="false"/>
+                <w:bCs w:val="false"/>
+                <w:i w:val="false"/>
+                <w:iCs w:val="false"/>
+                <w:color w:val="111111"/>
+                <w:sz w:val="15"/>
+                <w:szCs w:val="15"/>
               </w:rPr>
               <w:t xml:space="preserve">ARP.10.4.6.3 — Yazılarında içerik oluşturur.</w:t>
             </w:r>
@@ -9671,19 +9475,19 @@
           </w:tcPr>
           <w:p>
             <w:pPr>
-              <w:spacing w:after="0" w:line="270"/>
-              <w:jc w:val="center"/>
-            </w:pPr>
-            <w:r>
-              <w:rPr>
-                <w:rFonts w:ascii="Times New Roman" w:cs="Times New Roman" w:eastAsia="Times New Roman" w:hAnsi="Times New Roman"/>
-                <w:b w:val="false"/>
-                <w:bCs w:val="false"/>
-                <w:i w:val="false"/>
-                <w:iCs w:val="false"/>
-                <w:color w:val="111111"/>
-                <w:sz w:val="17"/>
-                <w:szCs w:val="17"/>
+              <w:spacing w:after="0" w:line="220"/>
+              <w:jc w:val="center"/>
+            </w:pPr>
+            <w:r>
+              <w:rPr>
+                <w:rFonts w:ascii="Times New Roman" w:cs="Times New Roman" w:eastAsia="Times New Roman" w:hAnsi="Times New Roman"/>
+                <w:b w:val="false"/>
+                <w:bCs w:val="false"/>
+                <w:i w:val="false"/>
+                <w:iCs w:val="false"/>
+                <w:color w:val="111111"/>
+                <w:sz w:val="15"/>
+                <w:szCs w:val="15"/>
               </w:rPr>
               <w:t xml:space="preserve">Yazma</w:t>
             </w:r>
@@ -9702,19 +9506,19 @@
           </w:tcPr>
           <w:p>
             <w:pPr>
-              <w:spacing w:after="0" w:line="270"/>
-              <w:jc w:val="center"/>
-            </w:pPr>
-            <w:r>
-              <w:rPr>
-                <w:rFonts w:ascii="Times New Roman" w:cs="Times New Roman" w:eastAsia="Times New Roman" w:hAnsi="Times New Roman"/>
-                <w:b w:val="false"/>
-                <w:bCs w:val="false"/>
-                <w:i w:val="false"/>
-                <w:iCs w:val="false"/>
-                <w:color w:val="111111"/>
-                <w:sz w:val="18"/>
-                <w:szCs w:val="18"/>
+              <w:spacing w:after="0" w:line="220"/>
+              <w:jc w:val="center"/>
+            </w:pPr>
+            <w:r>
+              <w:rPr>
+                <w:rFonts w:ascii="Times New Roman" w:cs="Times New Roman" w:eastAsia="Times New Roman" w:hAnsi="Times New Roman"/>
+                <w:b w:val="false"/>
+                <w:bCs w:val="false"/>
+                <w:i w:val="false"/>
+                <w:iCs w:val="false"/>
+                <w:color w:val="111111"/>
+                <w:sz w:val="16"/>
+                <w:szCs w:val="16"/>
               </w:rPr>
               <w:t xml:space="preserve">15</w:t>
             </w:r>
@@ -9724,7 +9528,7 @@
     </w:tbl>
     <w:p>
       <w:pPr>
-        <w:spacing w:after="60"/>
+        <w:spacing w:after="24"/>
       </w:pPr>
       <w:r>
         <w:rPr>
@@ -9734,8 +9538,8 @@
           <w:i w:val="false"/>
           <w:iCs w:val="false"/>
           <w:color w:val="111111"/>
-          <w:sz w:val="21"/>
-          <w:szCs w:val="21"/>
+          <w:sz w:val="18"/>
+          <w:szCs w:val="18"/>
         </w:rPr>
         <w:t xml:space="preserve"/>
       </w:r>
@@ -9779,44 +9583,26 @@
           </w:tcPr>
           <w:p>
             <w:pPr>
-              <w:spacing w:after="0" w:line="120"/>
-            </w:pPr>
-            <w:r>
-              <w:rPr>
-                <w:rFonts w:ascii="Times New Roman" w:cs="Times New Roman" w:eastAsia="Times New Roman" w:hAnsi="Times New Roman"/>
-                <w:b w:val="false"/>
-                <w:bCs w:val="false"/>
-                <w:i w:val="false"/>
-                <w:iCs w:val="false"/>
-                <w:color w:val="111111"/>
-                <w:sz w:val="6"/>
-                <w:szCs w:val="6"/>
-              </w:rPr>
-              <w:t xml:space="preserve"/>
-            </w:r>
-          </w:p>
-          <w:p>
-            <w:pPr>
-              <w:spacing w:after="25"/>
-              <w:jc w:val="center"/>
-            </w:pPr>
-            <w:r>
-              <w:rPr>
-                <w:rFonts w:ascii="Times New Roman" w:cs="Times New Roman" w:eastAsia="Times New Roman" w:hAnsi="Times New Roman"/>
-                <w:b w:val="false"/>
-                <w:bCs w:val="false"/>
-                <w:i w:val="false"/>
-                <w:iCs w:val="false"/>
-                <w:color w:val="111111"/>
-                <w:sz w:val="19"/>
-                <w:szCs w:val="19"/>
+              <w:spacing w:after="10"/>
+              <w:jc w:val="center"/>
+            </w:pPr>
+            <w:r>
+              <w:rPr>
+                <w:rFonts w:ascii="Times New Roman" w:cs="Times New Roman" w:eastAsia="Times New Roman" w:hAnsi="Times New Roman"/>
+                <w:b w:val="false"/>
+                <w:bCs w:val="false"/>
+                <w:i w:val="false"/>
+                <w:iCs w:val="false"/>
+                <w:color w:val="111111"/>
+                <w:sz w:val="17"/>
+                <w:szCs w:val="17"/>
               </w:rPr>
               <w:t xml:space="preserve">……………………………………</w:t>
             </w:r>
           </w:p>
           <w:p>
             <w:pPr>
-              <w:spacing w:after="8"/>
+              <w:spacing w:after="3"/>
               <w:jc w:val="center"/>
             </w:pPr>
             <w:r>
@@ -9827,8 +9613,8 @@
                 <w:i w:val="false"/>
                 <w:iCs w:val="false"/>
                 <w:color w:val="111111"/>
-                <w:sz w:val="19"/>
-                <w:szCs w:val="19"/>
+                <w:sz w:val="17"/>
+                <w:szCs w:val="17"/>
               </w:rPr>
               <w:t xml:space="preserve">Ders Öğretmeni</w:t>
             </w:r>
@@ -9846,8 +9632,8 @@
                 <w:i w:val="false"/>
                 <w:iCs w:val="false"/>
                 <w:color w:val="55636F"/>
-                <w:sz w:val="17"/>
-                <w:szCs w:val="17"/>
+                <w:sz w:val="15"/>
+                <w:szCs w:val="15"/>
               </w:rPr>
               <w:t xml:space="preserve">Arapça</w:t>
             </w:r>
@@ -9882,34 +9668,34 @@
                 <w:i w:val="false"/>
                 <w:iCs w:val="false"/>
                 <w:color w:val="111111"/>
-                <w:sz w:val="6"/>
-                <w:szCs w:val="6"/>
+                <w:sz w:val="12"/>
+                <w:szCs w:val="12"/>
               </w:rPr>
               <w:t xml:space="preserve"/>
             </w:r>
           </w:p>
           <w:p>
             <w:pPr>
-              <w:spacing w:after="25"/>
-              <w:jc w:val="center"/>
-            </w:pPr>
-            <w:r>
-              <w:rPr>
-                <w:rFonts w:ascii="Times New Roman" w:cs="Times New Roman" w:eastAsia="Times New Roman" w:hAnsi="Times New Roman"/>
-                <w:b w:val="false"/>
-                <w:bCs w:val="false"/>
-                <w:i w:val="false"/>
-                <w:iCs w:val="false"/>
-                <w:color w:val="111111"/>
-                <w:sz w:val="19"/>
-                <w:szCs w:val="19"/>
+              <w:spacing w:after="10"/>
+              <w:jc w:val="center"/>
+            </w:pPr>
+            <w:r>
+              <w:rPr>
+                <w:rFonts w:ascii="Times New Roman" w:cs="Times New Roman" w:eastAsia="Times New Roman" w:hAnsi="Times New Roman"/>
+                <w:b w:val="false"/>
+                <w:bCs w:val="false"/>
+                <w:i w:val="false"/>
+                <w:iCs w:val="false"/>
+                <w:color w:val="111111"/>
+                <w:sz w:val="17"/>
+                <w:szCs w:val="17"/>
               </w:rPr>
               <w:t xml:space="preserve">……………………………………</w:t>
             </w:r>
           </w:p>
           <w:p>
             <w:pPr>
-              <w:spacing w:after="8"/>
+              <w:spacing w:after="3"/>
               <w:jc w:val="center"/>
             </w:pPr>
             <w:r>
@@ -9920,8 +9706,8 @@
                 <w:i w:val="false"/>
                 <w:iCs w:val="false"/>
                 <w:color w:val="111111"/>
-                <w:sz w:val="19"/>
-                <w:szCs w:val="19"/>
+                <w:sz w:val="17"/>
+                <w:szCs w:val="17"/>
               </w:rPr>
               <w:t xml:space="preserve">Okul Müdürü</w:t>
             </w:r>
@@ -9939,8 +9725,8 @@
                 <w:i w:val="false"/>
                 <w:iCs w:val="false"/>
                 <w:color w:val="55636F"/>
-                <w:sz w:val="17"/>
-                <w:szCs w:val="17"/>
+                <w:sz w:val="15"/>
+                <w:szCs w:val="15"/>
               </w:rPr>
               <w:t xml:space="preserve"/>
             </w:r>
@@ -9951,7 +9737,7 @@
     <w:sectPr>
       <w:footerReference w:type="default" r:id="rId7"/>
       <w:pgSz w:w="11906" w:h="16838" w:orient="portrait"/>
-      <w:pgMar w:top="1021" w:right="1021" w:bottom="1021" w:left="1021" w:header="708" w:footer="708" w:gutter="0"/>
+      <w:pgMar w:top="480" w:right="480" w:bottom="480" w:left="480" w:header="454" w:footer="400" w:gutter="0"/>
       <w:pgNumType/>
       <w:docGrid w:linePitch="360"/>
     </w:sectPr>

--- a/dosyalar/sinavlar/10-sinif/arapca-10-2d2y-klasik.docx
+++ b/dosyalar/sinavlar/10-sinif/arapca-10-2d2y-klasik.docx
@@ -640,7 +640,7 @@
                 <w:szCs w:val="27"/>
                 <w:rtl/>
               </w:rPr>
-              <w:t xml:space="preserve">اَلْعُطْلَةُ</w:t>
+              <w:t xml:space="preserve">اَلعُطْلَةُ</w:t>
             </w:r>
           </w:p>
         </w:tc>
@@ -736,7 +736,7 @@
                 <w:szCs w:val="27"/>
                 <w:rtl/>
               </w:rPr>
-              <w:t xml:space="preserve">اَلْخُطَّةُ</w:t>
+              <w:t xml:space="preserve">اَلخُطَّةُ</w:t>
             </w:r>
           </w:p>
         </w:tc>
@@ -832,7 +832,7 @@
                 <w:szCs w:val="27"/>
                 <w:rtl/>
               </w:rPr>
-              <w:t xml:space="preserve">اَلشَّاطِئُ</w:t>
+              <w:t xml:space="preserve">اَلشَّاطِئُ</w:t>
             </w:r>
           </w:p>
         </w:tc>
@@ -928,7 +928,7 @@
                 <w:szCs w:val="27"/>
                 <w:rtl/>
               </w:rPr>
-              <w:t xml:space="preserve">اَلْمُخَيَّمُ</w:t>
+              <w:t xml:space="preserve">اَلمُخَيَّمُ</w:t>
             </w:r>
           </w:p>
         </w:tc>
@@ -1024,7 +1024,7 @@
                 <w:szCs w:val="27"/>
                 <w:rtl/>
               </w:rPr>
-              <w:t xml:space="preserve">اَلْمَلَابِسُ</w:t>
+              <w:t xml:space="preserve">اَلمَلَابِسُ</w:t>
             </w:r>
           </w:p>
         </w:tc>
@@ -1120,7 +1120,7 @@
                 <w:szCs w:val="27"/>
                 <w:rtl/>
               </w:rPr>
-              <w:t xml:space="preserve">اَلتَّغْذِيَةُ</w:t>
+              <w:t xml:space="preserve">اَلتَّغْذِيَةُ</w:t>
             </w:r>
           </w:p>
         </w:tc>
@@ -2105,7 +2105,7 @@
                 <w:szCs w:val="25"/>
                 <w:rtl/>
               </w:rPr>
-              <w:t xml:space="preserve">اَلرَّبِيعُ</w:t>
+              <w:t xml:space="preserve">اَلرَّبِيعُ</w:t>
             </w:r>
           </w:p>
         </w:tc>
@@ -2275,7 +2275,7 @@
                 <w:szCs w:val="25"/>
                 <w:rtl/>
               </w:rPr>
-              <w:t xml:space="preserve">اَلْخَرِيفُ</w:t>
+              <w:t xml:space="preserve">اَلخَرِيفُ</w:t>
             </w:r>
           </w:p>
         </w:tc>
@@ -2445,7 +2445,7 @@
                 <w:szCs w:val="25"/>
                 <w:rtl/>
               </w:rPr>
-              <w:t xml:space="preserve">اَلسِّبَاحَةُ</w:t>
+              <w:t xml:space="preserve">اَلسِّبَاحَةُ</w:t>
             </w:r>
           </w:p>
         </w:tc>
@@ -2615,7 +2615,7 @@
                 <w:szCs w:val="25"/>
                 <w:rtl/>
               </w:rPr>
-              <w:t xml:space="preserve">اَلْحِذَاءُ</w:t>
+              <w:t xml:space="preserve">اَلحِذَاءُ</w:t>
             </w:r>
           </w:p>
         </w:tc>
@@ -2785,7 +2785,7 @@
                 <w:szCs w:val="25"/>
                 <w:rtl/>
               </w:rPr>
-              <w:t xml:space="preserve">اَلْمُسْتَشْفَى</w:t>
+              <w:t xml:space="preserve">اَلمُسْتَشْفَى</w:t>
             </w:r>
           </w:p>
         </w:tc>
@@ -2955,7 +2955,7 @@
                 <w:szCs w:val="25"/>
                 <w:rtl/>
               </w:rPr>
-              <w:t xml:space="preserve">اَلْعَمَلُ التَّطَوُّعِيُّ</w:t>
+              <w:t xml:space="preserve">اَلعَمَلُ التَّطَوُّعِيُّ</w:t>
             </w:r>
           </w:p>
         </w:tc>
@@ -3205,7 +3205,7 @@
                 <w:szCs w:val="27"/>
                 <w:rtl/>
               </w:rPr>
-              <w:t xml:space="preserve">سَوْفَ   —   اَلْجَوُّ   —   مَعَ   —   لَا تُهْمِلْ   —   يَجِبُ عَلَى   —   هَيَّا بِنَا   —   مَا رَأْيُكَ</w:t>
+              <w:t xml:space="preserve">سَوْفَ   —   اَلجَوُّ   —   مَعَ   —   لَا تُهْمِلْ   —   يَجِبُ عَلَى   —   هَيَّا بِنَا   —   مَا رَأْيُكَ</w:t>
             </w:r>
           </w:p>
         </w:tc>
@@ -3312,7 +3312,7 @@
                 <w:szCs w:val="25"/>
                 <w:rtl/>
               </w:rPr>
-              <w:t xml:space="preserve">……………………… أَذْهَبُ إِلَى الْمُخَيَّمِ فِي الصَّيْفِ.</w:t>
+              <w:t xml:space="preserve">……………………… أَذْهَبُ إِلَى المُخَيَّمِ فِي الصَّيْفِ.</w:t>
             </w:r>
           </w:p>
         </w:tc>
@@ -3384,7 +3384,7 @@
                 <w:szCs w:val="25"/>
                 <w:rtl/>
               </w:rPr>
-              <w:t xml:space="preserve">……………………… الْيَوْمَ مُمْطِرٌ وَبَارِدٌ.</w:t>
+              <w:t xml:space="preserve">……………………… اليَوْمَ مُمْطِرٌ وَبَارِدٌ.</w:t>
             </w:r>
           </w:p>
         </w:tc>
@@ -3456,7 +3456,7 @@
                 <w:szCs w:val="25"/>
                 <w:rtl/>
               </w:rPr>
-              <w:t xml:space="preserve">سَأُسَافِرُ ……………………… أَقَارِبِي إِلَى الْقَرْيَةِ.</w:t>
+              <w:t xml:space="preserve">سَأُسَافِرُ ……………………… أَقَارِبِي إِلَى القَرْيَةِ.</w:t>
             </w:r>
           </w:p>
         </w:tc>
@@ -3528,7 +3528,7 @@
                 <w:szCs w:val="25"/>
                 <w:rtl/>
               </w:rPr>
-              <w:t xml:space="preserve">……………………… وَاجِبَاتِكَ فِي الْعُطْلَةِ يَا أَخِي.</w:t>
+              <w:t xml:space="preserve">……………………… وَاجِبَاتِكَ فِي العُطْلَةِ يَا أَخِي.</w:t>
             </w:r>
           </w:p>
         </w:tc>
@@ -3600,7 +3600,7 @@
                 <w:szCs w:val="25"/>
                 <w:rtl/>
               </w:rPr>
-              <w:t xml:space="preserve">……………………… الْمُسَافِرِ أَنْ يَأْخُذَ الدَّوَاءَ.</w:t>
+              <w:t xml:space="preserve">……………………… المُسَافِرِ أَنْ يَأْخُذَ الدَّوَاءَ.</w:t>
             </w:r>
           </w:p>
         </w:tc>
@@ -3672,7 +3672,7 @@
                 <w:szCs w:val="25"/>
                 <w:rtl/>
               </w:rPr>
-              <w:t xml:space="preserve">……………………… إِلَى الشَّاطِئِ يَا أَصْدِقَاءُ!</w:t>
+              <w:t xml:space="preserve">……………………… إِلَى الشَّاطِئِ يَا أَصْدِقَاءُ!</w:t>
             </w:r>
           </w:p>
         </w:tc>
@@ -3744,7 +3744,7 @@
                 <w:szCs w:val="25"/>
                 <w:rtl/>
               </w:rPr>
-              <w:t xml:space="preserve">……………………… فِي رِحْلَةٍ إِلَى الْجَبَلِ؟</w:t>
+              <w:t xml:space="preserve">……………………… فِي رِحْلَةٍ إِلَى الجَبَلِ؟</w:t>
             </w:r>
           </w:p>
         </w:tc>
@@ -3851,7 +3851,7 @@
           <w:sz w:val="17"/>
           <w:szCs w:val="17"/>
         </w:rPr>
-        <w:t xml:space="preserve">1.  «سَوْفَ نَذْهَبُ إِلَى الْبَحْرِ» cümlesinin zamanı hangisidir?</w:t>
+        <w:t xml:space="preserve">1.  «سَوْفَ نَذْهَبُ إِلَى البَحْرِ» cümlesinin zamanı hangisidir?</w:t>
       </w:r>
     </w:p>
     <w:tbl>
@@ -4163,7 +4163,7 @@
                 <w:szCs w:val="25"/>
                 <w:rtl/>
               </w:rPr>
-              <w:t xml:space="preserve">كَيْفَ الْجَوُّ الْيَوْمَ؟</w:t>
+              <w:t xml:space="preserve">كَيْف الجَوُّ اليَوْمَ؟</w:t>
             </w:r>
           </w:p>
         </w:tc>
@@ -4268,7 +4268,7 @@
                 <w:szCs w:val="25"/>
                 <w:rtl/>
               </w:rPr>
-              <w:t xml:space="preserve">أَيْنَ الْحَقِيبَةُ؟</w:t>
+              <w:t xml:space="preserve">أَيْن الحَقِيبَةُ؟</w:t>
             </w:r>
           </w:p>
         </w:tc>
@@ -4341,7 +4341,7 @@
           <w:sz w:val="17"/>
           <w:szCs w:val="17"/>
         </w:rPr>
-        <w:t xml:space="preserve">3.  «اَلْمُعَلِّمُونَ» kelimesi hangi çoğul türündendir?</w:t>
+        <w:t xml:space="preserve">3.  «اَلمُعَلِّمُونَ» kelimesi hangi çoğul türündendir?</w:t>
       </w:r>
     </w:p>
     <w:tbl>
@@ -4584,7 +4584,7 @@
           <w:sz w:val="17"/>
           <w:szCs w:val="17"/>
         </w:rPr>
-        <w:t xml:space="preserve">4.  «لَا تَنْسَ الدَّوَاءَ» cümlesinin Türkçe anlamı hangisidir?</w:t>
+        <w:t xml:space="preserve">4.  «لَا تَنْسَ الدَّوَاءَ» cümlesinin Türkçe anlamı hangisidir?</w:t>
       </w:r>
     </w:p>
     <w:tbl>
@@ -4896,7 +4896,7 @@
                 <w:szCs w:val="25"/>
                 <w:rtl/>
               </w:rPr>
-              <w:t xml:space="preserve">اَلصَّيْفُ</w:t>
+              <w:t xml:space="preserve">اَلصَّيْفُ</w:t>
             </w:r>
           </w:p>
         </w:tc>
@@ -4946,7 +4946,7 @@
                 <w:szCs w:val="25"/>
                 <w:rtl/>
               </w:rPr>
-              <w:t xml:space="preserve">اَلشِّتَاءُ</w:t>
+              <w:t xml:space="preserve">اَلشِّتَاءُ</w:t>
             </w:r>
           </w:p>
         </w:tc>
@@ -5001,7 +5001,7 @@
                 <w:szCs w:val="25"/>
                 <w:rtl/>
               </w:rPr>
-              <w:t xml:space="preserve">اَلْخَرِيفُ</w:t>
+              <w:t xml:space="preserve">اَلخَرِيفُ</w:t>
             </w:r>
           </w:p>
         </w:tc>
@@ -5051,7 +5051,7 @@
                 <w:szCs w:val="25"/>
                 <w:rtl/>
               </w:rPr>
-              <w:t xml:space="preserve">اَلْمِشْطُ</w:t>
+              <w:t xml:space="preserve">اَلمِشْطُ</w:t>
             </w:r>
           </w:p>
         </w:tc>
@@ -5353,7 +5353,7 @@
                 <w:szCs w:val="25"/>
                 <w:rtl/>
               </w:rPr>
-              <w:t xml:space="preserve">سَنَذْهَبُ إِلَى الشَّاطِئِ فِي الصَّيْفِ.</w:t>
+              <w:t xml:space="preserve">سَنَذْهَبُ إِلَى الشَّاطِئِ فِي الصَّيْفِ.</w:t>
             </w:r>
           </w:p>
         </w:tc>
@@ -5461,7 +5461,7 @@
                 <w:szCs w:val="25"/>
                 <w:rtl/>
               </w:rPr>
-              <w:t xml:space="preserve">اَلطَّالِبَاتُ يَقْرَأُونَ الْكُتُبَ فِي الْعُطْلَةِ.</w:t>
+              <w:t xml:space="preserve">اَلطَّالِبَاتُ يَقْرَأُونَ الكُتُبَ فِي العُطْلَةِ.</w:t>
             </w:r>
           </w:p>
         </w:tc>
@@ -5569,7 +5569,7 @@
                 <w:szCs w:val="25"/>
                 <w:rtl/>
               </w:rPr>
-              <w:t xml:space="preserve">يَجِبُ عَلَى الْمَرِيضِ أَنْ يَشْرَبَ الدَّوَاءَ.</w:t>
+              <w:t xml:space="preserve">يَجِبُ عَلَى المَرِيضِ أَنْ يَشْرَبَ الدَّوَاءَ.</w:t>
             </w:r>
           </w:p>
         </w:tc>
@@ -5785,7 +5785,7 @@
                 <w:szCs w:val="25"/>
                 <w:rtl/>
               </w:rPr>
-              <w:t xml:space="preserve">اَلْجَوُّ فِي الرَّبِيعِ مُعْتَدِلٌ وَجَمِيلٌ.</w:t>
+              <w:t xml:space="preserve">اَلجَوُّ فِي الرَّبِيعِ مُعْتَدِلٌ وَجَمِيلٌ.</w:t>
             </w:r>
           </w:p>
         </w:tc>
@@ -6000,7 +6000,7 @@
                 <w:szCs w:val="25"/>
                 <w:rtl/>
               </w:rPr>
-              <w:t xml:space="preserve">اَلصَّيْفِ  ـ  فِي  ـ  إِلَى  ـ  سَنُسَافِرُ  ـ  الْقَرْيَةِ</w:t>
+              <w:t xml:space="preserve">اَلصَّيْفِ  ـ  فِي  ـ  إِلَى  ـ  سَنُسَافِرُ  ـ  القَرْيَةِ</w:t>
             </w:r>
           </w:p>
         </w:tc>
@@ -6072,7 +6072,7 @@
                 <w:szCs w:val="25"/>
                 <w:rtl/>
               </w:rPr>
-              <w:t xml:space="preserve">حَارٌّ  ـ  اَلْيَوْمَ  ـ  اَلْجَوُّ  ـ  جِدًّا</w:t>
+              <w:t xml:space="preserve">حَارٌّ  ـ  اَليَوْمَ  ـ  اَلجَوُّ  ـ  جِدًّا</w:t>
             </w:r>
           </w:p>
         </w:tc>
@@ -6144,7 +6144,7 @@
                 <w:szCs w:val="25"/>
                 <w:rtl/>
               </w:rPr>
-              <w:t xml:space="preserve">مَلَابِسَكَ  ـ  فِي  ـ  ضَعْ  ـ  الْحَقِيبَةِ</w:t>
+              <w:t xml:space="preserve">مَلَابِسَكَ  ـ  فِي  ـ  ضَعْ  ـ  الحَقِيبَةِ</w:t>
             </w:r>
           </w:p>
         </w:tc>
@@ -6216,7 +6216,7 @@
                 <w:szCs w:val="25"/>
                 <w:rtl/>
               </w:rPr>
-              <w:t xml:space="preserve">الْقُرْآنَ  ـ  أَنْ  ـ  أُرِيدُ  ـ  أَحْفَظَ</w:t>
+              <w:t xml:space="preserve">القُرْآنَ  ـ  أَنْ  ـ  أُرِيدُ  ـ  أَحْفَظَ</w:t>
             </w:r>
           </w:p>
         </w:tc>
@@ -6288,7 +6288,7 @@
                 <w:szCs w:val="25"/>
                 <w:rtl/>
               </w:rPr>
-              <w:t xml:space="preserve">اَلْمُسَافِرِ  ـ  يَجِبُ  ـ  أَنْ  ـ  عَلَى  ـ  يَحْذَرَ</w:t>
+              <w:t xml:space="preserve">اَلمُسَافِرِ  ـ  يَجِبُ  ـ  أَنْ  ـ  عَلَى  ـ  يَحْذَرَ</w:t>
             </w:r>
           </w:p>
         </w:tc>
@@ -6440,7 +6440,7 @@
                 <w:szCs w:val="27"/>
                 <w:rtl/>
               </w:rPr>
-              <w:t xml:space="preserve">فِي الْعُطْلَةِ الصَّيْفِيَّةِ   —   سَوْفَ   —   سَأَضَعُ فِي حَقِيبَتِي   —   اَلْجَوُّ   —   أُرِيدُ أَنْ   —   مَعَ أُسْرَتِي   —   يَجِبُ عَلَيَّ أَنْ   —   فِي النِّهَايَةِ</w:t>
+              <w:t xml:space="preserve">فِي العُطْلَةِ الصَّيْفِيَّةِ   —   سَوْفَ   —   سَأَضَعُ فِي حَقِيبَتِي   —   اَلجَوُّ   —   أُرِيدُ أَنْ   —   مَعَ أُسْرَتِي   —   يَجِبُ عَلَيّ أَنْ   —   فِي النِّهَايَةِ</w:t>
             </w:r>
           </w:p>
         </w:tc>
@@ -6978,7 +6978,7 @@
                 <w:szCs w:val="25"/>
                 <w:rtl/>
               </w:rPr>
-              <w:t xml:space="preserve">فِي الْعُطْلَةِ الصَّيْفِيَّةِ سَنَذْهَبُ إِلَى شَاطِئِ الْبَحْرِ. · اَلْجَوُّ الْيَوْمَ حَارٌّ جِدًّا.</w:t>
+              <w:t xml:space="preserve">فِي العُطْلَةِ الصَّيْفِيَّةِ سَنَذْهَبُ إِلَى شَاطِئِ البَحْرِ. · اَلجَوُّ اليَوْمَ حَارٌّ جِدًّا.</w:t>
             </w:r>
           </w:p>
           <w:p>
@@ -6996,7 +6996,7 @@
                 <w:szCs w:val="25"/>
                 <w:rtl/>
               </w:rPr>
-              <w:t xml:space="preserve">لَا تُهْمِلْ وَضْعَ دَوَائِكَ فِي حَقِيبَتِكَ. · سَأَشْتَرِكُ فِي بَرْنَامَجِ تَحْفِيظِ الْقُرْآنِ.</w:t>
+              <w:t xml:space="preserve">لَا تُهْمِلْ وَضْعَ دَوَائِكَ فِي حَقِيبَتِكَ. · سَأَشْتَرِكُ فِي بَرْنَامَجِ تَحْفِيظِ القُرْآنِ.</w:t>
             </w:r>
           </w:p>
           <w:p>
@@ -7014,7 +7014,7 @@
                 <w:szCs w:val="25"/>
                 <w:rtl/>
               </w:rPr>
-              <w:t xml:space="preserve">يَجِبُ عَلَى الطُّلَّابِ أَنْ يَنَامُوا مُبَكِّرًا. · هَيَّا بِنَا إِلَى الْحَدِيقَةِ مَعًا!</w:t>
+              <w:t xml:space="preserve">يَجِبُ عَلَى الطُّلَّابِ أَنْ يَنَامُوا مُبَكِّرًا. · هَيَّا بِنَا إِلَى الحَدِيقَةِ مَعًا!</w:t>
             </w:r>
           </w:p>
         </w:tc>
@@ -7202,7 +7202,7 @@
                 <w:szCs w:val="25"/>
                 <w:rtl/>
               </w:rPr>
-              <w:t xml:space="preserve">سَوْفَ ، اَلْجَوُّ ، مَعَ ، لَا تُهْمِلْ ، يَجِبُ عَلَى ، هَيَّا بِنَا ، مَا رَأْيُكَ</w:t>
+              <w:t xml:space="preserve">سَوْفَ ، اَلجَوُّ ، مَعَ ، لَا تُهْمِلْ ، يَجِبُ عَلَى ، هَيَّا بِنَا ، مَا رَأْيُكَ</w:t>
             </w:r>
           </w:p>
         </w:tc>
@@ -7484,7 +7484,7 @@
                 <w:szCs w:val="25"/>
                 <w:rtl/>
               </w:rPr>
-              <w:t xml:space="preserve">سَنُسَافِرُ فِي الصَّيْفِ إِلَى الْقَرْيَةِ. · اَلْجَوُّ الْيَوْمَ حَارٌّ جِدًّا.</w:t>
+              <w:t xml:space="preserve">سَنُسَافِرُ فِي الصَّيْفِ إِلَى القَرْيَةِ. · اَلجَوُّ اليَوْمَ حَارٌّ جِدًّا.</w:t>
             </w:r>
           </w:p>
           <w:p>
@@ -7502,7 +7502,7 @@
                 <w:szCs w:val="25"/>
                 <w:rtl/>
               </w:rPr>
-              <w:t xml:space="preserve">ضَعْ مَلَابِسَكَ فِي الْحَقِيبَةِ. · أُرِيدُ أَنْ أَحْفَظَ الْقُرْآنَ.</w:t>
+              <w:t xml:space="preserve">ضَعْ مَلَابِسَكَ فِي الحَقِيبَةِ. · أُرِيدُ أَنْ أَحْفَظَ القُرْآنَ.</w:t>
             </w:r>
           </w:p>
           <w:p>
@@ -7520,7 +7520,7 @@
                 <w:szCs w:val="25"/>
                 <w:rtl/>
               </w:rPr>
-              <w:t xml:space="preserve">يَجِبُ عَلَى الْمُسَافِرِ أَنْ يَحْذَرَ.</w:t>
+              <w:t xml:space="preserve">يَجِبُ عَلَى المُسَافِرِ أَنْ يَحْذَرَ.</w:t>
             </w:r>
           </w:p>
         </w:tc>

--- a/dosyalar/sinavlar/10-sinif/arapca-10-2d2y-klasik.docx
+++ b/dosyalar/sinavlar/10-sinif/arapca-10-2d2y-klasik.docx
@@ -632,7 +632,7 @@
             </w:pPr>
             <w:r>
               <w:rPr>
-                <w:rFonts w:ascii="Markazi Text" w:cs="Markazi Text" w:eastAsia="Markazi Text" w:hAnsi="Markazi Text"/>
+                <w:rFonts w:ascii="Arakom" w:cs="Arakom" w:eastAsia="Arakom" w:hAnsi="Arakom"/>
                 <w:b w:val="false"/>
                 <w:bCs w:val="false"/>
                 <w:color w:val="111111"/>
@@ -728,7 +728,7 @@
             </w:pPr>
             <w:r>
               <w:rPr>
-                <w:rFonts w:ascii="Markazi Text" w:cs="Markazi Text" w:eastAsia="Markazi Text" w:hAnsi="Markazi Text"/>
+                <w:rFonts w:ascii="Arakom" w:cs="Arakom" w:eastAsia="Arakom" w:hAnsi="Arakom"/>
                 <w:b w:val="false"/>
                 <w:bCs w:val="false"/>
                 <w:color w:val="111111"/>
@@ -824,7 +824,7 @@
             </w:pPr>
             <w:r>
               <w:rPr>
-                <w:rFonts w:ascii="Markazi Text" w:cs="Markazi Text" w:eastAsia="Markazi Text" w:hAnsi="Markazi Text"/>
+                <w:rFonts w:ascii="Arakom" w:cs="Arakom" w:eastAsia="Arakom" w:hAnsi="Arakom"/>
                 <w:b w:val="false"/>
                 <w:bCs w:val="false"/>
                 <w:color w:val="111111"/>
@@ -920,7 +920,7 @@
             </w:pPr>
             <w:r>
               <w:rPr>
-                <w:rFonts w:ascii="Markazi Text" w:cs="Markazi Text" w:eastAsia="Markazi Text" w:hAnsi="Markazi Text"/>
+                <w:rFonts w:ascii="Arakom" w:cs="Arakom" w:eastAsia="Arakom" w:hAnsi="Arakom"/>
                 <w:b w:val="false"/>
                 <w:bCs w:val="false"/>
                 <w:color w:val="111111"/>
@@ -1016,7 +1016,7 @@
             </w:pPr>
             <w:r>
               <w:rPr>
-                <w:rFonts w:ascii="Markazi Text" w:cs="Markazi Text" w:eastAsia="Markazi Text" w:hAnsi="Markazi Text"/>
+                <w:rFonts w:ascii="Arakom" w:cs="Arakom" w:eastAsia="Arakom" w:hAnsi="Arakom"/>
                 <w:b w:val="false"/>
                 <w:bCs w:val="false"/>
                 <w:color w:val="111111"/>
@@ -1112,7 +1112,7 @@
             </w:pPr>
             <w:r>
               <w:rPr>
-                <w:rFonts w:ascii="Markazi Text" w:cs="Markazi Text" w:eastAsia="Markazi Text" w:hAnsi="Markazi Text"/>
+                <w:rFonts w:ascii="Arakom" w:cs="Arakom" w:eastAsia="Arakom" w:hAnsi="Arakom"/>
                 <w:b w:val="false"/>
                 <w:bCs w:val="false"/>
                 <w:color w:val="111111"/>
@@ -1441,7 +1441,7 @@
             </w:pPr>
             <w:r>
               <w:rPr>
-                <w:rFonts w:ascii="Markazi Text" w:cs="Markazi Text" w:eastAsia="Markazi Text" w:hAnsi="Markazi Text"/>
+                <w:rFonts w:ascii="Arakom" w:cs="Arakom" w:eastAsia="Arakom" w:hAnsi="Arakom"/>
                 <w:b w:val="false"/>
                 <w:bCs w:val="false"/>
                 <w:color w:val="111111"/>
@@ -1537,7 +1537,7 @@
             </w:pPr>
             <w:r>
               <w:rPr>
-                <w:rFonts w:ascii="Markazi Text" w:cs="Markazi Text" w:eastAsia="Markazi Text" w:hAnsi="Markazi Text"/>
+                <w:rFonts w:ascii="Arakom" w:cs="Arakom" w:eastAsia="Arakom" w:hAnsi="Arakom"/>
                 <w:b w:val="false"/>
                 <w:bCs w:val="false"/>
                 <w:color w:val="111111"/>
@@ -1633,7 +1633,7 @@
             </w:pPr>
             <w:r>
               <w:rPr>
-                <w:rFonts w:ascii="Markazi Text" w:cs="Markazi Text" w:eastAsia="Markazi Text" w:hAnsi="Markazi Text"/>
+                <w:rFonts w:ascii="Arakom" w:cs="Arakom" w:eastAsia="Arakom" w:hAnsi="Arakom"/>
                 <w:b w:val="false"/>
                 <w:bCs w:val="false"/>
                 <w:color w:val="111111"/>
@@ -1729,7 +1729,7 @@
             </w:pPr>
             <w:r>
               <w:rPr>
-                <w:rFonts w:ascii="Markazi Text" w:cs="Markazi Text" w:eastAsia="Markazi Text" w:hAnsi="Markazi Text"/>
+                <w:rFonts w:ascii="Arakom" w:cs="Arakom" w:eastAsia="Arakom" w:hAnsi="Arakom"/>
                 <w:b w:val="false"/>
                 <w:bCs w:val="false"/>
                 <w:color w:val="111111"/>
@@ -1825,7 +1825,7 @@
             </w:pPr>
             <w:r>
               <w:rPr>
-                <w:rFonts w:ascii="Markazi Text" w:cs="Markazi Text" w:eastAsia="Markazi Text" w:hAnsi="Markazi Text"/>
+                <w:rFonts w:ascii="Arakom" w:cs="Arakom" w:eastAsia="Arakom" w:hAnsi="Arakom"/>
                 <w:b w:val="false"/>
                 <w:bCs w:val="false"/>
                 <w:color w:val="111111"/>
@@ -1921,7 +1921,7 @@
             </w:pPr>
             <w:r>
               <w:rPr>
-                <w:rFonts w:ascii="Markazi Text" w:cs="Markazi Text" w:eastAsia="Markazi Text" w:hAnsi="Markazi Text"/>
+                <w:rFonts w:ascii="Arakom" w:cs="Arakom" w:eastAsia="Arakom" w:hAnsi="Arakom"/>
                 <w:b w:val="false"/>
                 <w:bCs w:val="false"/>
                 <w:color w:val="111111"/>
@@ -2097,7 +2097,7 @@
             </w:pPr>
             <w:r>
               <w:rPr>
-                <w:rFonts w:ascii="Markazi Text" w:cs="Markazi Text" w:eastAsia="Markazi Text" w:hAnsi="Markazi Text"/>
+                <w:rFonts w:ascii="Arakom" w:cs="Arakom" w:eastAsia="Arakom" w:hAnsi="Arakom"/>
                 <w:b w:val="false"/>
                 <w:bCs w:val="false"/>
                 <w:color w:val="111111"/>
@@ -2267,7 +2267,7 @@
             </w:pPr>
             <w:r>
               <w:rPr>
-                <w:rFonts w:ascii="Markazi Text" w:cs="Markazi Text" w:eastAsia="Markazi Text" w:hAnsi="Markazi Text"/>
+                <w:rFonts w:ascii="Arakom" w:cs="Arakom" w:eastAsia="Arakom" w:hAnsi="Arakom"/>
                 <w:b w:val="false"/>
                 <w:bCs w:val="false"/>
                 <w:color w:val="111111"/>
@@ -2437,7 +2437,7 @@
             </w:pPr>
             <w:r>
               <w:rPr>
-                <w:rFonts w:ascii="Markazi Text" w:cs="Markazi Text" w:eastAsia="Markazi Text" w:hAnsi="Markazi Text"/>
+                <w:rFonts w:ascii="Arakom" w:cs="Arakom" w:eastAsia="Arakom" w:hAnsi="Arakom"/>
                 <w:b w:val="false"/>
                 <w:bCs w:val="false"/>
                 <w:color w:val="111111"/>
@@ -2607,7 +2607,7 @@
             </w:pPr>
             <w:r>
               <w:rPr>
-                <w:rFonts w:ascii="Markazi Text" w:cs="Markazi Text" w:eastAsia="Markazi Text" w:hAnsi="Markazi Text"/>
+                <w:rFonts w:ascii="Arakom" w:cs="Arakom" w:eastAsia="Arakom" w:hAnsi="Arakom"/>
                 <w:b w:val="false"/>
                 <w:bCs w:val="false"/>
                 <w:color w:val="111111"/>
@@ -2777,7 +2777,7 @@
             </w:pPr>
             <w:r>
               <w:rPr>
-                <w:rFonts w:ascii="Markazi Text" w:cs="Markazi Text" w:eastAsia="Markazi Text" w:hAnsi="Markazi Text"/>
+                <w:rFonts w:ascii="Arakom" w:cs="Arakom" w:eastAsia="Arakom" w:hAnsi="Arakom"/>
                 <w:b w:val="false"/>
                 <w:bCs w:val="false"/>
                 <w:color w:val="111111"/>
@@ -2947,7 +2947,7 @@
             </w:pPr>
             <w:r>
               <w:rPr>
-                <w:rFonts w:ascii="Markazi Text" w:cs="Markazi Text" w:eastAsia="Markazi Text" w:hAnsi="Markazi Text"/>
+                <w:rFonts w:ascii="Arakom" w:cs="Arakom" w:eastAsia="Arakom" w:hAnsi="Arakom"/>
                 <w:b w:val="false"/>
                 <w:bCs w:val="false"/>
                 <w:color w:val="111111"/>
@@ -3197,7 +3197,7 @@
             </w:pPr>
             <w:r>
               <w:rPr>
-                <w:rFonts w:ascii="Markazi Text" w:cs="Markazi Text" w:eastAsia="Markazi Text" w:hAnsi="Markazi Text"/>
+                <w:rFonts w:ascii="Arakom" w:cs="Arakom" w:eastAsia="Arakom" w:hAnsi="Arakom"/>
                 <w:b w:val="false"/>
                 <w:bCs w:val="false"/>
                 <w:color w:val="111111"/>
@@ -3304,7 +3304,7 @@
             </w:pPr>
             <w:r>
               <w:rPr>
-                <w:rFonts w:ascii="Markazi Text" w:cs="Markazi Text" w:eastAsia="Markazi Text" w:hAnsi="Markazi Text"/>
+                <w:rFonts w:ascii="Arakom" w:cs="Arakom" w:eastAsia="Arakom" w:hAnsi="Arakom"/>
                 <w:b w:val="false"/>
                 <w:bCs w:val="false"/>
                 <w:color w:val="111111"/>
@@ -3376,7 +3376,7 @@
             </w:pPr>
             <w:r>
               <w:rPr>
-                <w:rFonts w:ascii="Markazi Text" w:cs="Markazi Text" w:eastAsia="Markazi Text" w:hAnsi="Markazi Text"/>
+                <w:rFonts w:ascii="Arakom" w:cs="Arakom" w:eastAsia="Arakom" w:hAnsi="Arakom"/>
                 <w:b w:val="false"/>
                 <w:bCs w:val="false"/>
                 <w:color w:val="111111"/>
@@ -3448,7 +3448,7 @@
             </w:pPr>
             <w:r>
               <w:rPr>
-                <w:rFonts w:ascii="Markazi Text" w:cs="Markazi Text" w:eastAsia="Markazi Text" w:hAnsi="Markazi Text"/>
+                <w:rFonts w:ascii="Arakom" w:cs="Arakom" w:eastAsia="Arakom" w:hAnsi="Arakom"/>
                 <w:b w:val="false"/>
                 <w:bCs w:val="false"/>
                 <w:color w:val="111111"/>
@@ -3520,7 +3520,7 @@
             </w:pPr>
             <w:r>
               <w:rPr>
-                <w:rFonts w:ascii="Markazi Text" w:cs="Markazi Text" w:eastAsia="Markazi Text" w:hAnsi="Markazi Text"/>
+                <w:rFonts w:ascii="Arakom" w:cs="Arakom" w:eastAsia="Arakom" w:hAnsi="Arakom"/>
                 <w:b w:val="false"/>
                 <w:bCs w:val="false"/>
                 <w:color w:val="111111"/>
@@ -3592,7 +3592,7 @@
             </w:pPr>
             <w:r>
               <w:rPr>
-                <w:rFonts w:ascii="Markazi Text" w:cs="Markazi Text" w:eastAsia="Markazi Text" w:hAnsi="Markazi Text"/>
+                <w:rFonts w:ascii="Arakom" w:cs="Arakom" w:eastAsia="Arakom" w:hAnsi="Arakom"/>
                 <w:b w:val="false"/>
                 <w:bCs w:val="false"/>
                 <w:color w:val="111111"/>
@@ -3664,7 +3664,7 @@
             </w:pPr>
             <w:r>
               <w:rPr>
-                <w:rFonts w:ascii="Markazi Text" w:cs="Markazi Text" w:eastAsia="Markazi Text" w:hAnsi="Markazi Text"/>
+                <w:rFonts w:ascii="Arakom" w:cs="Arakom" w:eastAsia="Arakom" w:hAnsi="Arakom"/>
                 <w:b w:val="false"/>
                 <w:bCs w:val="false"/>
                 <w:color w:val="111111"/>
@@ -3736,7 +3736,7 @@
             </w:pPr>
             <w:r>
               <w:rPr>
-                <w:rFonts w:ascii="Markazi Text" w:cs="Markazi Text" w:eastAsia="Markazi Text" w:hAnsi="Markazi Text"/>
+                <w:rFonts w:ascii="Arakom" w:cs="Arakom" w:eastAsia="Arakom" w:hAnsi="Arakom"/>
                 <w:b w:val="false"/>
                 <w:bCs w:val="false"/>
                 <w:color w:val="111111"/>
@@ -4155,7 +4155,7 @@
             </w:r>
             <w:r>
               <w:rPr>
-                <w:rFonts w:ascii="Markazi Text" w:cs="Markazi Text" w:eastAsia="Markazi Text" w:hAnsi="Markazi Text"/>
+                <w:rFonts w:ascii="Arakom" w:cs="Arakom" w:eastAsia="Arakom" w:hAnsi="Arakom"/>
                 <w:b w:val="false"/>
                 <w:bCs w:val="false"/>
                 <w:color w:val="111111"/>
@@ -4205,7 +4205,7 @@
             </w:r>
             <w:r>
               <w:rPr>
-                <w:rFonts w:ascii="Markazi Text" w:cs="Markazi Text" w:eastAsia="Markazi Text" w:hAnsi="Markazi Text"/>
+                <w:rFonts w:ascii="Arakom" w:cs="Arakom" w:eastAsia="Arakom" w:hAnsi="Arakom"/>
                 <w:b w:val="false"/>
                 <w:bCs w:val="false"/>
                 <w:color w:val="111111"/>
@@ -4260,7 +4260,7 @@
             </w:r>
             <w:r>
               <w:rPr>
-                <w:rFonts w:ascii="Markazi Text" w:cs="Markazi Text" w:eastAsia="Markazi Text" w:hAnsi="Markazi Text"/>
+                <w:rFonts w:ascii="Arakom" w:cs="Arakom" w:eastAsia="Arakom" w:hAnsi="Arakom"/>
                 <w:b w:val="false"/>
                 <w:bCs w:val="false"/>
                 <w:color w:val="111111"/>
@@ -4310,7 +4310,7 @@
             </w:r>
             <w:r>
               <w:rPr>
-                <w:rFonts w:ascii="Markazi Text" w:cs="Markazi Text" w:eastAsia="Markazi Text" w:hAnsi="Markazi Text"/>
+                <w:rFonts w:ascii="Arakom" w:cs="Arakom" w:eastAsia="Arakom" w:hAnsi="Arakom"/>
                 <w:b w:val="false"/>
                 <w:bCs w:val="false"/>
                 <w:color w:val="111111"/>
@@ -4888,7 +4888,7 @@
             </w:r>
             <w:r>
               <w:rPr>
-                <w:rFonts w:ascii="Markazi Text" w:cs="Markazi Text" w:eastAsia="Markazi Text" w:hAnsi="Markazi Text"/>
+                <w:rFonts w:ascii="Arakom" w:cs="Arakom" w:eastAsia="Arakom" w:hAnsi="Arakom"/>
                 <w:b w:val="false"/>
                 <w:bCs w:val="false"/>
                 <w:color w:val="111111"/>
@@ -4938,7 +4938,7 @@
             </w:r>
             <w:r>
               <w:rPr>
-                <w:rFonts w:ascii="Markazi Text" w:cs="Markazi Text" w:eastAsia="Markazi Text" w:hAnsi="Markazi Text"/>
+                <w:rFonts w:ascii="Arakom" w:cs="Arakom" w:eastAsia="Arakom" w:hAnsi="Arakom"/>
                 <w:b w:val="false"/>
                 <w:bCs w:val="false"/>
                 <w:color w:val="111111"/>
@@ -4993,7 +4993,7 @@
             </w:r>
             <w:r>
               <w:rPr>
-                <w:rFonts w:ascii="Markazi Text" w:cs="Markazi Text" w:eastAsia="Markazi Text" w:hAnsi="Markazi Text"/>
+                <w:rFonts w:ascii="Arakom" w:cs="Arakom" w:eastAsia="Arakom" w:hAnsi="Arakom"/>
                 <w:b w:val="false"/>
                 <w:bCs w:val="false"/>
                 <w:color w:val="111111"/>
@@ -5043,7 +5043,7 @@
             </w:r>
             <w:r>
               <w:rPr>
-                <w:rFonts w:ascii="Markazi Text" w:cs="Markazi Text" w:eastAsia="Markazi Text" w:hAnsi="Markazi Text"/>
+                <w:rFonts w:ascii="Arakom" w:cs="Arakom" w:eastAsia="Arakom" w:hAnsi="Arakom"/>
                 <w:b w:val="false"/>
                 <w:bCs w:val="false"/>
                 <w:color w:val="111111"/>
@@ -5345,7 +5345,7 @@
             </w:pPr>
             <w:r>
               <w:rPr>
-                <w:rFonts w:ascii="Markazi Text" w:cs="Markazi Text" w:eastAsia="Markazi Text" w:hAnsi="Markazi Text"/>
+                <w:rFonts w:ascii="Arakom" w:cs="Arakom" w:eastAsia="Arakom" w:hAnsi="Arakom"/>
                 <w:b w:val="false"/>
                 <w:bCs w:val="false"/>
                 <w:color w:val="111111"/>
@@ -5453,7 +5453,7 @@
             </w:pPr>
             <w:r>
               <w:rPr>
-                <w:rFonts w:ascii="Markazi Text" w:cs="Markazi Text" w:eastAsia="Markazi Text" w:hAnsi="Markazi Text"/>
+                <w:rFonts w:ascii="Arakom" w:cs="Arakom" w:eastAsia="Arakom" w:hAnsi="Arakom"/>
                 <w:b w:val="false"/>
                 <w:bCs w:val="false"/>
                 <w:color w:val="111111"/>
@@ -5561,7 +5561,7 @@
             </w:pPr>
             <w:r>
               <w:rPr>
-                <w:rFonts w:ascii="Markazi Text" w:cs="Markazi Text" w:eastAsia="Markazi Text" w:hAnsi="Markazi Text"/>
+                <w:rFonts w:ascii="Arakom" w:cs="Arakom" w:eastAsia="Arakom" w:hAnsi="Arakom"/>
                 <w:b w:val="false"/>
                 <w:bCs w:val="false"/>
                 <w:color w:val="111111"/>
@@ -5669,7 +5669,7 @@
             </w:pPr>
             <w:r>
               <w:rPr>
-                <w:rFonts w:ascii="Markazi Text" w:cs="Markazi Text" w:eastAsia="Markazi Text" w:hAnsi="Markazi Text"/>
+                <w:rFonts w:ascii="Arakom" w:cs="Arakom" w:eastAsia="Arakom" w:hAnsi="Arakom"/>
                 <w:b w:val="false"/>
                 <w:bCs w:val="false"/>
                 <w:color w:val="111111"/>
@@ -5777,7 +5777,7 @@
             </w:pPr>
             <w:r>
               <w:rPr>
-                <w:rFonts w:ascii="Markazi Text" w:cs="Markazi Text" w:eastAsia="Markazi Text" w:hAnsi="Markazi Text"/>
+                <w:rFonts w:ascii="Arakom" w:cs="Arakom" w:eastAsia="Arakom" w:hAnsi="Arakom"/>
                 <w:b w:val="false"/>
                 <w:bCs w:val="false"/>
                 <w:color w:val="111111"/>
@@ -5992,7 +5992,7 @@
             </w:pPr>
             <w:r>
               <w:rPr>
-                <w:rFonts w:ascii="Markazi Text" w:cs="Markazi Text" w:eastAsia="Markazi Text" w:hAnsi="Markazi Text"/>
+                <w:rFonts w:ascii="Arakom" w:cs="Arakom" w:eastAsia="Arakom" w:hAnsi="Arakom"/>
                 <w:b w:val="false"/>
                 <w:bCs w:val="false"/>
                 <w:color w:val="111111"/>
@@ -6064,7 +6064,7 @@
             </w:pPr>
             <w:r>
               <w:rPr>
-                <w:rFonts w:ascii="Markazi Text" w:cs="Markazi Text" w:eastAsia="Markazi Text" w:hAnsi="Markazi Text"/>
+                <w:rFonts w:ascii="Arakom" w:cs="Arakom" w:eastAsia="Arakom" w:hAnsi="Arakom"/>
                 <w:b w:val="false"/>
                 <w:bCs w:val="false"/>
                 <w:color w:val="111111"/>
@@ -6136,7 +6136,7 @@
             </w:pPr>
             <w:r>
               <w:rPr>
-                <w:rFonts w:ascii="Markazi Text" w:cs="Markazi Text" w:eastAsia="Markazi Text" w:hAnsi="Markazi Text"/>
+                <w:rFonts w:ascii="Arakom" w:cs="Arakom" w:eastAsia="Arakom" w:hAnsi="Arakom"/>
                 <w:b w:val="false"/>
                 <w:bCs w:val="false"/>
                 <w:color w:val="111111"/>
@@ -6208,7 +6208,7 @@
             </w:pPr>
             <w:r>
               <w:rPr>
-                <w:rFonts w:ascii="Markazi Text" w:cs="Markazi Text" w:eastAsia="Markazi Text" w:hAnsi="Markazi Text"/>
+                <w:rFonts w:ascii="Arakom" w:cs="Arakom" w:eastAsia="Arakom" w:hAnsi="Arakom"/>
                 <w:b w:val="false"/>
                 <w:bCs w:val="false"/>
                 <w:color w:val="111111"/>
@@ -6280,7 +6280,7 @@
             </w:pPr>
             <w:r>
               <w:rPr>
-                <w:rFonts w:ascii="Markazi Text" w:cs="Markazi Text" w:eastAsia="Markazi Text" w:hAnsi="Markazi Text"/>
+                <w:rFonts w:ascii="Arakom" w:cs="Arakom" w:eastAsia="Arakom" w:hAnsi="Arakom"/>
                 <w:b w:val="false"/>
                 <w:bCs w:val="false"/>
                 <w:color w:val="111111"/>
@@ -6432,7 +6432,7 @@
             </w:pPr>
             <w:r>
               <w:rPr>
-                <w:rFonts w:ascii="Markazi Text" w:cs="Markazi Text" w:eastAsia="Markazi Text" w:hAnsi="Markazi Text"/>
+                <w:rFonts w:ascii="Arakom" w:cs="Arakom" w:eastAsia="Arakom" w:hAnsi="Arakom"/>
                 <w:b w:val="false"/>
                 <w:bCs w:val="false"/>
                 <w:color w:val="111111"/>
@@ -6970,7 +6970,7 @@
             </w:pPr>
             <w:r>
               <w:rPr>
-                <w:rFonts w:ascii="Markazi Text" w:cs="Markazi Text" w:eastAsia="Markazi Text" w:hAnsi="Markazi Text"/>
+                <w:rFonts w:ascii="Arakom" w:cs="Arakom" w:eastAsia="Arakom" w:hAnsi="Arakom"/>
                 <w:b w:val="false"/>
                 <w:bCs w:val="false"/>
                 <w:color w:val="111111"/>
@@ -6988,7 +6988,7 @@
             </w:pPr>
             <w:r>
               <w:rPr>
-                <w:rFonts w:ascii="Markazi Text" w:cs="Markazi Text" w:eastAsia="Markazi Text" w:hAnsi="Markazi Text"/>
+                <w:rFonts w:ascii="Arakom" w:cs="Arakom" w:eastAsia="Arakom" w:hAnsi="Arakom"/>
                 <w:b w:val="false"/>
                 <w:bCs w:val="false"/>
                 <w:color w:val="111111"/>
@@ -7006,7 +7006,7 @@
             </w:pPr>
             <w:r>
               <w:rPr>
-                <w:rFonts w:ascii="Markazi Text" w:cs="Markazi Text" w:eastAsia="Markazi Text" w:hAnsi="Markazi Text"/>
+                <w:rFonts w:ascii="Arakom" w:cs="Arakom" w:eastAsia="Arakom" w:hAnsi="Arakom"/>
                 <w:b w:val="false"/>
                 <w:bCs w:val="false"/>
                 <w:color w:val="111111"/>
@@ -7194,7 +7194,7 @@
             </w:pPr>
             <w:r>
               <w:rPr>
-                <w:rFonts w:ascii="Markazi Text" w:cs="Markazi Text" w:eastAsia="Markazi Text" w:hAnsi="Markazi Text"/>
+                <w:rFonts w:ascii="Arakom" w:cs="Arakom" w:eastAsia="Arakom" w:hAnsi="Arakom"/>
                 <w:b w:val="false"/>
                 <w:bCs w:val="false"/>
                 <w:color w:val="111111"/>
@@ -7476,7 +7476,7 @@
             </w:pPr>
             <w:r>
               <w:rPr>
-                <w:rFonts w:ascii="Markazi Text" w:cs="Markazi Text" w:eastAsia="Markazi Text" w:hAnsi="Markazi Text"/>
+                <w:rFonts w:ascii="Arakom" w:cs="Arakom" w:eastAsia="Arakom" w:hAnsi="Arakom"/>
                 <w:b w:val="false"/>
                 <w:bCs w:val="false"/>
                 <w:color w:val="111111"/>
@@ -7494,7 +7494,7 @@
             </w:pPr>
             <w:r>
               <w:rPr>
-                <w:rFonts w:ascii="Markazi Text" w:cs="Markazi Text" w:eastAsia="Markazi Text" w:hAnsi="Markazi Text"/>
+                <w:rFonts w:ascii="Arakom" w:cs="Arakom" w:eastAsia="Arakom" w:hAnsi="Arakom"/>
                 <w:b w:val="false"/>
                 <w:bCs w:val="false"/>
                 <w:color w:val="111111"/>
@@ -7512,7 +7512,7 @@
             </w:pPr>
             <w:r>
               <w:rPr>
-                <w:rFonts w:ascii="Markazi Text" w:cs="Markazi Text" w:eastAsia="Markazi Text" w:hAnsi="Markazi Text"/>
+                <w:rFonts w:ascii="Arakom" w:cs="Arakom" w:eastAsia="Arakom" w:hAnsi="Arakom"/>
                 <w:b w:val="false"/>
                 <w:bCs w:val="false"/>
                 <w:color w:val="111111"/>
